--- a/Fase 1/Evidencias Grupales/1.4_APT122_FormativaFase1.docx
+++ b/Fase 1/Evidencias Grupales/1.4_APT122_FormativaFase1.docx
@@ -25,24 +25,6 @@
           <w:color w:val="000000" w:themeColor="text1"/>
         </w:rPr>
       </w:r>
-    </w:p>
-    <w:p>
-      <w:pPr>
-        <w:pBdr/>
-        <w:spacing/>
-        <w:ind/>
-        <w:jc w:val="both"/>
-        <w:rPr>
-          <w:rFonts w:ascii="Calibri" w:hAnsi="Calibri" w:eastAsia="Calibri" w:cs="Calibri"/>
-          <w:color w:val="000000" w:themeColor="text1"/>
-        </w:rPr>
-      </w:pPr>
-      <w:r>
-        <w:rPr>
-          <w:rFonts w:ascii="Calibri" w:hAnsi="Calibri" w:eastAsia="Calibri" w:cs="Calibri"/>
-          <w:color w:val="000000" w:themeColor="text1"/>
-        </w:rPr>
-      </w:r>
       <w:r>
         <w:rPr>
           <w:rFonts w:ascii="Calibri" w:hAnsi="Calibri" w:eastAsia="Calibri" w:cs="Calibri"/>
@@ -73,24 +55,6 @@
           <w:color w:val="000000" w:themeColor="text1"/>
         </w:rPr>
       </w:r>
-    </w:p>
-    <w:p>
-      <w:pPr>
-        <w:pBdr/>
-        <w:spacing/>
-        <w:ind/>
-        <w:jc w:val="both"/>
-        <w:rPr>
-          <w:rFonts w:ascii="Calibri" w:hAnsi="Calibri" w:eastAsia="Calibri" w:cs="Calibri"/>
-          <w:color w:val="000000" w:themeColor="text1"/>
-        </w:rPr>
-      </w:pPr>
-      <w:r>
-        <w:rPr>
-          <w:rFonts w:ascii="Calibri" w:hAnsi="Calibri" w:eastAsia="Calibri" w:cs="Calibri"/>
-          <w:color w:val="000000" w:themeColor="text1"/>
-        </w:rPr>
-      </w:r>
       <w:r>
         <w:rPr>
           <w:rFonts w:ascii="Calibri" w:hAnsi="Calibri" w:eastAsia="Calibri" w:cs="Calibri"/>
@@ -121,24 +85,6 @@
           <w:color w:val="000000" w:themeColor="text1"/>
         </w:rPr>
       </w:r>
-    </w:p>
-    <w:p>
-      <w:pPr>
-        <w:pBdr/>
-        <w:spacing/>
-        <w:ind/>
-        <w:jc w:val="both"/>
-        <w:rPr>
-          <w:rFonts w:ascii="Calibri" w:hAnsi="Calibri" w:eastAsia="Calibri" w:cs="Calibri"/>
-          <w:color w:val="000000" w:themeColor="text1"/>
-        </w:rPr>
-      </w:pPr>
-      <w:r>
-        <w:rPr>
-          <w:rFonts w:ascii="Calibri" w:hAnsi="Calibri" w:eastAsia="Calibri" w:cs="Calibri"/>
-          <w:color w:val="000000" w:themeColor="text1"/>
-        </w:rPr>
-      </w:r>
       <w:r>
         <w:rPr>
           <w:rFonts w:ascii="Calibri" w:hAnsi="Calibri" w:eastAsia="Calibri" w:cs="Calibri"/>
@@ -169,24 +115,6 @@
           <w:color w:val="000000" w:themeColor="text1"/>
         </w:rPr>
       </w:r>
-    </w:p>
-    <w:p>
-      <w:pPr>
-        <w:pBdr/>
-        <w:spacing/>
-        <w:ind/>
-        <w:jc w:val="both"/>
-        <w:rPr>
-          <w:rFonts w:ascii="Calibri" w:hAnsi="Calibri" w:eastAsia="Calibri" w:cs="Calibri"/>
-          <w:color w:val="000000" w:themeColor="text1"/>
-        </w:rPr>
-      </w:pPr>
-      <w:r>
-        <w:rPr>
-          <w:rFonts w:ascii="Calibri" w:hAnsi="Calibri" w:eastAsia="Calibri" w:cs="Calibri"/>
-          <w:color w:val="000000" w:themeColor="text1"/>
-        </w:rPr>
-      </w:r>
       <w:r>
         <w:rPr>
           <w:rFonts w:ascii="Calibri" w:hAnsi="Calibri" w:eastAsia="Calibri" w:cs="Calibri"/>
@@ -217,24 +145,6 @@
           <w:color w:val="000000" w:themeColor="text1"/>
         </w:rPr>
       </w:r>
-    </w:p>
-    <w:p>
-      <w:pPr>
-        <w:pBdr/>
-        <w:spacing/>
-        <w:ind/>
-        <w:jc w:val="both"/>
-        <w:rPr>
-          <w:rFonts w:ascii="Calibri" w:hAnsi="Calibri" w:eastAsia="Calibri" w:cs="Calibri"/>
-          <w:color w:val="000000" w:themeColor="text1"/>
-        </w:rPr>
-      </w:pPr>
-      <w:r>
-        <w:rPr>
-          <w:rFonts w:ascii="Calibri" w:hAnsi="Calibri" w:eastAsia="Calibri" w:cs="Calibri"/>
-          <w:color w:val="000000" w:themeColor="text1"/>
-        </w:rPr>
-      </w:r>
       <w:r>
         <w:rPr>
           <w:rFonts w:ascii="Calibri" w:hAnsi="Calibri" w:eastAsia="Calibri" w:cs="Calibri"/>
@@ -265,6 +175,162 @@
           <w:color w:val="000000" w:themeColor="text1"/>
         </w:rPr>
       </w:r>
+      <w:r>
+        <w:rPr>
+          <w:rFonts w:ascii="Calibri" w:hAnsi="Calibri" w:eastAsia="Calibri" w:cs="Calibri"/>
+          <w:color w:val="000000" w:themeColor="text1"/>
+        </w:rPr>
+      </w:r>
+    </w:p>
+    <w:p>
+      <w:pPr>
+        <w:pBdr/>
+        <w:spacing/>
+        <w:ind/>
+        <w:jc w:val="both"/>
+        <w:rPr>
+          <w:rFonts w:ascii="Calibri" w:hAnsi="Calibri" w:eastAsia="Calibri" w:cs="Calibri"/>
+          <w:color w:val="000000" w:themeColor="text1"/>
+        </w:rPr>
+      </w:pPr>
+      <w:r>
+        <w:rPr>
+          <w:rFonts w:ascii="Calibri" w:hAnsi="Calibri" w:eastAsia="Calibri" w:cs="Calibri"/>
+          <w:color w:val="000000" w:themeColor="text1"/>
+        </w:rPr>
+      </w:r>
+      <w:r>
+        <w:rPr>
+          <w:rFonts w:ascii="Calibri" w:hAnsi="Calibri" w:eastAsia="Calibri" w:cs="Calibri"/>
+          <w:color w:val="000000" w:themeColor="text1"/>
+        </w:rPr>
+      </w:r>
+      <w:r>
+        <w:rPr>
+          <w:rFonts w:ascii="Calibri" w:hAnsi="Calibri" w:eastAsia="Calibri" w:cs="Calibri"/>
+          <w:color w:val="000000" w:themeColor="text1"/>
+        </w:rPr>
+      </w:r>
+    </w:p>
+    <w:p>
+      <w:pPr>
+        <w:pBdr/>
+        <w:spacing/>
+        <w:ind/>
+        <w:jc w:val="both"/>
+        <w:rPr>
+          <w:rFonts w:ascii="Calibri" w:hAnsi="Calibri" w:eastAsia="Calibri" w:cs="Calibri"/>
+          <w:color w:val="000000" w:themeColor="text1"/>
+        </w:rPr>
+      </w:pPr>
+      <w:r>
+        <w:rPr>
+          <w:rFonts w:ascii="Calibri" w:hAnsi="Calibri" w:eastAsia="Calibri" w:cs="Calibri"/>
+          <w:color w:val="000000" w:themeColor="text1"/>
+        </w:rPr>
+      </w:r>
+      <w:r>
+        <w:rPr>
+          <w:rFonts w:ascii="Calibri" w:hAnsi="Calibri" w:eastAsia="Calibri" w:cs="Calibri"/>
+          <w:color w:val="000000" w:themeColor="text1"/>
+        </w:rPr>
+      </w:r>
+      <w:r>
+        <w:rPr>
+          <w:rFonts w:ascii="Calibri" w:hAnsi="Calibri" w:eastAsia="Calibri" w:cs="Calibri"/>
+          <w:color w:val="000000" w:themeColor="text1"/>
+        </w:rPr>
+      </w:r>
+    </w:p>
+    <w:p>
+      <w:pPr>
+        <w:pBdr/>
+        <w:spacing/>
+        <w:ind/>
+        <w:jc w:val="both"/>
+        <w:rPr>
+          <w:rFonts w:ascii="Calibri" w:hAnsi="Calibri" w:eastAsia="Calibri" w:cs="Calibri"/>
+          <w:color w:val="000000" w:themeColor="text1"/>
+        </w:rPr>
+      </w:pPr>
+      <w:r>
+        <w:rPr>
+          <w:rFonts w:ascii="Calibri" w:hAnsi="Calibri" w:eastAsia="Calibri" w:cs="Calibri"/>
+          <w:color w:val="000000" w:themeColor="text1"/>
+        </w:rPr>
+      </w:r>
+      <w:r>
+        <w:rPr>
+          <w:rFonts w:ascii="Calibri" w:hAnsi="Calibri" w:eastAsia="Calibri" w:cs="Calibri"/>
+          <w:color w:val="000000" w:themeColor="text1"/>
+        </w:rPr>
+      </w:r>
+      <w:r>
+        <w:rPr>
+          <w:rFonts w:ascii="Calibri" w:hAnsi="Calibri" w:eastAsia="Calibri" w:cs="Calibri"/>
+          <w:color w:val="000000" w:themeColor="text1"/>
+        </w:rPr>
+      </w:r>
+    </w:p>
+    <w:p>
+      <w:pPr>
+        <w:pBdr/>
+        <w:spacing/>
+        <w:ind/>
+        <w:jc w:val="both"/>
+        <w:rPr>
+          <w:rFonts w:ascii="Calibri" w:hAnsi="Calibri" w:eastAsia="Calibri" w:cs="Calibri"/>
+          <w:color w:val="000000" w:themeColor="text1"/>
+        </w:rPr>
+      </w:pPr>
+      <w:r>
+        <w:rPr>
+          <w:rFonts w:ascii="Calibri" w:hAnsi="Calibri" w:eastAsia="Calibri" w:cs="Calibri"/>
+          <w:color w:val="000000" w:themeColor="text1"/>
+        </w:rPr>
+      </w:r>
+      <w:r>
+        <w:rPr>
+          <w:rFonts w:ascii="Calibri" w:hAnsi="Calibri" w:eastAsia="Calibri" w:cs="Calibri"/>
+          <w:color w:val="000000" w:themeColor="text1"/>
+        </w:rPr>
+      </w:r>
+      <w:r>
+        <w:rPr>
+          <w:rFonts w:ascii="Calibri" w:hAnsi="Calibri" w:eastAsia="Calibri" w:cs="Calibri"/>
+          <w:color w:val="000000" w:themeColor="text1"/>
+        </w:rPr>
+      </w:r>
+    </w:p>
+    <w:p>
+      <w:pPr>
+        <w:pBdr/>
+        <w:spacing/>
+        <w:ind/>
+        <w:jc w:val="both"/>
+        <w:rPr>
+          <w:rFonts w:ascii="Calibri" w:hAnsi="Calibri" w:eastAsia="Calibri" w:cs="Calibri"/>
+          <w:color w:val="000000" w:themeColor="text1"/>
+        </w:rPr>
+      </w:pPr>
+      <w:r>
+        <w:rPr>
+          <w:rFonts w:ascii="Calibri" w:hAnsi="Calibri" w:eastAsia="Calibri" w:cs="Calibri"/>
+          <w:color w:val="000000" w:themeColor="text1"/>
+        </w:rPr>
+      </w:r>
+      <w:r>
+        <w:rPr>
+          <w:rFonts w:ascii="Calibri" w:hAnsi="Calibri" w:eastAsia="Calibri" w:cs="Calibri"/>
+          <w:color w:val="000000" w:themeColor="text1"/>
+        </w:rPr>
+      </w:r>
+      <w:r>
+        <w:rPr>
+          <w:rFonts w:ascii="Calibri" w:hAnsi="Calibri" w:eastAsia="Calibri" w:cs="Calibri"/>
+          <w:color w:val="000000" w:themeColor="text1"/>
+        </w:rPr>
+      </w:r>
     </w:p>
     <w:p>
       <w:pPr>
@@ -302,6 +368,17 @@
           <w:szCs w:val="48"/>
         </w:rPr>
       </w:r>
+      <w:r>
+        <w:rPr>
+          <w:rFonts w:ascii="Calibri" w:hAnsi="Calibri" w:eastAsia="Calibri" w:cs="Calibri"/>
+          <w:b/>
+          <w:bCs/>
+          <w:color w:val="000000" w:themeColor="text1"/>
+          <w:sz w:val="48"/>
+          <w:szCs w:val="48"/>
+          <w:highlight w:val="none"/>
+        </w:rPr>
+      </w:r>
     </w:p>
     <w:p>
       <w:pPr>
@@ -328,7 +405,9 @@
           <w:color w:val="000000" w:themeColor="text1"/>
           <w:sz w:val="32"/>
           <w:szCs w:val="32"/>
-        </w:rPr>
+          <w:lang w:val="es-ES"/>
+        </w:rPr>
+        <w:t xml:space="preserve">ARKEN MOTORS</w:t>
       </w:r>
       <w:r>
         <w:rPr>
@@ -339,19 +418,54 @@
           <w:color w:val="000000" w:themeColor="text1"/>
           <w:sz w:val="32"/>
           <w:szCs w:val="32"/>
-          <w:lang w:val="es-ES"/>
-        </w:rPr>
-        <w:t xml:space="preserve">POS-Analytics</w:t>
+        </w:rPr>
       </w:r>
-      <w:r>
+    </w:p>
+    <w:p>
+      <w:pPr>
+        <w:pBdr/>
+        <w:spacing/>
+        <w:ind w:firstLine="0" w:left="-2"/>
+        <w:jc w:val="center"/>
         <w:rPr>
           <w:rFonts w:ascii="Calibri" w:hAnsi="Calibri" w:eastAsia="Calibri" w:cs="Calibri"/>
           <w:b/>
           <w:bCs/>
           <w:i/>
           <w:color w:val="000000" w:themeColor="text1"/>
-          <w:sz w:val="32"/>
-          <w:szCs w:val="32"/>
+          <w:sz w:val="48"/>
+          <w:szCs w:val="48"/>
+        </w:rPr>
+      </w:pPr>
+      <w:r>
+        <w:rPr>
+          <w:rFonts w:ascii="Calibri" w:hAnsi="Calibri" w:eastAsia="Calibri" w:cs="Calibri"/>
+          <w:b/>
+          <w:color w:val="000000" w:themeColor="text1"/>
+          <w:sz w:val="48"/>
+          <w:szCs w:val="48"/>
+          <w:highlight w:val="none"/>
+        </w:rPr>
+      </w:r>
+      <w:r>
+        <w:rPr>
+          <w:rFonts w:ascii="Calibri" w:hAnsi="Calibri" w:eastAsia="Calibri" w:cs="Calibri"/>
+          <w:b/>
+          <w:color w:val="000000" w:themeColor="text1"/>
+          <w:sz w:val="48"/>
+          <w:szCs w:val="48"/>
+          <w:highlight w:val="none"/>
+        </w:rPr>
+      </w:r>
+      <w:r>
+        <w:rPr>
+          <w:rFonts w:ascii="Calibri" w:hAnsi="Calibri" w:eastAsia="Calibri" w:cs="Calibri"/>
+          <w:b/>
+          <w:bCs/>
+          <w:i/>
+          <w:color w:val="000000" w:themeColor="text1"/>
+          <w:sz w:val="48"/>
+          <w:szCs w:val="48"/>
         </w:rPr>
       </w:r>
     </w:p>
@@ -359,46 +473,33 @@
       <w:pPr>
         <w:pBdr/>
         <w:spacing/>
-        <w:ind w:firstLine="0" w:left="-2"/>
+        <w:ind w:firstLine="0" w:left="0"/>
         <w:jc w:val="center"/>
         <w:rPr>
           <w:rFonts w:ascii="Calibri" w:hAnsi="Calibri" w:eastAsia="Calibri" w:cs="Calibri"/>
-          <w:b/>
-          <w:bCs/>
-          <w:i/>
-          <w:color w:val="000000" w:themeColor="text1"/>
-          <w:sz w:val="48"/>
-          <w:szCs w:val="48"/>
+          <w:color w:val="000000" w:themeColor="text1"/>
         </w:rPr>
       </w:pPr>
       <w:r>
         <w:rPr>
           <w:rFonts w:ascii="Calibri" w:hAnsi="Calibri" w:eastAsia="Calibri" w:cs="Calibri"/>
-          <w:b/>
-          <w:color w:val="000000" w:themeColor="text1"/>
-          <w:sz w:val="48"/>
-          <w:szCs w:val="48"/>
+          <w:color w:val="000000" w:themeColor="text1"/>
           <w:highlight w:val="none"/>
+          <w:rtl w:val="0"/>
         </w:rPr>
       </w:r>
       <w:r>
         <w:rPr>
           <w:rFonts w:ascii="Calibri" w:hAnsi="Calibri" w:eastAsia="Calibri" w:cs="Calibri"/>
-          <w:b/>
-          <w:color w:val="000000" w:themeColor="text1"/>
-          <w:sz w:val="48"/>
-          <w:szCs w:val="48"/>
+          <w:color w:val="000000" w:themeColor="text1"/>
           <w:highlight w:val="none"/>
+          <w:rtl w:val="0"/>
         </w:rPr>
       </w:r>
       <w:r>
         <w:rPr>
           <w:rFonts w:ascii="Calibri" w:hAnsi="Calibri" w:eastAsia="Calibri" w:cs="Calibri"/>
-          <w:b/>
-          <w:color w:val="000000" w:themeColor="text1"/>
-          <w:sz w:val="48"/>
-          <w:szCs w:val="48"/>
-          <w:highlight w:val="none"/>
+          <w:color w:val="000000" w:themeColor="text1"/>
         </w:rPr>
       </w:r>
     </w:p>
@@ -417,7 +518,6 @@
         <w:rPr>
           <w:rFonts w:ascii="Calibri" w:hAnsi="Calibri" w:eastAsia="Calibri" w:cs="Calibri"/>
           <w:color w:val="000000" w:themeColor="text1"/>
-          <w:highlight w:val="none"/>
           <w:rtl w:val="0"/>
         </w:rPr>
       </w:r>
@@ -425,16 +525,21 @@
         <w:rPr>
           <w:rFonts w:ascii="Calibri" w:hAnsi="Calibri" w:eastAsia="Calibri" w:cs="Calibri"/>
           <w:color w:val="000000" w:themeColor="text1"/>
-          <w:highlight w:val="none"/>
           <w:rtl w:val="0"/>
         </w:rPr>
+        <w:t xml:space="preserve">Plataforma Web Multi-Empresa para la Centralización de la Gestión Comercial de Automotoras, con Vitrina Digital Propia y Marketplace Común de Vehículos</w:t>
       </w:r>
       <w:r>
         <w:rPr>
           <w:rFonts w:ascii="Calibri" w:hAnsi="Calibri" w:eastAsia="Calibri" w:cs="Calibri"/>
           <w:color w:val="000000" w:themeColor="text1"/>
-          <w:highlight w:val="none"/>
           <w:rtl w:val="0"/>
+        </w:rPr>
+      </w:r>
+      <w:r>
+        <w:rPr>
+          <w:rFonts w:ascii="Calibri" w:hAnsi="Calibri" w:eastAsia="Calibri" w:cs="Calibri"/>
+          <w:color w:val="000000" w:themeColor="text1"/>
         </w:rPr>
       </w:r>
     </w:p>
@@ -442,8 +547,8 @@
       <w:pPr>
         <w:pBdr/>
         <w:spacing/>
-        <w:ind w:firstLine="0" w:left="0"/>
-        <w:jc w:val="center"/>
+        <w:ind/>
+        <w:jc w:val="both"/>
         <w:rPr>
           <w:rFonts w:ascii="Calibri" w:hAnsi="Calibri" w:eastAsia="Calibri" w:cs="Calibri"/>
           <w:color w:val="000000" w:themeColor="text1"/>
@@ -459,17 +564,7 @@
         <w:rPr>
           <w:rFonts w:ascii="Calibri" w:hAnsi="Calibri" w:eastAsia="Calibri" w:cs="Calibri"/>
           <w:color w:val="000000" w:themeColor="text1"/>
-          <w:rtl w:val="0"/>
-        </w:rPr>
-        <w:t xml:space="preserve">Plataforma Híbrida de Punto de Venta con Motor de </w:t>
-      </w:r>
-      <w:r>
-        <w:rPr>
-          <w:rFonts w:ascii="Calibri" w:hAnsi="Calibri" w:eastAsia="Calibri" w:cs="Calibri"/>
-          <w:color w:val="000000" w:themeColor="text1"/>
-          <w:rtl w:val="0"/>
-        </w:rPr>
-        <w:t xml:space="preserve">Minería de Datos Local </w:t>
+        </w:rPr>
       </w:r>
       <w:r>
         <w:rPr>
@@ -482,8 +577,8 @@
       <w:pPr>
         <w:pBdr/>
         <w:spacing/>
-        <w:ind w:firstLine="0" w:left="0"/>
-        <w:jc w:val="center"/>
+        <w:ind/>
+        <w:jc w:val="both"/>
         <w:rPr>
           <w:rFonts w:ascii="Calibri" w:hAnsi="Calibri" w:eastAsia="Calibri" w:cs="Calibri"/>
           <w:color w:val="000000" w:themeColor="text1"/>
@@ -493,9 +588,7 @@
         <w:rPr>
           <w:rFonts w:ascii="Calibri" w:hAnsi="Calibri" w:eastAsia="Calibri" w:cs="Calibri"/>
           <w:color w:val="000000" w:themeColor="text1"/>
-          <w:rtl w:val="0"/>
-        </w:rPr>
-        <w:t xml:space="preserve">y Sincronización Cloud para Gestión y Analítica Remota en Comercio Minoristas</w:t>
+        </w:rPr>
       </w:r>
       <w:r>
         <w:rPr>
@@ -505,6 +598,7 @@
       </w:r>
       <w:r>
         <w:rPr>
+          <w:rFonts w:ascii="Calibri" w:hAnsi="Calibri" w:eastAsia="Calibri" w:cs="Calibri"/>
           <w:color w:val="000000" w:themeColor="text1"/>
         </w:rPr>
       </w:r>
@@ -532,24 +626,6 @@
           <w:color w:val="000000" w:themeColor="text1"/>
         </w:rPr>
       </w:r>
-    </w:p>
-    <w:p>
-      <w:pPr>
-        <w:pBdr/>
-        <w:spacing/>
-        <w:ind/>
-        <w:jc w:val="both"/>
-        <w:rPr>
-          <w:rFonts w:ascii="Calibri" w:hAnsi="Calibri" w:eastAsia="Calibri" w:cs="Calibri"/>
-          <w:color w:val="000000" w:themeColor="text1"/>
-        </w:rPr>
-      </w:pPr>
-      <w:r>
-        <w:rPr>
-          <w:rFonts w:ascii="Calibri" w:hAnsi="Calibri" w:eastAsia="Calibri" w:cs="Calibri"/>
-          <w:color w:val="000000" w:themeColor="text1"/>
-        </w:rPr>
-      </w:r>
       <w:r>
         <w:rPr>
           <w:rFonts w:ascii="Calibri" w:hAnsi="Calibri" w:eastAsia="Calibri" w:cs="Calibri"/>
@@ -580,24 +656,6 @@
           <w:color w:val="000000" w:themeColor="text1"/>
         </w:rPr>
       </w:r>
-    </w:p>
-    <w:p>
-      <w:pPr>
-        <w:pBdr/>
-        <w:spacing/>
-        <w:ind/>
-        <w:jc w:val="both"/>
-        <w:rPr>
-          <w:rFonts w:ascii="Calibri" w:hAnsi="Calibri" w:eastAsia="Calibri" w:cs="Calibri"/>
-          <w:color w:val="000000" w:themeColor="text1"/>
-        </w:rPr>
-      </w:pPr>
-      <w:r>
-        <w:rPr>
-          <w:rFonts w:ascii="Calibri" w:hAnsi="Calibri" w:eastAsia="Calibri" w:cs="Calibri"/>
-          <w:color w:val="000000" w:themeColor="text1"/>
-        </w:rPr>
-      </w:r>
       <w:r>
         <w:rPr>
           <w:rFonts w:ascii="Calibri" w:hAnsi="Calibri" w:eastAsia="Calibri" w:cs="Calibri"/>
@@ -628,24 +686,6 @@
           <w:color w:val="000000" w:themeColor="text1"/>
         </w:rPr>
       </w:r>
-    </w:p>
-    <w:p>
-      <w:pPr>
-        <w:pBdr/>
-        <w:spacing/>
-        <w:ind/>
-        <w:jc w:val="both"/>
-        <w:rPr>
-          <w:rFonts w:ascii="Calibri" w:hAnsi="Calibri" w:eastAsia="Calibri" w:cs="Calibri"/>
-          <w:color w:val="000000" w:themeColor="text1"/>
-        </w:rPr>
-      </w:pPr>
-      <w:r>
-        <w:rPr>
-          <w:rFonts w:ascii="Calibri" w:hAnsi="Calibri" w:eastAsia="Calibri" w:cs="Calibri"/>
-          <w:color w:val="000000" w:themeColor="text1"/>
-        </w:rPr>
-      </w:r>
       <w:r>
         <w:rPr>
           <w:rFonts w:ascii="Calibri" w:hAnsi="Calibri" w:eastAsia="Calibri" w:cs="Calibri"/>
@@ -676,24 +716,6 @@
           <w:color w:val="000000" w:themeColor="text1"/>
         </w:rPr>
       </w:r>
-    </w:p>
-    <w:p>
-      <w:pPr>
-        <w:pBdr/>
-        <w:spacing/>
-        <w:ind/>
-        <w:jc w:val="both"/>
-        <w:rPr>
-          <w:rFonts w:ascii="Calibri" w:hAnsi="Calibri" w:eastAsia="Calibri" w:cs="Calibri"/>
-          <w:color w:val="000000" w:themeColor="text1"/>
-        </w:rPr>
-      </w:pPr>
-      <w:r>
-        <w:rPr>
-          <w:rFonts w:ascii="Calibri" w:hAnsi="Calibri" w:eastAsia="Calibri" w:cs="Calibri"/>
-          <w:color w:val="000000" w:themeColor="text1"/>
-        </w:rPr>
-      </w:r>
       <w:r>
         <w:rPr>
           <w:rFonts w:ascii="Calibri" w:hAnsi="Calibri" w:eastAsia="Calibri" w:cs="Calibri"/>
@@ -705,35 +727,29 @@
       <w:pPr>
         <w:pBdr/>
         <w:spacing/>
-        <w:ind w:hanging="4" w:left="2"/>
+        <w:ind/>
         <w:jc w:val="both"/>
         <w:rPr>
           <w:rFonts w:ascii="Calibri" w:hAnsi="Calibri" w:eastAsia="Calibri" w:cs="Calibri"/>
-          <w:b/>
-          <w:i/>
-          <w:color w:val="000000" w:themeColor="text1"/>
-          <w:sz w:val="30"/>
-          <w:szCs w:val="30"/>
+          <w:color w:val="000000" w:themeColor="text1"/>
         </w:rPr>
       </w:pPr>
       <w:r>
         <w:rPr>
           <w:rFonts w:ascii="Calibri" w:hAnsi="Calibri" w:eastAsia="Calibri" w:cs="Calibri"/>
-          <w:b/>
-          <w:i/>
-          <w:color w:val="000000" w:themeColor="text1"/>
-          <w:sz w:val="30"/>
-          <w:szCs w:val="30"/>
+          <w:color w:val="000000" w:themeColor="text1"/>
         </w:rPr>
       </w:r>
       <w:r>
         <w:rPr>
           <w:rFonts w:ascii="Calibri" w:hAnsi="Calibri" w:eastAsia="Calibri" w:cs="Calibri"/>
-          <w:b/>
-          <w:i/>
-          <w:color w:val="000000" w:themeColor="text1"/>
-          <w:sz w:val="30"/>
-          <w:szCs w:val="30"/>
+          <w:color w:val="000000" w:themeColor="text1"/>
+        </w:rPr>
+      </w:r>
+      <w:r>
+        <w:rPr>
+          <w:rFonts w:ascii="Calibri" w:hAnsi="Calibri" w:eastAsia="Calibri" w:cs="Calibri"/>
+          <w:color w:val="000000" w:themeColor="text1"/>
         </w:rPr>
       </w:r>
     </w:p>
@@ -741,35 +757,29 @@
       <w:pPr>
         <w:pBdr/>
         <w:spacing/>
-        <w:ind w:hanging="4" w:left="2"/>
+        <w:ind/>
         <w:jc w:val="both"/>
         <w:rPr>
           <w:rFonts w:ascii="Calibri" w:hAnsi="Calibri" w:eastAsia="Calibri" w:cs="Calibri"/>
-          <w:b/>
-          <w:i/>
-          <w:color w:val="000000" w:themeColor="text1"/>
-          <w:sz w:val="30"/>
-          <w:szCs w:val="30"/>
+          <w:color w:val="000000" w:themeColor="text1"/>
         </w:rPr>
       </w:pPr>
       <w:r>
         <w:rPr>
           <w:rFonts w:ascii="Calibri" w:hAnsi="Calibri" w:eastAsia="Calibri" w:cs="Calibri"/>
-          <w:b/>
-          <w:i/>
-          <w:color w:val="000000" w:themeColor="text1"/>
-          <w:sz w:val="30"/>
-          <w:szCs w:val="30"/>
+          <w:color w:val="000000" w:themeColor="text1"/>
         </w:rPr>
       </w:r>
       <w:r>
         <w:rPr>
           <w:rFonts w:ascii="Calibri" w:hAnsi="Calibri" w:eastAsia="Calibri" w:cs="Calibri"/>
-          <w:b/>
-          <w:i/>
-          <w:color w:val="000000" w:themeColor="text1"/>
-          <w:sz w:val="30"/>
-          <w:szCs w:val="30"/>
+          <w:color w:val="000000" w:themeColor="text1"/>
+        </w:rPr>
+      </w:r>
+      <w:r>
+        <w:rPr>
+          <w:rFonts w:ascii="Calibri" w:hAnsi="Calibri" w:eastAsia="Calibri" w:cs="Calibri"/>
+          <w:color w:val="000000" w:themeColor="text1"/>
         </w:rPr>
       </w:r>
     </w:p>
@@ -808,32 +818,6 @@
           <w:szCs w:val="30"/>
         </w:rPr>
       </w:r>
-    </w:p>
-    <w:p>
-      <w:pPr>
-        <w:pBdr/>
-        <w:spacing/>
-        <w:ind w:firstLine="0" w:left="0"/>
-        <w:jc w:val="both"/>
-        <w:rPr>
-          <w:rFonts w:ascii="Calibri" w:hAnsi="Calibri" w:eastAsia="Calibri" w:cs="Calibri"/>
-          <w:b/>
-          <w:i/>
-          <w:color w:val="000000" w:themeColor="text1"/>
-          <w:sz w:val="30"/>
-          <w:szCs w:val="30"/>
-        </w:rPr>
-      </w:pPr>
-      <w:r>
-        <w:rPr>
-          <w:rFonts w:ascii="Calibri" w:hAnsi="Calibri" w:eastAsia="Calibri" w:cs="Calibri"/>
-          <w:b/>
-          <w:i/>
-          <w:color w:val="000000" w:themeColor="text1"/>
-          <w:sz w:val="30"/>
-          <w:szCs w:val="30"/>
-        </w:rPr>
-      </w:r>
       <w:r>
         <w:rPr>
           <w:rFonts w:ascii="Calibri" w:hAnsi="Calibri" w:eastAsia="Calibri" w:cs="Calibri"/>
@@ -880,40 +864,14 @@
           <w:szCs w:val="30"/>
         </w:rPr>
       </w:r>
-    </w:p>
-    <w:p>
-      <w:pPr>
-        <w:pBdr/>
-        <w:spacing/>
-        <w:ind w:hanging="4" w:left="2"/>
-        <w:jc w:val="both"/>
+      <w:r>
         <w:rPr>
           <w:rFonts w:ascii="Calibri" w:hAnsi="Calibri" w:eastAsia="Calibri" w:cs="Calibri"/>
           <w:b/>
           <w:i/>
           <w:color w:val="000000" w:themeColor="text1"/>
-          <w:sz w:val="22"/>
-          <w:szCs w:val="22"/>
-        </w:rPr>
-      </w:pPr>
-      <w:r>
-        <w:rPr>
-          <w:rFonts w:ascii="Calibri" w:hAnsi="Calibri" w:eastAsia="Calibri" w:cs="Calibri"/>
-          <w:b/>
-          <w:i/>
-          <w:color w:val="000000" w:themeColor="text1"/>
-          <w:sz w:val="22"/>
-          <w:szCs w:val="22"/>
-        </w:rPr>
-      </w:r>
-      <w:r>
-        <w:rPr>
-          <w:rFonts w:ascii="Calibri" w:hAnsi="Calibri" w:eastAsia="Calibri" w:cs="Calibri"/>
-          <w:b/>
-          <w:i/>
-          <w:color w:val="000000" w:themeColor="text1"/>
-          <w:sz w:val="22"/>
-          <w:szCs w:val="22"/>
+          <w:sz w:val="30"/>
+          <w:szCs w:val="30"/>
         </w:rPr>
       </w:r>
     </w:p>
@@ -921,6 +879,190 @@
       <w:pPr>
         <w:pBdr/>
         <w:spacing/>
+        <w:ind w:hanging="4" w:left="2"/>
+        <w:jc w:val="both"/>
+        <w:rPr>
+          <w:rFonts w:ascii="Calibri" w:hAnsi="Calibri" w:eastAsia="Calibri" w:cs="Calibri"/>
+          <w:b/>
+          <w:i/>
+          <w:color w:val="000000" w:themeColor="text1"/>
+          <w:sz w:val="30"/>
+          <w:szCs w:val="30"/>
+        </w:rPr>
+      </w:pPr>
+      <w:r>
+        <w:rPr>
+          <w:rFonts w:ascii="Calibri" w:hAnsi="Calibri" w:eastAsia="Calibri" w:cs="Calibri"/>
+          <w:b/>
+          <w:i/>
+          <w:color w:val="000000" w:themeColor="text1"/>
+          <w:sz w:val="30"/>
+          <w:szCs w:val="30"/>
+        </w:rPr>
+      </w:r>
+      <w:r>
+        <w:rPr>
+          <w:rFonts w:ascii="Calibri" w:hAnsi="Calibri" w:eastAsia="Calibri" w:cs="Calibri"/>
+          <w:b/>
+          <w:i/>
+          <w:color w:val="000000" w:themeColor="text1"/>
+          <w:sz w:val="30"/>
+          <w:szCs w:val="30"/>
+        </w:rPr>
+      </w:r>
+      <w:r>
+        <w:rPr>
+          <w:rFonts w:ascii="Calibri" w:hAnsi="Calibri" w:eastAsia="Calibri" w:cs="Calibri"/>
+          <w:b/>
+          <w:i/>
+          <w:color w:val="000000" w:themeColor="text1"/>
+          <w:sz w:val="30"/>
+          <w:szCs w:val="30"/>
+        </w:rPr>
+      </w:r>
+    </w:p>
+    <w:p>
+      <w:pPr>
+        <w:pBdr/>
+        <w:spacing/>
+        <w:ind w:firstLine="0" w:left="0"/>
+        <w:jc w:val="both"/>
+        <w:rPr>
+          <w:rFonts w:ascii="Calibri" w:hAnsi="Calibri" w:eastAsia="Calibri" w:cs="Calibri"/>
+          <w:b/>
+          <w:i/>
+          <w:color w:val="000000" w:themeColor="text1"/>
+          <w:sz w:val="30"/>
+          <w:szCs w:val="30"/>
+        </w:rPr>
+      </w:pPr>
+      <w:r>
+        <w:rPr>
+          <w:rFonts w:ascii="Calibri" w:hAnsi="Calibri" w:eastAsia="Calibri" w:cs="Calibri"/>
+          <w:b/>
+          <w:i/>
+          <w:color w:val="000000" w:themeColor="text1"/>
+          <w:sz w:val="30"/>
+          <w:szCs w:val="30"/>
+        </w:rPr>
+      </w:r>
+      <w:r>
+        <w:rPr>
+          <w:rFonts w:ascii="Calibri" w:hAnsi="Calibri" w:eastAsia="Calibri" w:cs="Calibri"/>
+          <w:b/>
+          <w:i/>
+          <w:color w:val="000000" w:themeColor="text1"/>
+          <w:sz w:val="30"/>
+          <w:szCs w:val="30"/>
+        </w:rPr>
+      </w:r>
+      <w:r>
+        <w:rPr>
+          <w:rFonts w:ascii="Calibri" w:hAnsi="Calibri" w:eastAsia="Calibri" w:cs="Calibri"/>
+          <w:b/>
+          <w:i/>
+          <w:color w:val="000000" w:themeColor="text1"/>
+          <w:sz w:val="30"/>
+          <w:szCs w:val="30"/>
+        </w:rPr>
+      </w:r>
+    </w:p>
+    <w:p>
+      <w:pPr>
+        <w:pBdr/>
+        <w:spacing/>
+        <w:ind w:hanging="4" w:left="2"/>
+        <w:jc w:val="both"/>
+        <w:rPr>
+          <w:rFonts w:ascii="Calibri" w:hAnsi="Calibri" w:eastAsia="Calibri" w:cs="Calibri"/>
+          <w:b/>
+          <w:i/>
+          <w:color w:val="000000" w:themeColor="text1"/>
+          <w:sz w:val="30"/>
+          <w:szCs w:val="30"/>
+        </w:rPr>
+      </w:pPr>
+      <w:r>
+        <w:rPr>
+          <w:rFonts w:ascii="Calibri" w:hAnsi="Calibri" w:eastAsia="Calibri" w:cs="Calibri"/>
+          <w:b/>
+          <w:i/>
+          <w:color w:val="000000" w:themeColor="text1"/>
+          <w:sz w:val="30"/>
+          <w:szCs w:val="30"/>
+        </w:rPr>
+      </w:r>
+      <w:r>
+        <w:rPr>
+          <w:rFonts w:ascii="Calibri" w:hAnsi="Calibri" w:eastAsia="Calibri" w:cs="Calibri"/>
+          <w:b/>
+          <w:i/>
+          <w:color w:val="000000" w:themeColor="text1"/>
+          <w:sz w:val="30"/>
+          <w:szCs w:val="30"/>
+        </w:rPr>
+      </w:r>
+      <w:r>
+        <w:rPr>
+          <w:rFonts w:ascii="Calibri" w:hAnsi="Calibri" w:eastAsia="Calibri" w:cs="Calibri"/>
+          <w:b/>
+          <w:i/>
+          <w:color w:val="000000" w:themeColor="text1"/>
+          <w:sz w:val="30"/>
+          <w:szCs w:val="30"/>
+        </w:rPr>
+      </w:r>
+    </w:p>
+    <w:p>
+      <w:pPr>
+        <w:pBdr/>
+        <w:spacing/>
+        <w:ind w:hanging="4" w:left="2"/>
+        <w:jc w:val="both"/>
+        <w:rPr>
+          <w:rFonts w:ascii="Calibri" w:hAnsi="Calibri" w:eastAsia="Calibri" w:cs="Calibri"/>
+          <w:b/>
+          <w:i/>
+          <w:color w:val="000000" w:themeColor="text1"/>
+          <w:sz w:val="22"/>
+          <w:szCs w:val="22"/>
+        </w:rPr>
+      </w:pPr>
+      <w:r>
+        <w:rPr>
+          <w:rFonts w:ascii="Calibri" w:hAnsi="Calibri" w:eastAsia="Calibri" w:cs="Calibri"/>
+          <w:b/>
+          <w:i/>
+          <w:color w:val="000000" w:themeColor="text1"/>
+          <w:sz w:val="22"/>
+          <w:szCs w:val="22"/>
+        </w:rPr>
+      </w:r>
+      <w:r>
+        <w:rPr>
+          <w:rFonts w:ascii="Calibri" w:hAnsi="Calibri" w:eastAsia="Calibri" w:cs="Calibri"/>
+          <w:b/>
+          <w:i/>
+          <w:color w:val="000000" w:themeColor="text1"/>
+          <w:sz w:val="22"/>
+          <w:szCs w:val="22"/>
+        </w:rPr>
+      </w:r>
+      <w:r>
+        <w:rPr>
+          <w:rFonts w:ascii="Calibri" w:hAnsi="Calibri" w:eastAsia="Calibri" w:cs="Calibri"/>
+          <w:b/>
+          <w:i/>
+          <w:color w:val="000000" w:themeColor="text1"/>
+          <w:sz w:val="22"/>
+          <w:szCs w:val="22"/>
+        </w:rPr>
+      </w:r>
+    </w:p>
+    <w:p>
+      <w:pPr>
+        <w:pBdr/>
+        <w:spacing/>
         <w:ind w:firstLine="0" w:left="0"/>
         <w:jc w:val="left"/>
         <w:rPr>
@@ -976,6 +1118,14 @@
           <w:szCs w:val="22"/>
         </w:rPr>
       </w:r>
+      <w:r>
+        <w:rPr>
+          <w:rFonts w:ascii="Calibri" w:hAnsi="Calibri" w:eastAsia="Calibri" w:cs="Calibri"/>
+          <w:color w:val="000000" w:themeColor="text1"/>
+          <w:sz w:val="22"/>
+          <w:szCs w:val="22"/>
+        </w:rPr>
+      </w:r>
     </w:p>
     <w:p>
       <w:pPr>
@@ -1027,6 +1177,14 @@
           <w:szCs w:val="22"/>
         </w:rPr>
       </w:r>
+      <w:r>
+        <w:rPr>
+          <w:rFonts w:ascii="Calibri" w:hAnsi="Calibri" w:eastAsia="Calibri" w:cs="Calibri"/>
+          <w:color w:val="000000" w:themeColor="text1"/>
+          <w:sz w:val="22"/>
+          <w:szCs w:val="22"/>
+        </w:rPr>
+      </w:r>
     </w:p>
     <w:p>
       <w:pPr>
@@ -1049,6 +1207,14 @@
           <w:szCs w:val="22"/>
         </w:rPr>
         <w:t xml:space="preserve">Juan Pablo Mellado</w:t>
+      </w:r>
+      <w:r>
+        <w:rPr>
+          <w:rFonts w:ascii="Calibri" w:hAnsi="Calibri" w:eastAsia="Calibri" w:cs="Calibri"/>
+          <w:color w:val="000000" w:themeColor="text1"/>
+          <w:sz w:val="22"/>
+          <w:szCs w:val="22"/>
+        </w:rPr>
       </w:r>
       <w:r>
         <w:rPr>
@@ -1112,6 +1278,14 @@
           <w:szCs w:val="22"/>
         </w:rPr>
       </w:r>
+      <w:r>
+        <w:rPr>
+          <w:rFonts w:ascii="Calibri" w:hAnsi="Calibri" w:eastAsia="Calibri" w:cs="Calibri"/>
+          <w:color w:val="000000" w:themeColor="text1"/>
+          <w:sz w:val="22"/>
+          <w:szCs w:val="22"/>
+        </w:rPr>
+      </w:r>
     </w:p>
     <w:p>
       <w:pPr>
@@ -1138,17 +1312,17 @@
       </w:r>
       <w:r>
         <w:rPr>
+          <w:color w:val="000000" w:themeColor="text1"/>
+          <w:sz w:val="16"/>
+          <w:szCs w:val="16"/>
+        </w:rPr>
+      </w:r>
+      <w:r>
+        <w:rPr>
           <w:rFonts w:ascii="Calibri" w:hAnsi="Calibri" w:eastAsia="Calibri" w:cs="Calibri"/>
           <w:color w:val="000000" w:themeColor="text1"/>
           <w:sz w:val="22"/>
           <w:szCs w:val="22"/>
-        </w:rPr>
-      </w:r>
-      <w:r>
-        <w:rPr>
-          <w:color w:val="000000" w:themeColor="text1"/>
-          <w:sz w:val="16"/>
-          <w:szCs w:val="16"/>
         </w:rPr>
       </w:r>
     </w:p>
@@ -1192,8 +1366,6 @@
           <w:color w:val="000000" w:themeColor="text1"/>
           <w:sz w:val="22"/>
           <w:szCs w:val="22"/>
-          <w:highlight w:val="none"/>
-          <w:lang w:val="es-ES"/>
         </w:rPr>
       </w:r>
     </w:p>
@@ -1220,24 +1392,6 @@
           <w:color w:val="000000" w:themeColor="text1"/>
         </w:rPr>
       </w:r>
-    </w:p>
-    <w:p>
-      <w:pPr>
-        <w:pBdr/>
-        <w:spacing/>
-        <w:ind/>
-        <w:jc w:val="both"/>
-        <w:rPr>
-          <w:rFonts w:ascii="Calibri" w:hAnsi="Calibri" w:eastAsia="Calibri" w:cs="Calibri"/>
-          <w:color w:val="000000" w:themeColor="text1"/>
-        </w:rPr>
-      </w:pPr>
-      <w:r>
-        <w:rPr>
-          <w:rFonts w:ascii="Calibri" w:hAnsi="Calibri" w:eastAsia="Calibri" w:cs="Calibri"/>
-          <w:color w:val="000000" w:themeColor="text1"/>
-        </w:rPr>
-      </w:r>
       <w:r>
         <w:rPr>
           <w:rFonts w:ascii="Calibri" w:hAnsi="Calibri" w:eastAsia="Calibri" w:cs="Calibri"/>
@@ -1268,6 +1422,12 @@
           <w:color w:val="000000" w:themeColor="text1"/>
         </w:rPr>
       </w:r>
+      <w:r>
+        <w:rPr>
+          <w:rFonts w:ascii="Calibri" w:hAnsi="Calibri" w:eastAsia="Calibri" w:cs="Calibri"/>
+          <w:color w:val="000000" w:themeColor="text1"/>
+        </w:rPr>
+      </w:r>
     </w:p>
     <w:p>
       <w:pPr>
@@ -1280,6 +1440,42 @@
           <w:color w:val="000000" w:themeColor="text1"/>
         </w:rPr>
       </w:pPr>
+      <w:r>
+        <w:rPr>
+          <w:rFonts w:ascii="Calibri" w:hAnsi="Calibri" w:eastAsia="Calibri" w:cs="Calibri"/>
+          <w:color w:val="000000" w:themeColor="text1"/>
+        </w:rPr>
+      </w:r>
+      <w:r>
+        <w:rPr>
+          <w:rFonts w:ascii="Calibri" w:hAnsi="Calibri" w:eastAsia="Calibri" w:cs="Calibri"/>
+          <w:color w:val="000000" w:themeColor="text1"/>
+        </w:rPr>
+      </w:r>
+      <w:r>
+        <w:rPr>
+          <w:rFonts w:ascii="Calibri" w:hAnsi="Calibri" w:eastAsia="Calibri" w:cs="Calibri"/>
+          <w:color w:val="000000" w:themeColor="text1"/>
+        </w:rPr>
+      </w:r>
+    </w:p>
+    <w:p>
+      <w:pPr>
+        <w:pBdr/>
+        <w:spacing/>
+        <w:ind/>
+        <w:jc w:val="both"/>
+        <w:rPr>
+          <w:rFonts w:ascii="Calibri" w:hAnsi="Calibri" w:eastAsia="Calibri" w:cs="Calibri"/>
+          <w:color w:val="000000" w:themeColor="text1"/>
+        </w:rPr>
+      </w:pPr>
+      <w:r>
+        <w:rPr>
+          <w:rFonts w:ascii="Calibri" w:hAnsi="Calibri" w:eastAsia="Calibri" w:cs="Calibri"/>
+          <w:color w:val="000000" w:themeColor="text1"/>
+        </w:rPr>
+      </w:r>
       <w:r>
         <w:rPr>
           <w:rFonts w:ascii="Calibri" w:hAnsi="Calibri" w:eastAsia="Calibri" w:cs="Calibri"/>
@@ -1335,6 +1531,17 @@
           <w:szCs w:val="32"/>
         </w:rPr>
       </w:r>
+      <w:r>
+        <w:rPr>
+          <w:rFonts w:ascii="Calibri" w:hAnsi="Calibri" w:eastAsia="Calibri" w:cs="Calibri"/>
+          <w:b/>
+          <w:bCs/>
+          <w:color w:val="000000" w:themeColor="text1"/>
+          <w:sz w:val="32"/>
+          <w:szCs w:val="32"/>
+          <w:highlight w:val="none"/>
+        </w:rPr>
+      </w:r>
     </w:p>
     <w:p>
       <w:pPr>
@@ -1380,11 +1587,9 @@
       <w:r>
         <w:rPr>
           <w:rFonts w:ascii="Calibri" w:hAnsi="Calibri" w:eastAsia="Calibri" w:cs="Calibri"/>
-          <w:b/>
           <w:color w:val="000000" w:themeColor="text1"/>
           <w:sz w:val="32"/>
           <w:szCs w:val="32"/>
-          <w:highlight w:val="none"/>
         </w:rPr>
       </w:r>
     </w:p>
@@ -1403,7 +1608,7 @@
       <w:sdtContent>
         <w:p>
           <w:pPr>
-            <w:pStyle w:val="842"/>
+            <w:pStyle w:val="1023"/>
             <w:pBdr/>
             <w:spacing/>
             <w:ind/>
@@ -1424,21 +1629,22 @@
               <w:color w:val="000000" w:themeColor="text1"/>
             </w:rPr>
           </w:r>
+          <w:r>
+            <w:rPr>
+              <w:color w:val="000000" w:themeColor="text1"/>
+            </w:rPr>
+          </w:r>
         </w:p>
         <w:p>
           <w:pPr>
-            <w:pStyle w:val="843"/>
+            <w:pStyle w:val="1024"/>
             <w:pBdr/>
+            <w:tabs>
+              <w:tab w:val="right" w:leader="dot" w:pos="9019"/>
+            </w:tabs>
             <w:spacing/>
             <w:ind/>
-            <w:jc w:val="both"/>
-            <w:rPr>
-              <w:rFonts w:asciiTheme="minorHAnsi" w:hAnsiTheme="minorHAnsi" w:eastAsiaTheme="minorEastAsia" w:cstheme="minorBidi"/>
-              <w:color w:val="000000" w:themeColor="text1"/>
-              <w:sz w:val="24"/>
-              <w:szCs w:val="24"/>
-              <w14:ligatures w14:val="standardContextual"/>
-            </w:rPr>
+            <w:rPr/>
           </w:pPr>
           <w:r>
             <w:rPr>
@@ -1458,685 +1664,333 @@
             </w:rPr>
             <w:fldChar w:fldCharType="separate"/>
           </w:r>
-          <w:hyperlink w:tooltip="#_Toc207489671" w:anchor="_Toc207489671" w:history="1">
+          <w:r>
+            <w:rPr>
+              <w:color w:val="000000" w:themeColor="text1"/>
+            </w:rPr>
+          </w:r>
+          <w:hyperlink w:tooltip="#_Toc1" w:anchor="_Toc1" w:history="1">
             <w:r>
               <w:rPr>
-                <w:rStyle w:val="845"/>
-                <w:color w:val="000000" w:themeColor="text1"/>
+                <w:rStyle w:val="1026"/>
+              </w:rPr>
+            </w:r>
+            <w:r>
+              <w:rPr>
+                <w:rStyle w:val="1026"/>
               </w:rPr>
               <w:t xml:space="preserve">Resumen</w:t>
             </w:r>
             <w:r>
               <w:rPr>
-                <w:color w:val="000000" w:themeColor="text1"/>
+                <w:rStyle w:val="1026"/>
               </w:rPr>
+            </w:r>
+            <w:r>
               <w:tab/>
             </w:r>
             <w:r>
-              <w:rPr>
-                <w:color w:val="000000" w:themeColor="text1"/>
-              </w:rPr>
               <w:fldChar w:fldCharType="begin"/>
-            </w:r>
-            <w:r>
-              <w:rPr>
-                <w:color w:val="000000" w:themeColor="text1"/>
-              </w:rPr>
-              <w:instrText xml:space="preserve"> PAGEREF _Toc207489671 \h </w:instrText>
-            </w:r>
-            <w:r>
-              <w:rPr>
-                <w:color w:val="000000" w:themeColor="text1"/>
-              </w:rPr>
-            </w:r>
-            <w:r>
-              <w:rPr>
-                <w:color w:val="000000" w:themeColor="text1"/>
-              </w:rPr>
+              <w:instrText xml:space="preserve">PAGEREF _Toc1 \h</w:instrText>
               <w:fldChar w:fldCharType="separate"/>
-            </w:r>
-            <w:r>
-              <w:rPr>
-                <w:color w:val="000000" w:themeColor="text1"/>
-              </w:rPr>
               <w:t xml:space="preserve">2</w:t>
-            </w:r>
-            <w:r>
-              <w:rPr>
-                <w:color w:val="000000" w:themeColor="text1"/>
-              </w:rPr>
               <w:fldChar w:fldCharType="end"/>
             </w:r>
           </w:hyperlink>
-          <w:r>
-            <w:rPr>
-              <w:color w:val="000000" w:themeColor="text1"/>
-            </w:rPr>
-          </w:r>
-          <w:r>
-            <w:rPr>
-              <w:rFonts w:asciiTheme="minorHAnsi" w:hAnsiTheme="minorHAnsi" w:eastAsiaTheme="minorEastAsia" w:cstheme="minorBidi"/>
-              <w:color w:val="000000" w:themeColor="text1"/>
-              <w:sz w:val="24"/>
-              <w:szCs w:val="24"/>
-              <w:lang w:val="en-US"/>
-              <w14:ligatures w14:val="standardContextual"/>
-            </w:rPr>
-          </w:r>
+          <w:r/>
         </w:p>
         <w:p>
           <w:pPr>
-            <w:pStyle w:val="843"/>
-            <w:pBdr/>
-            <w:spacing/>
-            <w:ind/>
-            <w:jc w:val="both"/>
-            <w:rPr>
-              <w:rFonts w:asciiTheme="minorHAnsi" w:hAnsiTheme="minorHAnsi" w:eastAsiaTheme="minorEastAsia" w:cstheme="minorBidi"/>
-              <w:color w:val="000000" w:themeColor="text1"/>
-              <w:sz w:val="24"/>
-              <w:szCs w:val="24"/>
-              <w14:ligatures w14:val="standardContextual"/>
-            </w:rPr>
-          </w:pPr>
-          <w:r>
-            <w:rPr>
-              <w:color w:val="000000" w:themeColor="text1"/>
-            </w:rPr>
-          </w:r>
-          <w:hyperlink w:tooltip="#_Toc207489672" w:anchor="_Toc207489672" w:history="1">
-            <w:r>
-              <w:rPr>
-                <w:rStyle w:val="845"/>
-                <w:color w:val="000000" w:themeColor="text1"/>
-              </w:rPr>
-              <w:t xml:space="preserve">Desarrollo de ingeniería</w:t>
-            </w:r>
-            <w:r>
-              <w:rPr>
-                <w:color w:val="000000" w:themeColor="text1"/>
-              </w:rPr>
-              <w:tab/>
-            </w:r>
-            <w:r>
-              <w:rPr>
-                <w:color w:val="000000" w:themeColor="text1"/>
-              </w:rPr>
-              <w:fldChar w:fldCharType="begin"/>
-            </w:r>
-            <w:r>
-              <w:rPr>
-                <w:color w:val="000000" w:themeColor="text1"/>
-              </w:rPr>
-              <w:instrText xml:space="preserve"> PAGEREF _Toc207489672 \h </w:instrText>
-            </w:r>
-            <w:r>
-              <w:rPr>
-                <w:color w:val="000000" w:themeColor="text1"/>
-              </w:rPr>
-            </w:r>
-            <w:r>
-              <w:rPr>
-                <w:color w:val="000000" w:themeColor="text1"/>
-              </w:rPr>
-              <w:fldChar w:fldCharType="separate"/>
-            </w:r>
-            <w:r>
-              <w:rPr>
-                <w:color w:val="000000" w:themeColor="text1"/>
-              </w:rPr>
-              <w:t xml:space="preserve">2</w:t>
-            </w:r>
-            <w:r>
-              <w:rPr>
-                <w:color w:val="000000" w:themeColor="text1"/>
-              </w:rPr>
-              <w:fldChar w:fldCharType="end"/>
-            </w:r>
-          </w:hyperlink>
-          <w:r>
-            <w:rPr>
-              <w:color w:val="000000" w:themeColor="text1"/>
-            </w:rPr>
-          </w:r>
-          <w:r>
-            <w:rPr>
-              <w:rFonts w:asciiTheme="minorHAnsi" w:hAnsiTheme="minorHAnsi" w:eastAsiaTheme="minorEastAsia" w:cstheme="minorBidi"/>
-              <w:color w:val="000000" w:themeColor="text1"/>
-              <w:sz w:val="24"/>
-              <w:szCs w:val="24"/>
-              <w:lang w:val="en-US"/>
-              <w14:ligatures w14:val="standardContextual"/>
-            </w:rPr>
-          </w:r>
-        </w:p>
-        <w:p>
-          <w:pPr>
-            <w:pStyle w:val="844"/>
+            <w:pStyle w:val="1024"/>
             <w:pBdr/>
             <w:tabs>
               <w:tab w:val="right" w:leader="dot" w:pos="9019"/>
             </w:tabs>
             <w:spacing/>
             <w:ind/>
-            <w:jc w:val="both"/>
-            <w:rPr>
-              <w:rFonts w:asciiTheme="minorHAnsi" w:hAnsiTheme="minorHAnsi" w:eastAsiaTheme="minorEastAsia" w:cstheme="minorBidi"/>
-              <w:color w:val="000000" w:themeColor="text1"/>
-              <w:sz w:val="24"/>
-              <w:szCs w:val="24"/>
-              <w14:ligatures w14:val="standardContextual"/>
-            </w:rPr>
+            <w:rPr/>
           </w:pPr>
-          <w:r>
-            <w:rPr>
-              <w:color w:val="000000" w:themeColor="text1"/>
-            </w:rPr>
-          </w:r>
-          <w:hyperlink w:tooltip="#_Toc207489673" w:anchor="_Toc207489673" w:history="1">
+          <w:hyperlink w:tooltip="#_Toc2" w:anchor="_Toc2" w:history="1">
             <w:r>
               <w:rPr>
-                <w:rStyle w:val="845"/>
-                <w:color w:val="000000" w:themeColor="text1"/>
-              </w:rPr>
-              <w:t xml:space="preserve">Descripción breve del proyecto APT, justificando su relevancia.</w:t>
-            </w:r>
-            <w:r>
-              <w:rPr>
-                <w:color w:val="000000" w:themeColor="text1"/>
-              </w:rPr>
-              <w:tab/>
-            </w:r>
-            <w:r>
-              <w:rPr>
-                <w:color w:val="000000" w:themeColor="text1"/>
-              </w:rPr>
-              <w:fldChar w:fldCharType="begin"/>
-            </w:r>
-            <w:r>
-              <w:rPr>
-                <w:color w:val="000000" w:themeColor="text1"/>
-              </w:rPr>
-              <w:instrText xml:space="preserve"> PAGEREF _Toc207489673 \h </w:instrText>
-            </w:r>
-            <w:r>
-              <w:rPr>
-                <w:color w:val="000000" w:themeColor="text1"/>
+                <w:rStyle w:val="1026"/>
               </w:rPr>
             </w:r>
             <w:r>
               <w:rPr>
-                <w:color w:val="000000" w:themeColor="text1"/>
+                <w:rStyle w:val="1026"/>
               </w:rPr>
-              <w:fldChar w:fldCharType="separate"/>
+              <w:t xml:space="preserve">Desarrollo de ingeniería</w:t>
             </w:r>
             <w:r>
               <w:rPr>
-                <w:color w:val="000000" w:themeColor="text1"/>
+                <w:rStyle w:val="1026"/>
               </w:rPr>
-              <w:t xml:space="preserve">2</w:t>
             </w:r>
             <w:r>
-              <w:rPr>
-                <w:color w:val="000000" w:themeColor="text1"/>
-              </w:rPr>
+              <w:tab/>
+            </w:r>
+            <w:r>
+              <w:fldChar w:fldCharType="begin"/>
+              <w:instrText xml:space="preserve">PAGEREF _Toc2 \h</w:instrText>
+              <w:fldChar w:fldCharType="separate"/>
+              <w:t xml:space="preserve">2</w:t>
               <w:fldChar w:fldCharType="end"/>
             </w:r>
           </w:hyperlink>
-          <w:r>
-            <w:rPr>
-              <w:color w:val="000000" w:themeColor="text1"/>
-            </w:rPr>
-          </w:r>
-          <w:r>
-            <w:rPr>
-              <w:rFonts w:asciiTheme="minorHAnsi" w:hAnsiTheme="minorHAnsi" w:eastAsiaTheme="minorEastAsia" w:cstheme="minorBidi"/>
-              <w:color w:val="000000" w:themeColor="text1"/>
-              <w:sz w:val="24"/>
-              <w:szCs w:val="24"/>
-              <w:lang w:val="en-US"/>
-              <w14:ligatures w14:val="standardContextual"/>
-            </w:rPr>
-          </w:r>
+          <w:r/>
         </w:p>
         <w:p>
           <w:pPr>
-            <w:pStyle w:val="844"/>
+            <w:pStyle w:val="1025"/>
             <w:pBdr/>
             <w:tabs>
               <w:tab w:val="right" w:leader="dot" w:pos="9019"/>
             </w:tabs>
             <w:spacing/>
             <w:ind/>
-            <w:jc w:val="both"/>
-            <w:rPr>
-              <w:rFonts w:asciiTheme="minorHAnsi" w:hAnsiTheme="minorHAnsi" w:eastAsiaTheme="minorEastAsia" w:cstheme="minorBidi"/>
-              <w:color w:val="000000" w:themeColor="text1"/>
-              <w:sz w:val="24"/>
-              <w:szCs w:val="24"/>
-              <w14:ligatures w14:val="standardContextual"/>
-            </w:rPr>
+            <w:rPr/>
           </w:pPr>
-          <w:r>
-            <w:rPr>
-              <w:color w:val="000000" w:themeColor="text1"/>
-            </w:rPr>
-          </w:r>
-          <w:hyperlink w:tooltip="#_Toc207489674" w:anchor="_Toc207489674" w:history="1">
+          <w:hyperlink w:tooltip="#_Toc3" w:anchor="_Toc3" w:history="1">
             <w:r>
               <w:rPr>
-                <w:rStyle w:val="845"/>
-                <w:color w:val="000000" w:themeColor="text1"/>
-              </w:rPr>
-              <w:t xml:space="preserve">Relación del proyecto APT con las competencias del perfil de egreso.</w:t>
-            </w:r>
-            <w:r>
-              <w:rPr>
-                <w:color w:val="000000" w:themeColor="text1"/>
-              </w:rPr>
-              <w:tab/>
-            </w:r>
-            <w:r>
-              <w:rPr>
-                <w:color w:val="000000" w:themeColor="text1"/>
-              </w:rPr>
-              <w:fldChar w:fldCharType="begin"/>
-            </w:r>
-            <w:r>
-              <w:rPr>
-                <w:color w:val="000000" w:themeColor="text1"/>
-              </w:rPr>
-              <w:instrText xml:space="preserve"> PAGEREF _Toc207489674 \h </w:instrText>
-            </w:r>
-            <w:r>
-              <w:rPr>
-                <w:color w:val="000000" w:themeColor="text1"/>
+                <w:rStyle w:val="1026"/>
               </w:rPr>
             </w:r>
             <w:r>
               <w:rPr>
-                <w:color w:val="000000" w:themeColor="text1"/>
+                <w:rStyle w:val="1026"/>
               </w:rPr>
-              <w:fldChar w:fldCharType="separate"/>
+              <w:t xml:space="preserve">Descripción breve del proyecto APT, justificando su relevancia.</w:t>
             </w:r>
             <w:r>
               <w:rPr>
-                <w:color w:val="000000" w:themeColor="text1"/>
+                <w:rStyle w:val="1026"/>
               </w:rPr>
-              <w:t xml:space="preserve">3</w:t>
             </w:r>
             <w:r>
-              <w:rPr>
-                <w:color w:val="000000" w:themeColor="text1"/>
-              </w:rPr>
+              <w:tab/>
+            </w:r>
+            <w:r>
+              <w:fldChar w:fldCharType="begin"/>
+              <w:instrText xml:space="preserve">PAGEREF _Toc3 \h</w:instrText>
+              <w:fldChar w:fldCharType="separate"/>
+              <w:t xml:space="preserve">2</w:t>
               <w:fldChar w:fldCharType="end"/>
             </w:r>
           </w:hyperlink>
-          <w:r>
-            <w:rPr>
-              <w:color w:val="000000" w:themeColor="text1"/>
-            </w:rPr>
-          </w:r>
-          <w:r>
-            <w:rPr>
-              <w:rFonts w:asciiTheme="minorHAnsi" w:hAnsiTheme="minorHAnsi" w:eastAsiaTheme="minorEastAsia" w:cstheme="minorBidi"/>
-              <w:color w:val="000000" w:themeColor="text1"/>
-              <w:sz w:val="24"/>
-              <w:szCs w:val="24"/>
-              <w:lang w:val="en-US"/>
-              <w14:ligatures w14:val="standardContextual"/>
-            </w:rPr>
-          </w:r>
+          <w:r/>
         </w:p>
         <w:p>
           <w:pPr>
-            <w:pStyle w:val="844"/>
+            <w:pStyle w:val="1025"/>
             <w:pBdr/>
             <w:tabs>
               <w:tab w:val="right" w:leader="dot" w:pos="9019"/>
             </w:tabs>
             <w:spacing/>
             <w:ind/>
-            <w:jc w:val="both"/>
-            <w:rPr>
-              <w:rFonts w:asciiTheme="minorHAnsi" w:hAnsiTheme="minorHAnsi" w:eastAsiaTheme="minorEastAsia" w:cstheme="minorBidi"/>
-              <w:color w:val="000000" w:themeColor="text1"/>
-              <w:sz w:val="24"/>
-              <w:szCs w:val="24"/>
-              <w14:ligatures w14:val="standardContextual"/>
-            </w:rPr>
+            <w:rPr/>
           </w:pPr>
-          <w:r>
-            <w:rPr>
-              <w:color w:val="000000" w:themeColor="text1"/>
-            </w:rPr>
-          </w:r>
-          <w:hyperlink w:tooltip="#_Toc207489675" w:anchor="_Toc207489675" w:history="1">
+          <w:hyperlink w:tooltip="#_Toc4" w:anchor="_Toc4" w:history="1">
             <w:r>
               <w:rPr>
-                <w:rStyle w:val="845"/>
-                <w:color w:val="000000" w:themeColor="text1"/>
-              </w:rPr>
-              <w:t xml:space="preserve">Relación del proyecto APT con tus intereses profesionales.</w:t>
-            </w:r>
-            <w:r>
-              <w:rPr>
-                <w:color w:val="000000" w:themeColor="text1"/>
-              </w:rPr>
-              <w:tab/>
-            </w:r>
-            <w:r>
-              <w:rPr>
-                <w:color w:val="000000" w:themeColor="text1"/>
-              </w:rPr>
-              <w:fldChar w:fldCharType="begin"/>
-            </w:r>
-            <w:r>
-              <w:rPr>
-                <w:color w:val="000000" w:themeColor="text1"/>
-              </w:rPr>
-              <w:instrText xml:space="preserve"> PAGEREF _Toc207489675 \h </w:instrText>
-            </w:r>
-            <w:r>
-              <w:rPr>
-                <w:color w:val="000000" w:themeColor="text1"/>
+                <w:rStyle w:val="1026"/>
               </w:rPr>
             </w:r>
             <w:r>
               <w:rPr>
-                <w:color w:val="000000" w:themeColor="text1"/>
+                <w:rStyle w:val="1026"/>
               </w:rPr>
-              <w:fldChar w:fldCharType="separate"/>
+              <w:t xml:space="preserve">Relación del proyecto APT con las competencias del perfil de egreso.</w:t>
             </w:r>
             <w:r>
               <w:rPr>
-                <w:color w:val="000000" w:themeColor="text1"/>
+                <w:rStyle w:val="1026"/>
               </w:rPr>
-              <w:t xml:space="preserve">3</w:t>
             </w:r>
             <w:r>
-              <w:rPr>
-                <w:color w:val="000000" w:themeColor="text1"/>
-              </w:rPr>
+              <w:tab/>
+            </w:r>
+            <w:r>
+              <w:fldChar w:fldCharType="begin"/>
+              <w:instrText xml:space="preserve">PAGEREF _Toc4 \h</w:instrText>
+              <w:fldChar w:fldCharType="separate"/>
+              <w:t xml:space="preserve">3</w:t>
               <w:fldChar w:fldCharType="end"/>
             </w:r>
           </w:hyperlink>
-          <w:r>
-            <w:rPr>
-              <w:color w:val="000000" w:themeColor="text1"/>
-            </w:rPr>
-          </w:r>
-          <w:r>
-            <w:rPr>
-              <w:rFonts w:asciiTheme="minorHAnsi" w:hAnsiTheme="minorHAnsi" w:eastAsiaTheme="minorEastAsia" w:cstheme="minorBidi"/>
-              <w:color w:val="000000" w:themeColor="text1"/>
-              <w:sz w:val="24"/>
-              <w:szCs w:val="24"/>
-              <w:lang w:val="en-US"/>
-              <w14:ligatures w14:val="standardContextual"/>
-            </w:rPr>
-          </w:r>
+          <w:r/>
         </w:p>
         <w:p>
           <w:pPr>
-            <w:pStyle w:val="844"/>
+            <w:pStyle w:val="1025"/>
             <w:pBdr/>
             <w:tabs>
               <w:tab w:val="right" w:leader="dot" w:pos="9019"/>
             </w:tabs>
             <w:spacing/>
             <w:ind/>
-            <w:jc w:val="both"/>
-            <w:rPr>
-              <w:rFonts w:asciiTheme="minorHAnsi" w:hAnsiTheme="minorHAnsi" w:eastAsiaTheme="minorEastAsia" w:cstheme="minorBidi"/>
-              <w:color w:val="000000" w:themeColor="text1"/>
-              <w:sz w:val="24"/>
-              <w:szCs w:val="24"/>
-              <w14:ligatures w14:val="standardContextual"/>
-            </w:rPr>
+            <w:rPr/>
           </w:pPr>
-          <w:r>
-            <w:rPr>
-              <w:color w:val="000000" w:themeColor="text1"/>
-            </w:rPr>
-          </w:r>
-          <w:hyperlink w:tooltip="#_Toc207489676" w:anchor="_Toc207489676" w:history="1">
+          <w:hyperlink w:tooltip="#_Toc5" w:anchor="_Toc5" w:history="1">
             <w:r>
               <w:rPr>
-                <w:rStyle w:val="845"/>
-                <w:color w:val="000000" w:themeColor="text1"/>
+                <w:rStyle w:val="1026"/>
+              </w:rPr>
+            </w:r>
+            <w:r>
+              <w:rPr>
+                <w:rStyle w:val="1026"/>
+              </w:rPr>
+              <w:t xml:space="preserve">Relación del proyecto APT con tus intereses profesionales.</w:t>
+            </w:r>
+            <w:r>
+              <w:rPr>
+                <w:rStyle w:val="1026"/>
+              </w:rPr>
+            </w:r>
+            <w:r>
+              <w:tab/>
+            </w:r>
+            <w:r>
+              <w:fldChar w:fldCharType="begin"/>
+              <w:instrText xml:space="preserve">PAGEREF _Toc5 \h</w:instrText>
+              <w:fldChar w:fldCharType="separate"/>
+              <w:t xml:space="preserve">3</w:t>
+              <w:fldChar w:fldCharType="end"/>
+            </w:r>
+          </w:hyperlink>
+          <w:r/>
+        </w:p>
+        <w:p>
+          <w:pPr>
+            <w:pStyle w:val="1025"/>
+            <w:pBdr/>
+            <w:tabs>
+              <w:tab w:val="right" w:leader="dot" w:pos="9019"/>
+            </w:tabs>
+            <w:spacing/>
+            <w:ind/>
+            <w:rPr/>
+          </w:pPr>
+          <w:hyperlink w:tooltip="#_Toc6" w:anchor="_Toc6" w:history="1">
+            <w:r>
+              <w:rPr>
+                <w:rStyle w:val="1026"/>
+              </w:rPr>
+            </w:r>
+            <w:r>
+              <w:rPr>
+                <w:rStyle w:val="1026"/>
               </w:rPr>
               <w:t xml:space="preserve">Argumento sobre la factibilidad del proyecto dentro de la asignatura.</w:t>
             </w:r>
             <w:r>
               <w:rPr>
-                <w:color w:val="000000" w:themeColor="text1"/>
+                <w:rStyle w:val="1026"/>
               </w:rPr>
+            </w:r>
+            <w:r>
               <w:tab/>
             </w:r>
             <w:r>
-              <w:rPr>
-                <w:color w:val="000000" w:themeColor="text1"/>
-              </w:rPr>
               <w:fldChar w:fldCharType="begin"/>
+              <w:instrText xml:space="preserve">PAGEREF _Toc6 \h</w:instrText>
+              <w:fldChar w:fldCharType="separate"/>
+              <w:t xml:space="preserve">4</w:t>
+              <w:fldChar w:fldCharType="end"/>
             </w:r>
+          </w:hyperlink>
+          <w:r/>
+        </w:p>
+        <w:p>
+          <w:pPr>
+            <w:pStyle w:val="1024"/>
+            <w:pBdr/>
+            <w:tabs>
+              <w:tab w:val="right" w:leader="dot" w:pos="9019"/>
+            </w:tabs>
+            <w:spacing/>
+            <w:ind/>
+            <w:rPr/>
+          </w:pPr>
+          <w:hyperlink w:tooltip="#_Toc7" w:anchor="_Toc7" w:history="1">
             <w:r>
               <w:rPr>
-                <w:color w:val="000000" w:themeColor="text1"/>
-              </w:rPr>
-              <w:instrText xml:space="preserve"> PAGEREF _Toc207489676 \h </w:instrText>
-            </w:r>
-            <w:r>
-              <w:rPr>
-                <w:color w:val="000000" w:themeColor="text1"/>
+                <w:rStyle w:val="1026"/>
               </w:rPr>
             </w:r>
             <w:r>
               <w:rPr>
-                <w:color w:val="000000" w:themeColor="text1"/>
-              </w:rPr>
-              <w:fldChar w:fldCharType="separate"/>
-            </w:r>
-            <w:r>
-              <w:rPr>
-                <w:color w:val="000000" w:themeColor="text1"/>
-              </w:rPr>
-              <w:t xml:space="preserve">4</w:t>
-            </w:r>
-            <w:r>
-              <w:rPr>
-                <w:color w:val="000000" w:themeColor="text1"/>
-              </w:rPr>
-              <w:fldChar w:fldCharType="end"/>
-            </w:r>
-          </w:hyperlink>
-          <w:r>
-            <w:rPr>
-              <w:color w:val="000000" w:themeColor="text1"/>
-            </w:rPr>
-          </w:r>
-          <w:r>
-            <w:rPr>
-              <w:rFonts w:asciiTheme="minorHAnsi" w:hAnsiTheme="minorHAnsi" w:eastAsiaTheme="minorEastAsia" w:cstheme="minorBidi"/>
-              <w:color w:val="000000" w:themeColor="text1"/>
-              <w:sz w:val="24"/>
-              <w:szCs w:val="24"/>
-              <w:lang w:val="en-US"/>
-              <w14:ligatures w14:val="standardContextual"/>
-            </w:rPr>
-          </w:r>
-        </w:p>
-        <w:p>
-          <w:pPr>
-            <w:pStyle w:val="843"/>
-            <w:pBdr/>
-            <w:spacing/>
-            <w:ind/>
-            <w:jc w:val="both"/>
-            <w:rPr>
-              <w:rFonts w:asciiTheme="minorHAnsi" w:hAnsiTheme="minorHAnsi" w:eastAsiaTheme="minorEastAsia" w:cstheme="minorBidi"/>
-              <w:color w:val="000000" w:themeColor="text1"/>
-              <w:sz w:val="24"/>
-              <w:szCs w:val="24"/>
-              <w14:ligatures w14:val="standardContextual"/>
-            </w:rPr>
-          </w:pPr>
-          <w:r>
-            <w:rPr>
-              <w:color w:val="000000" w:themeColor="text1"/>
-            </w:rPr>
-          </w:r>
-          <w:hyperlink w:tooltip="#_Toc207489677" w:anchor="_Toc207489677" w:history="1">
-            <w:r>
-              <w:rPr>
-                <w:rStyle w:val="845"/>
-                <w:color w:val="000000" w:themeColor="text1"/>
+                <w:rStyle w:val="1026"/>
               </w:rPr>
               <w:t xml:space="preserve">Conclusión</w:t>
             </w:r>
             <w:r>
               <w:rPr>
-                <w:color w:val="000000" w:themeColor="text1"/>
+                <w:rStyle w:val="1026"/>
               </w:rPr>
+              <w:t xml:space="preserve"> </w:t>
+            </w:r>
+            <w:r>
+              <w:rPr>
+                <w:rStyle w:val="1026"/>
+              </w:rPr>
+            </w:r>
+            <w:r>
               <w:tab/>
             </w:r>
             <w:r>
-              <w:rPr>
-                <w:color w:val="000000" w:themeColor="text1"/>
-              </w:rPr>
               <w:fldChar w:fldCharType="begin"/>
+              <w:instrText xml:space="preserve">PAGEREF _Toc7 \h</w:instrText>
+              <w:fldChar w:fldCharType="separate"/>
+              <w:t xml:space="preserve">4</w:t>
+              <w:fldChar w:fldCharType="end"/>
             </w:r>
+          </w:hyperlink>
+          <w:r/>
+        </w:p>
+        <w:p>
+          <w:pPr>
+            <w:pStyle w:val="1024"/>
+            <w:pBdr/>
+            <w:tabs>
+              <w:tab w:val="right" w:leader="dot" w:pos="9019"/>
+            </w:tabs>
+            <w:spacing/>
+            <w:ind/>
+            <w:rPr/>
+          </w:pPr>
+          <w:hyperlink w:tooltip="#_Toc8" w:anchor="_Toc8" w:history="1">
             <w:r>
               <w:rPr>
-                <w:color w:val="000000" w:themeColor="text1"/>
-              </w:rPr>
-              <w:instrText xml:space="preserve"> PAGEREF _Toc207489677 \h </w:instrText>
-            </w:r>
-            <w:r>
-              <w:rPr>
-                <w:color w:val="000000" w:themeColor="text1"/>
+                <w:rStyle w:val="1026"/>
               </w:rPr>
             </w:r>
             <w:r>
               <w:rPr>
-                <w:color w:val="000000" w:themeColor="text1"/>
-              </w:rPr>
-              <w:fldChar w:fldCharType="separate"/>
-            </w:r>
-            <w:r>
-              <w:rPr>
-                <w:color w:val="000000" w:themeColor="text1"/>
-              </w:rPr>
-              <w:t xml:space="preserve">5</w:t>
-            </w:r>
-            <w:r>
-              <w:rPr>
-                <w:color w:val="000000" w:themeColor="text1"/>
-              </w:rPr>
-              <w:fldChar w:fldCharType="end"/>
-            </w:r>
-          </w:hyperlink>
-          <w:r>
-            <w:rPr>
-              <w:color w:val="000000" w:themeColor="text1"/>
-            </w:rPr>
-          </w:r>
-          <w:r>
-            <w:rPr>
-              <w:rFonts w:asciiTheme="minorHAnsi" w:hAnsiTheme="minorHAnsi" w:eastAsiaTheme="minorEastAsia" w:cstheme="minorBidi"/>
-              <w:color w:val="000000" w:themeColor="text1"/>
-              <w:sz w:val="24"/>
-              <w:szCs w:val="24"/>
-              <w:lang w:val="en-US"/>
-              <w14:ligatures w14:val="standardContextual"/>
-            </w:rPr>
-          </w:r>
-        </w:p>
-        <w:p>
-          <w:pPr>
-            <w:pStyle w:val="843"/>
-            <w:pBdr/>
-            <w:spacing/>
-            <w:ind/>
-            <w:jc w:val="both"/>
-            <w:rPr>
-              <w:rFonts w:asciiTheme="minorHAnsi" w:hAnsiTheme="minorHAnsi" w:eastAsiaTheme="minorEastAsia" w:cstheme="minorBidi"/>
-              <w:color w:val="000000" w:themeColor="text1"/>
-              <w:sz w:val="24"/>
-              <w:szCs w:val="24"/>
-              <w14:ligatures w14:val="standardContextual"/>
-            </w:rPr>
-          </w:pPr>
-          <w:r>
-            <w:rPr>
-              <w:color w:val="000000" w:themeColor="text1"/>
-            </w:rPr>
-          </w:r>
-          <w:hyperlink w:tooltip="#_Toc207489678" w:anchor="_Toc207489678" w:history="1">
-            <w:r>
-              <w:rPr>
-                <w:rStyle w:val="845"/>
-                <w:color w:val="000000" w:themeColor="text1"/>
+                <w:rStyle w:val="1026"/>
               </w:rPr>
               <w:t xml:space="preserve">Reflexión</w:t>
             </w:r>
             <w:r>
               <w:rPr>
-                <w:color w:val="000000" w:themeColor="text1"/>
+                <w:rStyle w:val="1026"/>
               </w:rPr>
+            </w:r>
+            <w:r>
               <w:tab/>
             </w:r>
             <w:r>
-              <w:rPr>
-                <w:color w:val="000000" w:themeColor="text1"/>
-              </w:rPr>
               <w:fldChar w:fldCharType="begin"/>
-            </w:r>
-            <w:r>
-              <w:rPr>
-                <w:color w:val="000000" w:themeColor="text1"/>
-              </w:rPr>
-              <w:instrText xml:space="preserve"> PAGEREF _Toc207489678 \h </w:instrText>
-            </w:r>
-            <w:r>
-              <w:rPr>
-                <w:color w:val="000000" w:themeColor="text1"/>
-              </w:rPr>
-            </w:r>
-            <w:r>
-              <w:rPr>
-                <w:color w:val="000000" w:themeColor="text1"/>
-              </w:rPr>
+              <w:instrText xml:space="preserve">PAGEREF _Toc8 \h</w:instrText>
               <w:fldChar w:fldCharType="separate"/>
-            </w:r>
-            <w:r>
-              <w:rPr>
-                <w:color w:val="000000" w:themeColor="text1"/>
-              </w:rPr>
               <w:t xml:space="preserve">5</w:t>
-            </w:r>
-            <w:r>
-              <w:rPr>
-                <w:color w:val="000000" w:themeColor="text1"/>
-              </w:rPr>
               <w:fldChar w:fldCharType="end"/>
             </w:r>
           </w:hyperlink>
-          <w:r>
-            <w:rPr>
-              <w:color w:val="000000" w:themeColor="text1"/>
-            </w:rPr>
-          </w:r>
-          <w:r>
-            <w:rPr>
-              <w:rFonts w:asciiTheme="minorHAnsi" w:hAnsiTheme="minorHAnsi" w:eastAsiaTheme="minorEastAsia" w:cstheme="minorBidi"/>
-              <w:color w:val="000000" w:themeColor="text1"/>
-              <w:sz w:val="24"/>
-              <w:szCs w:val="24"/>
-              <w:lang w:val="en-US"/>
-              <w14:ligatures w14:val="standardContextual"/>
-            </w:rPr>
-          </w:r>
+          <w:r/>
         </w:p>
         <w:p>
           <w:pPr>
@@ -2150,6 +2004,11 @@
           </w:pPr>
           <w:r>
             <w:rPr>
+              <w:color w:val="000000" w:themeColor="text1"/>
+            </w:rPr>
+          </w:r>
+          <w:r>
+            <w:rPr>
               <w:b/>
               <w:bCs/>
               <w:color w:val="000000" w:themeColor="text1"/>
@@ -2157,11 +2016,8 @@
             </w:rPr>
             <w:fldChar w:fldCharType="end"/>
           </w:r>
-          <w:r>
-            <w:rPr>
-              <w:color w:val="000000" w:themeColor="text1"/>
-            </w:rPr>
-          </w:r>
+          <w:r/>
+          <w:r/>
         </w:p>
       </w:sdtContent>
     </w:sdt>
@@ -2188,24 +2044,6 @@
           <w:color w:val="000000" w:themeColor="text1"/>
         </w:rPr>
       </w:r>
-    </w:p>
-    <w:p>
-      <w:pPr>
-        <w:pBdr/>
-        <w:spacing/>
-        <w:ind/>
-        <w:jc w:val="both"/>
-        <w:rPr>
-          <w:rFonts w:ascii="Calibri" w:hAnsi="Calibri" w:eastAsia="Calibri" w:cs="Calibri"/>
-          <w:color w:val="000000" w:themeColor="text1"/>
-        </w:rPr>
-      </w:pPr>
-      <w:r>
-        <w:rPr>
-          <w:rFonts w:ascii="Calibri" w:hAnsi="Calibri" w:eastAsia="Calibri" w:cs="Calibri"/>
-          <w:color w:val="000000" w:themeColor="text1"/>
-        </w:rPr>
-      </w:r>
       <w:r>
         <w:rPr>
           <w:rFonts w:ascii="Calibri" w:hAnsi="Calibri" w:eastAsia="Calibri" w:cs="Calibri"/>
@@ -2236,24 +2074,6 @@
           <w:color w:val="000000" w:themeColor="text1"/>
         </w:rPr>
       </w:r>
-    </w:p>
-    <w:p>
-      <w:pPr>
-        <w:pBdr/>
-        <w:spacing/>
-        <w:ind/>
-        <w:jc w:val="both"/>
-        <w:rPr>
-          <w:rFonts w:ascii="Calibri" w:hAnsi="Calibri" w:eastAsia="Calibri" w:cs="Calibri"/>
-          <w:color w:val="000000" w:themeColor="text1"/>
-        </w:rPr>
-      </w:pPr>
-      <w:r>
-        <w:rPr>
-          <w:rFonts w:ascii="Calibri" w:hAnsi="Calibri" w:eastAsia="Calibri" w:cs="Calibri"/>
-          <w:color w:val="000000" w:themeColor="text1"/>
-        </w:rPr>
-      </w:r>
       <w:r>
         <w:rPr>
           <w:rFonts w:ascii="Calibri" w:hAnsi="Calibri" w:eastAsia="Calibri" w:cs="Calibri"/>
@@ -2284,24 +2104,6 @@
           <w:color w:val="000000" w:themeColor="text1"/>
         </w:rPr>
       </w:r>
-    </w:p>
-    <w:p>
-      <w:pPr>
-        <w:pBdr/>
-        <w:spacing/>
-        <w:ind/>
-        <w:jc w:val="both"/>
-        <w:rPr>
-          <w:rFonts w:ascii="Calibri" w:hAnsi="Calibri" w:eastAsia="Calibri" w:cs="Calibri"/>
-          <w:color w:val="000000" w:themeColor="text1"/>
-        </w:rPr>
-      </w:pPr>
-      <w:r>
-        <w:rPr>
-          <w:rFonts w:ascii="Calibri" w:hAnsi="Calibri" w:eastAsia="Calibri" w:cs="Calibri"/>
-          <w:color w:val="000000" w:themeColor="text1"/>
-        </w:rPr>
-      </w:r>
       <w:r>
         <w:rPr>
           <w:rFonts w:ascii="Calibri" w:hAnsi="Calibri" w:eastAsia="Calibri" w:cs="Calibri"/>
@@ -2332,24 +2134,6 @@
           <w:color w:val="000000" w:themeColor="text1"/>
         </w:rPr>
       </w:r>
-    </w:p>
-    <w:p>
-      <w:pPr>
-        <w:pBdr/>
-        <w:spacing/>
-        <w:ind/>
-        <w:jc w:val="both"/>
-        <w:rPr>
-          <w:rFonts w:ascii="Calibri" w:hAnsi="Calibri" w:eastAsia="Calibri" w:cs="Calibri"/>
-          <w:color w:val="000000" w:themeColor="text1"/>
-        </w:rPr>
-      </w:pPr>
-      <w:r>
-        <w:rPr>
-          <w:rFonts w:ascii="Calibri" w:hAnsi="Calibri" w:eastAsia="Calibri" w:cs="Calibri"/>
-          <w:color w:val="000000" w:themeColor="text1"/>
-        </w:rPr>
-      </w:r>
       <w:r>
         <w:rPr>
           <w:rFonts w:ascii="Calibri" w:hAnsi="Calibri" w:eastAsia="Calibri" w:cs="Calibri"/>
@@ -2380,24 +2164,6 @@
           <w:color w:val="000000" w:themeColor="text1"/>
         </w:rPr>
       </w:r>
-    </w:p>
-    <w:p>
-      <w:pPr>
-        <w:pBdr/>
-        <w:spacing/>
-        <w:ind/>
-        <w:jc w:val="both"/>
-        <w:rPr>
-          <w:rFonts w:ascii="Calibri" w:hAnsi="Calibri" w:eastAsia="Calibri" w:cs="Calibri"/>
-          <w:color w:val="000000" w:themeColor="text1"/>
-        </w:rPr>
-      </w:pPr>
-      <w:r>
-        <w:rPr>
-          <w:rFonts w:ascii="Calibri" w:hAnsi="Calibri" w:eastAsia="Calibri" w:cs="Calibri"/>
-          <w:color w:val="000000" w:themeColor="text1"/>
-        </w:rPr>
-      </w:r>
       <w:r>
         <w:rPr>
           <w:rFonts w:ascii="Calibri" w:hAnsi="Calibri" w:eastAsia="Calibri" w:cs="Calibri"/>
@@ -2428,24 +2194,6 @@
           <w:color w:val="000000" w:themeColor="text1"/>
         </w:rPr>
       </w:r>
-    </w:p>
-    <w:p>
-      <w:pPr>
-        <w:pBdr/>
-        <w:spacing/>
-        <w:ind/>
-        <w:jc w:val="both"/>
-        <w:rPr>
-          <w:rFonts w:ascii="Calibri" w:hAnsi="Calibri" w:eastAsia="Calibri" w:cs="Calibri"/>
-          <w:color w:val="000000" w:themeColor="text1"/>
-        </w:rPr>
-      </w:pPr>
-      <w:r>
-        <w:rPr>
-          <w:rFonts w:ascii="Calibri" w:hAnsi="Calibri" w:eastAsia="Calibri" w:cs="Calibri"/>
-          <w:color w:val="000000" w:themeColor="text1"/>
-        </w:rPr>
-      </w:r>
       <w:r>
         <w:rPr>
           <w:rFonts w:ascii="Calibri" w:hAnsi="Calibri" w:eastAsia="Calibri" w:cs="Calibri"/>
@@ -2476,24 +2224,6 @@
           <w:color w:val="000000" w:themeColor="text1"/>
         </w:rPr>
       </w:r>
-    </w:p>
-    <w:p>
-      <w:pPr>
-        <w:pBdr/>
-        <w:spacing/>
-        <w:ind/>
-        <w:jc w:val="both"/>
-        <w:rPr>
-          <w:rFonts w:ascii="Calibri" w:hAnsi="Calibri" w:eastAsia="Calibri" w:cs="Calibri"/>
-          <w:color w:val="000000" w:themeColor="text1"/>
-        </w:rPr>
-      </w:pPr>
-      <w:r>
-        <w:rPr>
-          <w:rFonts w:ascii="Calibri" w:hAnsi="Calibri" w:eastAsia="Calibri" w:cs="Calibri"/>
-          <w:color w:val="000000" w:themeColor="text1"/>
-        </w:rPr>
-      </w:r>
       <w:r>
         <w:rPr>
           <w:rFonts w:ascii="Calibri" w:hAnsi="Calibri" w:eastAsia="Calibri" w:cs="Calibri"/>
@@ -2524,24 +2254,6 @@
           <w:color w:val="000000" w:themeColor="text1"/>
         </w:rPr>
       </w:r>
-    </w:p>
-    <w:p>
-      <w:pPr>
-        <w:pBdr/>
-        <w:spacing/>
-        <w:ind/>
-        <w:jc w:val="both"/>
-        <w:rPr>
-          <w:rFonts w:ascii="Calibri" w:hAnsi="Calibri" w:eastAsia="Calibri" w:cs="Calibri"/>
-          <w:color w:val="000000" w:themeColor="text1"/>
-        </w:rPr>
-      </w:pPr>
-      <w:r>
-        <w:rPr>
-          <w:rFonts w:ascii="Calibri" w:hAnsi="Calibri" w:eastAsia="Calibri" w:cs="Calibri"/>
-          <w:color w:val="000000" w:themeColor="text1"/>
-        </w:rPr>
-      </w:r>
       <w:r>
         <w:rPr>
           <w:rFonts w:ascii="Calibri" w:hAnsi="Calibri" w:eastAsia="Calibri" w:cs="Calibri"/>
@@ -2572,24 +2284,6 @@
           <w:color w:val="000000" w:themeColor="text1"/>
         </w:rPr>
       </w:r>
-    </w:p>
-    <w:p>
-      <w:pPr>
-        <w:pBdr/>
-        <w:spacing/>
-        <w:ind/>
-        <w:jc w:val="both"/>
-        <w:rPr>
-          <w:rFonts w:ascii="Calibri" w:hAnsi="Calibri" w:eastAsia="Calibri" w:cs="Calibri"/>
-          <w:color w:val="000000" w:themeColor="text1"/>
-        </w:rPr>
-      </w:pPr>
-      <w:r>
-        <w:rPr>
-          <w:rFonts w:ascii="Calibri" w:hAnsi="Calibri" w:eastAsia="Calibri" w:cs="Calibri"/>
-          <w:color w:val="000000" w:themeColor="text1"/>
-        </w:rPr>
-      </w:r>
       <w:r>
         <w:rPr>
           <w:rFonts w:ascii="Calibri" w:hAnsi="Calibri" w:eastAsia="Calibri" w:cs="Calibri"/>
@@ -2620,24 +2314,6 @@
           <w:color w:val="000000" w:themeColor="text1"/>
         </w:rPr>
       </w:r>
-    </w:p>
-    <w:p>
-      <w:pPr>
-        <w:pBdr/>
-        <w:spacing/>
-        <w:ind/>
-        <w:jc w:val="both"/>
-        <w:rPr>
-          <w:rFonts w:ascii="Calibri" w:hAnsi="Calibri" w:eastAsia="Calibri" w:cs="Calibri"/>
-          <w:color w:val="000000" w:themeColor="text1"/>
-        </w:rPr>
-      </w:pPr>
-      <w:r>
-        <w:rPr>
-          <w:rFonts w:ascii="Calibri" w:hAnsi="Calibri" w:eastAsia="Calibri" w:cs="Calibri"/>
-          <w:color w:val="000000" w:themeColor="text1"/>
-        </w:rPr>
-      </w:r>
       <w:r>
         <w:rPr>
           <w:rFonts w:ascii="Calibri" w:hAnsi="Calibri" w:eastAsia="Calibri" w:cs="Calibri"/>
@@ -2668,24 +2344,6 @@
           <w:color w:val="000000" w:themeColor="text1"/>
         </w:rPr>
       </w:r>
-    </w:p>
-    <w:p>
-      <w:pPr>
-        <w:pBdr/>
-        <w:spacing/>
-        <w:ind/>
-        <w:jc w:val="both"/>
-        <w:rPr>
-          <w:rFonts w:ascii="Calibri" w:hAnsi="Calibri" w:eastAsia="Calibri" w:cs="Calibri"/>
-          <w:color w:val="000000" w:themeColor="text1"/>
-        </w:rPr>
-      </w:pPr>
-      <w:r>
-        <w:rPr>
-          <w:rFonts w:ascii="Calibri" w:hAnsi="Calibri" w:eastAsia="Calibri" w:cs="Calibri"/>
-          <w:color w:val="000000" w:themeColor="text1"/>
-        </w:rPr>
-      </w:r>
       <w:r>
         <w:rPr>
           <w:rFonts w:ascii="Calibri" w:hAnsi="Calibri" w:eastAsia="Calibri" w:cs="Calibri"/>
@@ -2716,24 +2374,6 @@
           <w:color w:val="000000" w:themeColor="text1"/>
         </w:rPr>
       </w:r>
-    </w:p>
-    <w:p>
-      <w:pPr>
-        <w:pBdr/>
-        <w:spacing/>
-        <w:ind/>
-        <w:jc w:val="both"/>
-        <w:rPr>
-          <w:rFonts w:ascii="Calibri" w:hAnsi="Calibri" w:eastAsia="Calibri" w:cs="Calibri"/>
-          <w:color w:val="000000" w:themeColor="text1"/>
-        </w:rPr>
-      </w:pPr>
-      <w:r>
-        <w:rPr>
-          <w:rFonts w:ascii="Calibri" w:hAnsi="Calibri" w:eastAsia="Calibri" w:cs="Calibri"/>
-          <w:color w:val="000000" w:themeColor="text1"/>
-        </w:rPr>
-      </w:r>
       <w:r>
         <w:rPr>
           <w:rFonts w:ascii="Calibri" w:hAnsi="Calibri" w:eastAsia="Calibri" w:cs="Calibri"/>
@@ -2794,36 +2434,395 @@
           <w:color w:val="000000" w:themeColor="text1"/>
         </w:rPr>
       </w:r>
+      <w:r>
+        <w:rPr>
+          <w:rFonts w:ascii="Calibri" w:hAnsi="Calibri" w:eastAsia="Calibri" w:cs="Calibri"/>
+          <w:color w:val="000000" w:themeColor="text1"/>
+        </w:rPr>
+      </w:r>
     </w:p>
     <w:p>
       <w:pPr>
-        <w:pStyle w:val="821"/>
         <w:pBdr/>
         <w:spacing/>
         <w:ind/>
         <w:jc w:val="both"/>
         <w:rPr>
+          <w:rFonts w:ascii="Calibri" w:hAnsi="Calibri" w:eastAsia="Calibri" w:cs="Calibri"/>
           <w:color w:val="000000" w:themeColor="text1"/>
         </w:rPr>
       </w:pPr>
       <w:r>
         <w:rPr>
+          <w:rFonts w:ascii="Calibri" w:hAnsi="Calibri" w:eastAsia="Calibri" w:cs="Calibri"/>
           <w:color w:val="000000" w:themeColor="text1"/>
         </w:rPr>
       </w:r>
-      <w:bookmarkStart w:id="0" w:name="_Toc207489671"/>
+      <w:r>
+        <w:rPr>
+          <w:rFonts w:ascii="Calibri" w:hAnsi="Calibri" w:eastAsia="Calibri" w:cs="Calibri"/>
+          <w:color w:val="000000" w:themeColor="text1"/>
+        </w:rPr>
+      </w:r>
+      <w:r>
+        <w:rPr>
+          <w:rFonts w:ascii="Calibri" w:hAnsi="Calibri" w:eastAsia="Calibri" w:cs="Calibri"/>
+          <w:color w:val="000000" w:themeColor="text1"/>
+        </w:rPr>
+      </w:r>
+    </w:p>
+    <w:p>
+      <w:pPr>
+        <w:pBdr/>
+        <w:spacing/>
+        <w:ind/>
+        <w:jc w:val="both"/>
+        <w:rPr>
+          <w:rFonts w:ascii="Calibri" w:hAnsi="Calibri" w:eastAsia="Calibri" w:cs="Calibri"/>
+          <w:color w:val="000000" w:themeColor="text1"/>
+        </w:rPr>
+      </w:pPr>
+      <w:r>
+        <w:rPr>
+          <w:rFonts w:ascii="Calibri" w:hAnsi="Calibri" w:eastAsia="Calibri" w:cs="Calibri"/>
+          <w:color w:val="000000" w:themeColor="text1"/>
+        </w:rPr>
+      </w:r>
+      <w:r>
+        <w:rPr>
+          <w:rFonts w:ascii="Calibri" w:hAnsi="Calibri" w:eastAsia="Calibri" w:cs="Calibri"/>
+          <w:color w:val="000000" w:themeColor="text1"/>
+        </w:rPr>
+      </w:r>
+      <w:r>
+        <w:rPr>
+          <w:rFonts w:ascii="Calibri" w:hAnsi="Calibri" w:eastAsia="Calibri" w:cs="Calibri"/>
+          <w:color w:val="000000" w:themeColor="text1"/>
+        </w:rPr>
+      </w:r>
+    </w:p>
+    <w:p>
+      <w:pPr>
+        <w:pBdr/>
+        <w:spacing/>
+        <w:ind/>
+        <w:jc w:val="both"/>
+        <w:rPr>
+          <w:rFonts w:ascii="Calibri" w:hAnsi="Calibri" w:eastAsia="Calibri" w:cs="Calibri"/>
+          <w:color w:val="000000" w:themeColor="text1"/>
+        </w:rPr>
+      </w:pPr>
+      <w:r>
+        <w:rPr>
+          <w:rFonts w:ascii="Calibri" w:hAnsi="Calibri" w:eastAsia="Calibri" w:cs="Calibri"/>
+          <w:color w:val="000000" w:themeColor="text1"/>
+        </w:rPr>
+      </w:r>
+      <w:r>
+        <w:rPr>
+          <w:rFonts w:ascii="Calibri" w:hAnsi="Calibri" w:eastAsia="Calibri" w:cs="Calibri"/>
+          <w:color w:val="000000" w:themeColor="text1"/>
+        </w:rPr>
+      </w:r>
+      <w:r>
+        <w:rPr>
+          <w:rFonts w:ascii="Calibri" w:hAnsi="Calibri" w:eastAsia="Calibri" w:cs="Calibri"/>
+          <w:color w:val="000000" w:themeColor="text1"/>
+        </w:rPr>
+      </w:r>
+    </w:p>
+    <w:p>
+      <w:pPr>
+        <w:pBdr/>
+        <w:spacing/>
+        <w:ind/>
+        <w:jc w:val="both"/>
+        <w:rPr>
+          <w:rFonts w:ascii="Calibri" w:hAnsi="Calibri" w:eastAsia="Calibri" w:cs="Calibri"/>
+          <w:color w:val="000000" w:themeColor="text1"/>
+        </w:rPr>
+      </w:pPr>
+      <w:r>
+        <w:rPr>
+          <w:rFonts w:ascii="Calibri" w:hAnsi="Calibri" w:eastAsia="Calibri" w:cs="Calibri"/>
+          <w:color w:val="000000" w:themeColor="text1"/>
+        </w:rPr>
+      </w:r>
+      <w:r>
+        <w:rPr>
+          <w:rFonts w:ascii="Calibri" w:hAnsi="Calibri" w:eastAsia="Calibri" w:cs="Calibri"/>
+          <w:color w:val="000000" w:themeColor="text1"/>
+        </w:rPr>
+      </w:r>
+      <w:r>
+        <w:rPr>
+          <w:rFonts w:ascii="Calibri" w:hAnsi="Calibri" w:eastAsia="Calibri" w:cs="Calibri"/>
+          <w:color w:val="000000" w:themeColor="text1"/>
+        </w:rPr>
+      </w:r>
+    </w:p>
+    <w:p>
+      <w:pPr>
+        <w:pBdr/>
+        <w:spacing/>
+        <w:ind/>
+        <w:jc w:val="both"/>
+        <w:rPr>
+          <w:rFonts w:ascii="Calibri" w:hAnsi="Calibri" w:eastAsia="Calibri" w:cs="Calibri"/>
+          <w:color w:val="000000" w:themeColor="text1"/>
+        </w:rPr>
+      </w:pPr>
+      <w:r>
+        <w:rPr>
+          <w:rFonts w:ascii="Calibri" w:hAnsi="Calibri" w:eastAsia="Calibri" w:cs="Calibri"/>
+          <w:color w:val="000000" w:themeColor="text1"/>
+        </w:rPr>
+      </w:r>
+      <w:r>
+        <w:rPr>
+          <w:rFonts w:ascii="Calibri" w:hAnsi="Calibri" w:eastAsia="Calibri" w:cs="Calibri"/>
+          <w:color w:val="000000" w:themeColor="text1"/>
+        </w:rPr>
+      </w:r>
+      <w:r>
+        <w:rPr>
+          <w:rFonts w:ascii="Calibri" w:hAnsi="Calibri" w:eastAsia="Calibri" w:cs="Calibri"/>
+          <w:color w:val="000000" w:themeColor="text1"/>
+        </w:rPr>
+      </w:r>
+    </w:p>
+    <w:p>
+      <w:pPr>
+        <w:pBdr/>
+        <w:spacing/>
+        <w:ind/>
+        <w:jc w:val="both"/>
+        <w:rPr>
+          <w:rFonts w:ascii="Calibri" w:hAnsi="Calibri" w:eastAsia="Calibri" w:cs="Calibri"/>
+          <w:color w:val="000000" w:themeColor="text1"/>
+        </w:rPr>
+      </w:pPr>
+      <w:r>
+        <w:rPr>
+          <w:rFonts w:ascii="Calibri" w:hAnsi="Calibri" w:eastAsia="Calibri" w:cs="Calibri"/>
+          <w:color w:val="000000" w:themeColor="text1"/>
+        </w:rPr>
+      </w:r>
+      <w:r>
+        <w:rPr>
+          <w:rFonts w:ascii="Calibri" w:hAnsi="Calibri" w:eastAsia="Calibri" w:cs="Calibri"/>
+          <w:color w:val="000000" w:themeColor="text1"/>
+        </w:rPr>
+      </w:r>
+      <w:r>
+        <w:rPr>
+          <w:rFonts w:ascii="Calibri" w:hAnsi="Calibri" w:eastAsia="Calibri" w:cs="Calibri"/>
+          <w:color w:val="000000" w:themeColor="text1"/>
+        </w:rPr>
+      </w:r>
+    </w:p>
+    <w:p>
+      <w:pPr>
+        <w:pBdr/>
+        <w:spacing/>
+        <w:ind/>
+        <w:jc w:val="both"/>
+        <w:rPr>
+          <w:rFonts w:ascii="Calibri" w:hAnsi="Calibri" w:eastAsia="Calibri" w:cs="Calibri"/>
+          <w:color w:val="000000" w:themeColor="text1"/>
+        </w:rPr>
+      </w:pPr>
+      <w:r>
+        <w:rPr>
+          <w:rFonts w:ascii="Calibri" w:hAnsi="Calibri" w:eastAsia="Calibri" w:cs="Calibri"/>
+          <w:color w:val="000000" w:themeColor="text1"/>
+        </w:rPr>
+      </w:r>
+      <w:r>
+        <w:rPr>
+          <w:rFonts w:ascii="Calibri" w:hAnsi="Calibri" w:eastAsia="Calibri" w:cs="Calibri"/>
+          <w:color w:val="000000" w:themeColor="text1"/>
+        </w:rPr>
+      </w:r>
+      <w:r>
+        <w:rPr>
+          <w:rFonts w:ascii="Calibri" w:hAnsi="Calibri" w:eastAsia="Calibri" w:cs="Calibri"/>
+          <w:color w:val="000000" w:themeColor="text1"/>
+        </w:rPr>
+      </w:r>
+    </w:p>
+    <w:p>
+      <w:pPr>
+        <w:pBdr/>
+        <w:spacing/>
+        <w:ind/>
+        <w:jc w:val="both"/>
+        <w:rPr>
+          <w:rFonts w:ascii="Calibri" w:hAnsi="Calibri" w:eastAsia="Calibri" w:cs="Calibri"/>
+          <w:color w:val="000000" w:themeColor="text1"/>
+        </w:rPr>
+      </w:pPr>
+      <w:r>
+        <w:rPr>
+          <w:rFonts w:ascii="Calibri" w:hAnsi="Calibri" w:eastAsia="Calibri" w:cs="Calibri"/>
+          <w:color w:val="000000" w:themeColor="text1"/>
+        </w:rPr>
+      </w:r>
+      <w:r>
+        <w:rPr>
+          <w:rFonts w:ascii="Calibri" w:hAnsi="Calibri" w:eastAsia="Calibri" w:cs="Calibri"/>
+          <w:color w:val="000000" w:themeColor="text1"/>
+        </w:rPr>
+      </w:r>
+      <w:r>
+        <w:rPr>
+          <w:rFonts w:ascii="Calibri" w:hAnsi="Calibri" w:eastAsia="Calibri" w:cs="Calibri"/>
+          <w:color w:val="000000" w:themeColor="text1"/>
+        </w:rPr>
+      </w:r>
+    </w:p>
+    <w:p>
+      <w:pPr>
+        <w:pBdr/>
+        <w:spacing/>
+        <w:ind/>
+        <w:jc w:val="both"/>
+        <w:rPr>
+          <w:rFonts w:ascii="Calibri" w:hAnsi="Calibri" w:eastAsia="Calibri" w:cs="Calibri"/>
+          <w:color w:val="000000" w:themeColor="text1"/>
+        </w:rPr>
+      </w:pPr>
+      <w:r>
+        <w:rPr>
+          <w:rFonts w:ascii="Calibri" w:hAnsi="Calibri" w:eastAsia="Calibri" w:cs="Calibri"/>
+          <w:color w:val="000000" w:themeColor="text1"/>
+        </w:rPr>
+      </w:r>
+      <w:r>
+        <w:rPr>
+          <w:rFonts w:ascii="Calibri" w:hAnsi="Calibri" w:eastAsia="Calibri" w:cs="Calibri"/>
+          <w:color w:val="000000" w:themeColor="text1"/>
+        </w:rPr>
+      </w:r>
+      <w:r>
+        <w:rPr>
+          <w:rFonts w:ascii="Calibri" w:hAnsi="Calibri" w:eastAsia="Calibri" w:cs="Calibri"/>
+          <w:color w:val="000000" w:themeColor="text1"/>
+        </w:rPr>
+      </w:r>
+    </w:p>
+    <w:p>
+      <w:pPr>
+        <w:pBdr/>
+        <w:spacing/>
+        <w:ind/>
+        <w:jc w:val="both"/>
+        <w:rPr>
+          <w:rFonts w:ascii="Calibri" w:hAnsi="Calibri" w:eastAsia="Calibri" w:cs="Calibri"/>
+          <w:color w:val="000000" w:themeColor="text1"/>
+        </w:rPr>
+      </w:pPr>
+      <w:r>
+        <w:rPr>
+          <w:rFonts w:ascii="Calibri" w:hAnsi="Calibri" w:eastAsia="Calibri" w:cs="Calibri"/>
+          <w:color w:val="000000" w:themeColor="text1"/>
+        </w:rPr>
+      </w:r>
+      <w:r>
+        <w:rPr>
+          <w:rFonts w:ascii="Calibri" w:hAnsi="Calibri" w:eastAsia="Calibri" w:cs="Calibri"/>
+          <w:color w:val="000000" w:themeColor="text1"/>
+        </w:rPr>
+      </w:r>
+      <w:r>
+        <w:rPr>
+          <w:rFonts w:ascii="Calibri" w:hAnsi="Calibri" w:eastAsia="Calibri" w:cs="Calibri"/>
+          <w:color w:val="000000" w:themeColor="text1"/>
+        </w:rPr>
+      </w:r>
+    </w:p>
+    <w:p>
+      <w:pPr>
+        <w:pBdr/>
+        <w:spacing/>
+        <w:ind/>
+        <w:jc w:val="both"/>
+        <w:rPr>
+          <w:rFonts w:ascii="Calibri" w:hAnsi="Calibri" w:eastAsia="Calibri" w:cs="Calibri"/>
+          <w:color w:val="000000" w:themeColor="text1"/>
+        </w:rPr>
+      </w:pPr>
+      <w:r>
+        <w:rPr>
+          <w:rFonts w:ascii="Calibri" w:hAnsi="Calibri" w:eastAsia="Calibri" w:cs="Calibri"/>
+          <w:color w:val="000000" w:themeColor="text1"/>
+        </w:rPr>
+      </w:r>
+      <w:r>
+        <w:rPr>
+          <w:rFonts w:ascii="Calibri" w:hAnsi="Calibri" w:eastAsia="Calibri" w:cs="Calibri"/>
+          <w:color w:val="000000" w:themeColor="text1"/>
+        </w:rPr>
+      </w:r>
+      <w:r>
+        <w:rPr>
+          <w:rFonts w:ascii="Calibri" w:hAnsi="Calibri" w:eastAsia="Calibri" w:cs="Calibri"/>
+          <w:color w:val="000000" w:themeColor="text1"/>
+        </w:rPr>
+      </w:r>
+    </w:p>
+    <w:p>
+      <w:pPr>
+        <w:pBdr/>
+        <w:spacing/>
+        <w:ind/>
+        <w:jc w:val="both"/>
+        <w:rPr>
+          <w:rFonts w:ascii="Calibri" w:hAnsi="Calibri" w:eastAsia="Calibri" w:cs="Calibri"/>
+          <w:color w:val="000000" w:themeColor="text1"/>
+        </w:rPr>
+      </w:pPr>
+      <w:r>
+        <w:rPr>
+          <w:rFonts w:ascii="Calibri" w:hAnsi="Calibri" w:eastAsia="Calibri" w:cs="Calibri"/>
+          <w:color w:val="000000" w:themeColor="text1"/>
+        </w:rPr>
+      </w:r>
+      <w:r>
+        <w:rPr>
+          <w:rFonts w:ascii="Calibri" w:hAnsi="Calibri" w:eastAsia="Calibri" w:cs="Calibri"/>
+          <w:color w:val="000000" w:themeColor="text1"/>
+        </w:rPr>
+      </w:r>
+      <w:r>
+        <w:rPr>
+          <w:rFonts w:ascii="Calibri" w:hAnsi="Calibri" w:eastAsia="Calibri" w:cs="Calibri"/>
+          <w:color w:val="000000" w:themeColor="text1"/>
+        </w:rPr>
+      </w:r>
+    </w:p>
+    <w:p>
+      <w:pPr>
+        <w:pStyle w:val="1002"/>
+        <w:pBdr/>
+        <w:spacing/>
+        <w:ind/>
+        <w:jc w:val="both"/>
+        <w:rPr>
+          <w:color w:val="000000" w:themeColor="text1"/>
+        </w:rPr>
+      </w:pPr>
+      <w:r/>
+      <w:bookmarkStart w:id="1" w:name="_Toc1"/>
       <w:r>
         <w:rPr>
           <w:color w:val="000000" w:themeColor="text1"/>
         </w:rPr>
         <w:t xml:space="preserve">Resumen</w:t>
       </w:r>
-      <w:bookmarkEnd w:id="0"/>
-      <w:r>
-        <w:rPr>
-          <w:color w:val="000000" w:themeColor="text1"/>
-        </w:rPr>
-      </w:r>
+      <w:r/>
+      <w:bookmarkEnd w:id="1"/>
+      <w:r/>
       <w:r>
         <w:rPr>
           <w:color w:val="000000" w:themeColor="text1"/>
@@ -2862,163 +2861,342 @@
           <w:rFonts w:ascii="Calibri" w:hAnsi="Calibri" w:eastAsia="Calibri" w:cs="Calibri"/>
           <w:color w:val="000000" w:themeColor="text1"/>
         </w:rPr>
-        <w:t xml:space="preserve">El Proyecto APT</w:t>
+        <w:t xml:space="preserve">El Proyecto APT Arken propone el desarrollo integral de una plataforma web multi-empresa para automotoras, cuyo principal valor diferenciador es reunir en una sola solución la gestión interna del negocio, una página pública propia para cada automotora y su </w:t>
       </w:r>
       <w:r>
         <w:rPr>
           <w:rFonts w:ascii="Calibri" w:hAnsi="Calibri" w:eastAsia="Calibri" w:cs="Calibri"/>
           <w:color w:val="000000" w:themeColor="text1"/>
-          <w:lang w:val="es-ES"/>
-        </w:rPr>
-        <w:t xml:space="preserve"> POS-Analytics</w:t>
+        </w:rPr>
+        <w:t xml:space="preserve">presencia en un marketplace común de vehículos. La iniciativa surge como respuesta a la realidad de las automotoras pequeñas y medianas, que llevan su operación en planillas Excel, cuadernos o sistemas </w:t>
       </w:r>
       <w:r>
         <w:rPr>
           <w:rFonts w:ascii="Calibri" w:hAnsi="Calibri" w:eastAsia="Calibri" w:cs="Calibri"/>
           <w:color w:val="000000" w:themeColor="text1"/>
-        </w:rPr>
-        <w:t xml:space="preserve"> propone el desarrollo </w:t>
+          <w:lang w:val="es-ES"/>
+        </w:rPr>
+        <w:t xml:space="preserve">genericos</w:t>
       </w:r>
       <w:r>
         <w:rPr>
           <w:rFonts w:ascii="Calibri" w:hAnsi="Calibri" w:eastAsia="Calibri" w:cs="Calibri"/>
           <w:color w:val="000000" w:themeColor="text1"/>
-          <w:lang w:val="es-ES"/>
-        </w:rPr>
-        <w:t xml:space="preserve">integral</w:t>
+        </w:rPr>
+        <w:t xml:space="preserve">, lo que impide conocer la utilidad real de cad</w:t>
       </w:r>
       <w:r>
         <w:rPr>
           <w:rFonts w:ascii="Calibri" w:hAnsi="Calibri" w:eastAsia="Calibri" w:cs="Calibri"/>
           <w:color w:val="000000" w:themeColor="text1"/>
         </w:rPr>
-        <w:t xml:space="preserve"> de una plataforma híbrida de punto de venta y gestión comercial para el comercio minorista independiente, cuyo principal valor diferenciador es la integración de un motor nativo de minería de d</w:t>
+        <w:t xml:space="preserve">a vehículo, dificulta la emisión ordenada de cotizaciones y reservas, no entrega una vista consolidada entre sucursales y las deja dependientes de portales de avisos genéricos. El sistema contempla un panel de gestión con 18 módulos funcionales, una vitrina</w:t>
       </w:r>
       <w:r>
         <w:rPr>
           <w:rFonts w:ascii="Calibri" w:hAnsi="Calibri" w:eastAsia="Calibri" w:cs="Calibri"/>
           <w:color w:val="000000" w:themeColor="text1"/>
         </w:rPr>
-        <w:t xml:space="preserve">a</w:t>
+        <w:t xml:space="preserve"> pública por automotora con posicionamiento en buscadores y un marketplace de acceso anónimo, todos alimentados por un inventario que se carga una sola vez sobre una base de datos PostgreSQL de 23 tablas. Su factibilidad se sustenta en las 14 semanas de tra</w:t>
       </w:r>
       <w:r>
         <w:rPr>
           <w:rFonts w:ascii="Calibri" w:hAnsi="Calibri" w:eastAsia="Calibri" w:cs="Calibri"/>
           <w:color w:val="000000" w:themeColor="text1"/>
         </w:rPr>
-        <w:t xml:space="preserve">tos y analítica histórica. </w:t>
+        <w:t xml:space="preserve">bajo del semestre gestionadas mediante una metodología tradicional en cascada, en un avance ya comprobable con el sistema funcionando en el entorno de desarrollo y 163 pruebas automatizadas, y en recursos técnicos de bajo costo. Este proyecto permite integr</w:t>
       </w:r>
       <w:r>
         <w:rPr>
           <w:rFonts w:ascii="Calibri" w:hAnsi="Calibri" w:eastAsia="Calibri" w:cs="Calibri"/>
           <w:color w:val="000000" w:themeColor="text1"/>
         </w:rPr>
-        <w:t xml:space="preserve">La iniciativa surge como respuesta a la realidad del sector, donde una gran parte de los comerciantes aún no cuenta con </w:t>
+        <w:t xml:space="preserve">ar competencias clave de la carrera de Ingeniería en Informática en desarrollo de software, modelamiento relacional de datos, seguridad informática, análisis de datos y gestión de proyectos sobre un caso de negocio real.</w:t>
       </w:r>
       <w:r>
         <w:rPr>
           <w:rFonts w:ascii="Calibri" w:hAnsi="Calibri" w:eastAsia="Calibri" w:cs="Calibri"/>
           <w:color w:val="000000" w:themeColor="text1"/>
-          <w:lang w:val="es-ES"/>
-        </w:rPr>
-        <w:t xml:space="preserve">un </w:t>
+        </w:rPr>
       </w:r>
       <w:r>
         <w:rPr>
           <w:rFonts w:ascii="Calibri" w:hAnsi="Calibri" w:eastAsia="Calibri" w:cs="Calibri"/>
           <w:color w:val="000000" w:themeColor="text1"/>
         </w:rPr>
-        <w:t xml:space="preserve">sistema computarizado y aquellos que sí disponen de uno suelen utilizar soluciones genéricas que se limitan a registrar transaccio</w:t>
+      </w:r>
+    </w:p>
+    <w:p>
+      <w:pPr>
+        <w:pBdr/>
+        <w:spacing/>
+        <w:ind/>
+        <w:jc w:val="both"/>
+        <w:rPr>
+          <w:color w:val="000000" w:themeColor="text1"/>
+        </w:rPr>
+      </w:pPr>
+      <w:r>
+        <w:rPr>
+          <w:color w:val="000000" w:themeColor="text1"/>
+        </w:rPr>
       </w:r>
       <w:r>
         <w:rPr>
-          <w:rFonts w:ascii="Calibri" w:hAnsi="Calibri" w:eastAsia="Calibri" w:cs="Calibri"/>
-          <w:color w:val="000000" w:themeColor="text1"/>
-        </w:rPr>
-        <w:t xml:space="preserve">nes de forma pasiva, desaprovechando por completo los datos y provocando descontrol en los márgenes de ganancia y decisiones de compra a ciegas</w:t>
+          <w:color w:val="000000" w:themeColor="text1"/>
+        </w:rPr>
       </w:r>
       <w:r>
         <w:rPr>
-          <w:rFonts w:ascii="Calibri" w:hAnsi="Calibri" w:eastAsia="Calibri" w:cs="Calibri"/>
-          <w:color w:val="000000" w:themeColor="text1"/>
-        </w:rPr>
-        <w:t xml:space="preserve">. El sist</w:t>
+          <w:color w:val="000000" w:themeColor="text1"/>
+        </w:rPr>
+      </w:r>
+    </w:p>
+    <w:p>
+      <w:pPr>
+        <w:pStyle w:val="1002"/>
+        <w:pBdr/>
+        <w:spacing w:before="0"/>
+        <w:ind/>
+        <w:jc w:val="both"/>
+        <w:rPr>
+          <w:color w:val="000000" w:themeColor="text1"/>
+        </w:rPr>
+      </w:pPr>
+      <w:r/>
+      <w:bookmarkStart w:id="2" w:name="_Toc2"/>
+      <w:r>
+        <w:rPr>
+          <w:color w:val="000000" w:themeColor="text1"/>
+        </w:rPr>
+        <w:t xml:space="preserve">Desarrollo de ingeniería</w:t>
+      </w:r>
+      <w:r/>
+      <w:bookmarkEnd w:id="2"/>
+      <w:r/>
+      <w:r>
+        <w:rPr>
+          <w:color w:val="000000" w:themeColor="text1"/>
+        </w:rPr>
+      </w:r>
+    </w:p>
+    <w:p>
+      <w:pPr>
+        <w:pBdr/>
+        <w:spacing/>
+        <w:ind/>
+        <w:jc w:val="both"/>
+        <w:rPr>
+          <w:color w:val="000000" w:themeColor="text1"/>
+        </w:rPr>
+      </w:pPr>
+      <w:r>
+        <w:rPr>
+          <w:color w:val="000000" w:themeColor="text1"/>
+        </w:rPr>
       </w:r>
       <w:r>
         <w:rPr>
-          <w:rFonts w:ascii="Calibri" w:hAnsi="Calibri" w:eastAsia="Calibri" w:cs="Calibri"/>
-          <w:color w:val="000000" w:themeColor="text1"/>
-        </w:rPr>
-        <w:t xml:space="preserve">e</w:t>
+          <w:color w:val="000000" w:themeColor="text1"/>
+        </w:rPr>
       </w:r>
       <w:r>
         <w:rPr>
-          <w:rFonts w:ascii="Calibri" w:hAnsi="Calibri" w:eastAsia="Calibri" w:cs="Calibri"/>
-          <w:color w:val="000000" w:themeColor="text1"/>
-        </w:rPr>
-        <w:t xml:space="preserve">ma contempla una aplicación de escritorio offline-first para asegurar ventas ininterrumpidas </w:t>
+          <w:color w:val="000000" w:themeColor="text1"/>
+        </w:rPr>
+      </w:r>
+    </w:p>
+    <w:p>
+      <w:pPr>
+        <w:pStyle w:val="1003"/>
+        <w:pBdr/>
+        <w:spacing/>
+        <w:ind/>
+        <w:jc w:val="both"/>
+        <w:rPr>
+          <w:color w:val="000000" w:themeColor="text1"/>
+          <w:sz w:val="32"/>
+          <w:szCs w:val="32"/>
+        </w:rPr>
+      </w:pPr>
+      <w:r/>
+      <w:bookmarkStart w:id="3" w:name="_Toc3"/>
+      <w:r>
+        <w:rPr>
+          <w:color w:val="000000" w:themeColor="text1"/>
+          <w:sz w:val="32"/>
+          <w:szCs w:val="32"/>
+        </w:rPr>
+        <w:t xml:space="preserve">Descripción breve del proyecto APT, justificando su relevancia.</w:t>
+      </w:r>
+      <w:r/>
+      <w:bookmarkEnd w:id="3"/>
+      <w:r/>
+      <w:r>
+        <w:rPr>
+          <w:color w:val="000000" w:themeColor="text1"/>
+          <w:sz w:val="32"/>
+          <w:szCs w:val="32"/>
+        </w:rPr>
+      </w:r>
+    </w:p>
+    <w:p>
+      <w:pPr>
+        <w:pBdr/>
+        <w:spacing w:after="240" w:before="240"/>
+        <w:ind/>
+        <w:jc w:val="both"/>
+        <w:rPr/>
+      </w:pPr>
+      <w:r>
+        <w:rPr>
+          <w:rFonts w:ascii="Calibri" w:hAnsi="Calibri" w:eastAsia="Calibri" w:cs="Calibri"/>
+          <w:color w:val="000000" w:themeColor="text1"/>
+        </w:rPr>
+        <w:t xml:space="preserve">El proyecto busca entregar a las automotoras una plataforma que reemplace las planillas y los registros dispersos por un sistema ordenado, seguro y con presencia digital propia. La solución se articula en tres componentes interconectados: un sistema de gest</w:t>
       </w:r>
       <w:r>
         <w:rPr>
           <w:rFonts w:ascii="Calibri" w:hAnsi="Calibri" w:eastAsia="Calibri" w:cs="Calibri"/>
           <w:color w:val="000000" w:themeColor="text1"/>
         </w:rPr>
-        <w:t xml:space="preserve">durante la atención directa al cliente</w:t>
+        <w:t xml:space="preserve">ión interno que administra sucursales, usuarios con tres roles (Admin General, Admin de Sucursal y Vendedor), clientes, inventario de vehículos con fotos, documentos legales y bitácora, gastos, consignaciones, cotizaciones, reservas, tasaciones y ventas con</w:t>
       </w:r>
       <w:r>
         <w:rPr>
           <w:rFonts w:ascii="Calibri" w:hAnsi="Calibri" w:eastAsia="Calibri" w:cs="Calibri"/>
           <w:color w:val="000000" w:themeColor="text1"/>
         </w:rPr>
-        <w:t xml:space="preserve">, </w:t>
+        <w:t xml:space="preserve"> múltiples formas de pago, además de notificaciones, auditoría y correos automáticos con los documentos en PDF; una vitrina pública por automotora, disponible en un subdominio propio, que muestra automáticamente los vehículos publicados junto con la ubicaci</w:t>
       </w:r>
       <w:r>
         <w:rPr>
           <w:rFonts w:ascii="Calibri" w:hAnsi="Calibri" w:eastAsia="Calibri" w:cs="Calibri"/>
           <w:color w:val="000000" w:themeColor="text1"/>
         </w:rPr>
-        <w:t xml:space="preserve">un motor analítico local en segundo plano que convierte el registro histórico de ventas en insights comprensibles y visuales que orientan la toma de decisiones com</w:t>
+        <w:t xml:space="preserve">ón de sus sucursales y un botón de contacto por WhatsApp</w:t>
       </w:r>
       <w:r>
         <w:rPr>
           <w:rFonts w:ascii="Calibri" w:hAnsi="Calibri" w:eastAsia="Calibri" w:cs="Calibri"/>
           <w:color w:val="000000" w:themeColor="text1"/>
-        </w:rPr>
-        <w:t xml:space="preserve">erciales</w:t>
+          <w:lang w:val="es-ES"/>
+        </w:rPr>
+        <w:t xml:space="preserve"> y correo</w:t>
       </w:r>
       <w:r>
         <w:rPr>
           <w:rFonts w:ascii="Calibri" w:hAnsi="Calibri" w:eastAsia="Calibri" w:cs="Calibri"/>
           <w:color w:val="000000" w:themeColor="text1"/>
         </w:rPr>
-        <w:t xml:space="preserve">, y una réplica asíncrona hac</w:t>
+        <w:t xml:space="preserve">; y un marketplace global donde cualquier persona busca autos y motos entre la oferta de todas las automotoras, sin crear cuenta.</w:t>
       </w:r>
       <w:r>
         <w:rPr>
           <w:rFonts w:ascii="Calibri" w:hAnsi="Calibri" w:eastAsia="Calibri" w:cs="Calibri"/>
           <w:color w:val="000000" w:themeColor="text1"/>
         </w:rPr>
-        <w:t xml:space="preserve">i</w:t>
+      </w:r>
+    </w:p>
+    <w:p>
+      <w:pPr>
+        <w:pBdr/>
+        <w:spacing w:after="240" w:before="240"/>
+        <w:ind/>
+        <w:jc w:val="both"/>
+        <w:rPr/>
+      </w:pPr>
+      <w:r>
+        <w:rPr>
+          <w:rFonts w:ascii="Calibri" w:hAnsi="Calibri" w:eastAsia="Calibri" w:cs="Calibri"/>
+          <w:color w:val="000000" w:themeColor="text1"/>
+        </w:rPr>
+        <w:t xml:space="preserve">El núcleo analítico del sistema calcula la utilidad real de cada vehículo (precio de venta menos costo y gastos), entrega un dashboard con ingresos, ventas, stock y utilidad, y una sección de analítica con indicadores como ticket promedio, días hasta vender</w:t>
       </w:r>
       <w:r>
         <w:rPr>
           <w:rFonts w:ascii="Calibri" w:hAnsi="Calibri" w:eastAsia="Calibri" w:cs="Calibri"/>
           <w:color w:val="000000" w:themeColor="text1"/>
         </w:rPr>
-        <w:t xml:space="preserve">a la nube para supervisión móvil en tiempo real. Su factibilidad se </w:t>
+        <w:t xml:space="preserve">, descuento negociado, tasa de cierre de cotizaciones y antigüedad del inventario, junto con sugerencias de acción para los autos estancados. Su desarrollo contempla etapas de análisis de requisitos, diseño del modelo de datos y de la arquitectura, implemen</w:t>
       </w:r>
       <w:r>
         <w:rPr>
           <w:rFonts w:ascii="Calibri" w:hAnsi="Calibri" w:eastAsia="Calibri" w:cs="Calibri"/>
           <w:color w:val="000000" w:themeColor="text1"/>
         </w:rPr>
-        <w:t xml:space="preserve">sustenta en las 14 semanas de trabajo del semestre</w:t>
+        <w:t xml:space="preserve">tación de tres aplicaciones (API en NestJS, panel en React y sitio público en Next.js) con un paquete compartido, pruebas y despliegue en contenedores.</w:t>
       </w:r>
       <w:r>
         <w:rPr>
           <w:rFonts w:ascii="Calibri" w:hAnsi="Calibri" w:eastAsia="Calibri" w:cs="Calibri"/>
           <w:color w:val="000000" w:themeColor="text1"/>
-          <w:lang w:val="es-ES"/>
+        </w:rPr>
+      </w:r>
+    </w:p>
+    <w:p>
+      <w:pPr>
+        <w:pBdr/>
+        <w:spacing w:after="240" w:before="240"/>
+        <w:ind/>
+        <w:jc w:val="both"/>
+        <w:rPr>
+          <w:rFonts w:ascii="Calibri" w:hAnsi="Calibri" w:eastAsia="Calibri" w:cs="Calibri"/>
+          <w:color w:val="000000" w:themeColor="text1"/>
+          <w:sz w:val="30"/>
+          <w:szCs w:val="30"/>
+        </w:rPr>
+      </w:pPr>
+      <w:r>
+        <w:rPr>
+          <w:rFonts w:ascii="Calibri" w:hAnsi="Calibri" w:eastAsia="Calibri" w:cs="Calibri"/>
+          <w:color w:val="000000" w:themeColor="text1"/>
+        </w:rPr>
+        <w:t xml:space="preserve">La iniciativa responde a una necesidad real del comercio de vehículos usados: automotoras que no saben cuánto ganaron con cada auto porque los gastos de mecánica, pintura y trámites quedan anotados aparte, que emiten documentos sin numeración ni respaldo, y</w:t>
+      </w:r>
+      <w:r>
+        <w:rPr>
+          <w:rFonts w:ascii="Calibri" w:hAnsi="Calibri" w:eastAsia="Calibri" w:cs="Calibri"/>
+          <w:color w:val="000000" w:themeColor="text1"/>
+        </w:rPr>
+        <w:t xml:space="preserve"> que no cuentan con una página que muestre su marca. Este proyecto es relevante para la Ingeniería en Informática porque lleva herramientas de gestión y analítica a micro y pequeñas empresas sin licencias costosas, y porque resuelve retos clásicos de ingeni</w:t>
+      </w:r>
+      <w:r>
+        <w:rPr>
+          <w:rFonts w:ascii="Calibri" w:hAnsi="Calibri" w:eastAsia="Calibri" w:cs="Calibri"/>
+          <w:color w:val="000000" w:themeColor="text1"/>
+        </w:rPr>
+        <w:t xml:space="preserve">ería de software: aislar de forma segura los datos de múltiples empresas en una misma instalación, garantizar la integridad de operaciones críticas mediante transacciones y restricciones en la base de datos, y automatizar el despliegue sobre infraestructura</w:t>
+      </w:r>
+      <w:r>
+        <w:rPr>
+          <w:rFonts w:ascii="Calibri" w:hAnsi="Calibri" w:eastAsia="Calibri" w:cs="Calibri"/>
+          <w:color w:val="000000" w:themeColor="text1"/>
+        </w:rPr>
+        <w:t xml:space="preserve"> contenedorizada.</w:t>
+      </w:r>
+      <w:r>
+        <w:rPr>
+          <w:rFonts w:ascii="Calibri" w:hAnsi="Calibri" w:eastAsia="Calibri" w:cs="Calibri"/>
+          <w:color w:val="000000" w:themeColor="text1"/>
+        </w:rPr>
+      </w:r>
+      <w:r>
+        <w:rPr>
+          <w:rFonts w:ascii="Calibri" w:hAnsi="Calibri" w:eastAsia="Calibri" w:cs="Calibri"/>
+          <w:color w:val="000000" w:themeColor="text1"/>
+        </w:rPr>
+      </w:r>
+      <w:r>
+        <w:rPr>
+          <w:rFonts w:ascii="Calibri" w:hAnsi="Calibri" w:eastAsia="Calibri" w:cs="Calibri"/>
+          <w:color w:val="000000" w:themeColor="text1"/>
+        </w:rPr>
+      </w:r>
+      <w:r>
+        <w:rPr>
+          <w:rFonts w:ascii="Calibri" w:hAnsi="Calibri" w:eastAsia="Calibri" w:cs="Calibri"/>
+          <w:color w:val="000000" w:themeColor="text1"/>
         </w:rPr>
         <w:t xml:space="preserve"> </w:t>
       </w:r>
@@ -3026,43 +3204,16 @@
         <w:rPr>
           <w:rFonts w:ascii="Calibri" w:hAnsi="Calibri" w:eastAsia="Calibri" w:cs="Calibri"/>
           <w:color w:val="000000" w:themeColor="text1"/>
-        </w:rPr>
-        <w:t xml:space="preserve">gestionadas mediante Scrum, recursos técnicos propios y la validación con comerciantes activos. Este proyecto permite integrar competencias</w:t>
+          <w:sz w:val="30"/>
+          <w:szCs w:val="30"/>
+        </w:rPr>
       </w:r>
       <w:r>
         <w:rPr>
           <w:rFonts w:ascii="Calibri" w:hAnsi="Calibri" w:eastAsia="Calibri" w:cs="Calibri"/>
           <w:color w:val="000000" w:themeColor="text1"/>
-        </w:rPr>
-        <w:t xml:space="preserve"> clave de la carrera de Ingeniería en Informática en desarrollo de software, modelamiento relacional de datos, ciencia de datos aplicada y gestión de proyectos sobre un entorno comercial real.</w:t>
-      </w:r>
-      <w:r>
-        <w:rPr>
-          <w:rFonts w:ascii="Calibri" w:hAnsi="Calibri" w:eastAsia="Calibri" w:cs="Calibri"/>
-          <w:color w:val="000000" w:themeColor="text1"/>
-        </w:rPr>
-      </w:r>
-      <w:r>
-        <w:rPr>
-          <w:rFonts w:ascii="Calibri" w:hAnsi="Calibri" w:eastAsia="Calibri" w:cs="Calibri"/>
-          <w:color w:val="000000" w:themeColor="text1"/>
-        </w:rPr>
-      </w:r>
-      <w:r>
-        <w:rPr>
-          <w:rFonts w:ascii="Calibri" w:hAnsi="Calibri" w:eastAsia="Calibri" w:cs="Calibri"/>
-          <w:color w:val="000000" w:themeColor="text1"/>
-        </w:rPr>
-      </w:r>
-      <w:r>
-        <w:rPr>
-          <w:color w:val="000000" w:themeColor="text1"/>
-        </w:rPr>
-      </w:r>
-      <w:r>
-        <w:rPr>
-          <w:rFonts w:ascii="Calibri" w:hAnsi="Calibri" w:eastAsia="Calibri" w:cs="Calibri"/>
-          <w:color w:val="000000" w:themeColor="text1"/>
+          <w:sz w:val="30"/>
+          <w:szCs w:val="30"/>
         </w:rPr>
       </w:r>
     </w:p>
@@ -3073,7 +3224,11 @@
         <w:ind/>
         <w:jc w:val="both"/>
         <w:rPr>
-          <w:color w:val="000000" w:themeColor="text1"/>
+          <w:rFonts w:ascii="Calibri" w:hAnsi="Calibri" w:eastAsia="Calibri" w:cs="Calibri"/>
+          <w:b/>
+          <w:color w:val="000000" w:themeColor="text1"/>
+          <w:sz w:val="28"/>
+          <w:szCs w:val="28"/>
         </w:rPr>
       </w:pPr>
       <w:r>
@@ -3083,74 +3238,26 @@
       </w:r>
       <w:r>
         <w:rPr>
-          <w:color w:val="000000" w:themeColor="text1"/>
+          <w:rFonts w:ascii="Calibri" w:hAnsi="Calibri" w:eastAsia="Calibri" w:cs="Calibri"/>
+          <w:b/>
+          <w:color w:val="000000" w:themeColor="text1"/>
+          <w:sz w:val="28"/>
+          <w:szCs w:val="28"/>
+        </w:rPr>
+      </w:r>
+      <w:r>
+        <w:rPr>
+          <w:rFonts w:ascii="Calibri" w:hAnsi="Calibri" w:eastAsia="Calibri" w:cs="Calibri"/>
+          <w:b/>
+          <w:color w:val="000000" w:themeColor="text1"/>
+          <w:sz w:val="28"/>
+          <w:szCs w:val="28"/>
         </w:rPr>
       </w:r>
     </w:p>
     <w:p>
       <w:pPr>
-        <w:pStyle w:val="821"/>
-        <w:pBdr/>
-        <w:spacing w:before="0"/>
-        <w:ind/>
-        <w:jc w:val="both"/>
-        <w:rPr>
-          <w:color w:val="000000" w:themeColor="text1"/>
-        </w:rPr>
-      </w:pPr>
-      <w:r>
-        <w:rPr>
-          <w:color w:val="000000" w:themeColor="text1"/>
-        </w:rPr>
-      </w:r>
-      <w:bookmarkStart w:id="1" w:name="_Toc207489672"/>
-      <w:r>
-        <w:rPr>
-          <w:color w:val="000000" w:themeColor="text1"/>
-        </w:rPr>
-        <w:t xml:space="preserve">Desarrollo de ingeniería</w:t>
-      </w:r>
-      <w:bookmarkEnd w:id="1"/>
-      <w:r>
-        <w:rPr>
-          <w:color w:val="000000" w:themeColor="text1"/>
-        </w:rPr>
-      </w:r>
-      <w:r>
-        <w:rPr>
-          <w:color w:val="000000" w:themeColor="text1"/>
-        </w:rPr>
-      </w:r>
-    </w:p>
-    <w:p>
-      <w:pPr>
-        <w:pBdr/>
-        <w:spacing/>
-        <w:ind/>
-        <w:jc w:val="both"/>
-        <w:rPr>
-          <w:color w:val="000000" w:themeColor="text1"/>
-        </w:rPr>
-      </w:pPr>
-      <w:r>
-        <w:rPr>
-          <w:color w:val="000000" w:themeColor="text1"/>
-        </w:rPr>
-      </w:r>
-      <w:r>
-        <w:rPr>
-          <w:color w:val="000000" w:themeColor="text1"/>
-        </w:rPr>
-      </w:r>
-      <w:r>
-        <w:rPr>
-          <w:color w:val="000000" w:themeColor="text1"/>
-        </w:rPr>
-      </w:r>
-    </w:p>
-    <w:p>
-      <w:pPr>
-        <w:pStyle w:val="822"/>
+        <w:pStyle w:val="1003"/>
         <w:pBdr/>
         <w:spacing/>
         <w:ind/>
@@ -3161,312 +3268,19 @@
           <w:szCs w:val="32"/>
         </w:rPr>
       </w:pPr>
+      <w:r/>
+      <w:bookmarkStart w:id="4" w:name="_Toc4"/>
       <w:r>
         <w:rPr>
           <w:color w:val="000000" w:themeColor="text1"/>
           <w:sz w:val="32"/>
           <w:szCs w:val="32"/>
         </w:rPr>
-      </w:r>
-      <w:bookmarkStart w:id="2" w:name="_Toc207489673"/>
-      <w:r>
-        <w:rPr>
-          <w:color w:val="000000" w:themeColor="text1"/>
-          <w:sz w:val="32"/>
-          <w:szCs w:val="32"/>
-        </w:rPr>
-        <w:t xml:space="preserve">Descripción breve del proyecto APT, justificando su relevancia.</w:t>
-      </w:r>
-      <w:bookmarkEnd w:id="2"/>
-      <w:r>
-        <w:rPr>
-          <w:color w:val="000000" w:themeColor="text1"/>
-          <w:sz w:val="32"/>
-          <w:szCs w:val="32"/>
-        </w:rPr>
-      </w:r>
-      <w:r>
-        <w:rPr>
-          <w:color w:val="000000" w:themeColor="text1"/>
-          <w:sz w:val="32"/>
-          <w:szCs w:val="32"/>
-        </w:rPr>
-      </w:r>
-    </w:p>
-    <w:p>
-      <w:pPr>
-        <w:pBdr/>
-        <w:spacing w:after="240" w:before="240"/>
-        <w:ind/>
-        <w:jc w:val="both"/>
-        <w:rPr>
-          <w:rFonts w:ascii="Calibri" w:hAnsi="Calibri" w:eastAsia="Calibri" w:cs="Calibri"/>
-          <w:color w:val="000000" w:themeColor="text1"/>
-          <w:sz w:val="30"/>
-          <w:szCs w:val="30"/>
-        </w:rPr>
-      </w:pPr>
-      <w:r>
-        <w:rPr>
-          <w:rFonts w:ascii="Calibri" w:hAnsi="Calibri" w:eastAsia="Calibri" w:cs="Calibri"/>
-          <w:color w:val="000000" w:themeColor="text1"/>
-        </w:rPr>
-      </w:r>
-      <w:r>
-        <w:rPr>
-          <w:rFonts w:ascii="Calibri" w:hAnsi="Calibri" w:eastAsia="Calibri" w:cs="Calibri"/>
-          <w:color w:val="000000" w:themeColor="text1"/>
-        </w:rPr>
-        <w:t xml:space="preserve">El proyecto busca entregar al comercio minorista independiente una plataforma de punto de venta y analítica comercial que supere el rol pasivo del software de caja tradicional. La solución se articula en tres módulos interconectados: una terminal de ventas </w:t>
-      </w:r>
-      <w:r>
-        <w:rPr>
-          <w:rFonts w:ascii="Calibri" w:hAnsi="Calibri" w:eastAsia="Calibri" w:cs="Calibri"/>
-          <w:color w:val="000000" w:themeColor="text1"/>
-        </w:rPr>
-        <w:t xml:space="preserve">de escritorio rápida y autónoma (offline-first) que centraliza el cobro ágil en caja, la administración completa del catálogo, el control de inventario, turnos y cuentas</w:t>
-      </w:r>
-      <w:r>
-        <w:rPr>
-          <w:rFonts w:ascii="Calibri" w:hAnsi="Calibri" w:eastAsia="Calibri" w:cs="Calibri"/>
-          <w:color w:val="000000" w:themeColor="text1"/>
-          <w:lang w:val="es-ES"/>
-        </w:rPr>
-        <w:t xml:space="preserve"> crédito</w:t>
-      </w:r>
-      <w:r>
-        <w:rPr>
-          <w:rFonts w:ascii="Calibri" w:hAnsi="Calibri" w:eastAsia="Calibri" w:cs="Calibri"/>
-          <w:color w:val="000000" w:themeColor="text1"/>
-        </w:rPr>
-        <w:t xml:space="preserve"> de clientes sin depender de conexión a Internet; un motor local de minería d</w:t>
-      </w:r>
-      <w:r>
-        <w:rPr>
-          <w:rFonts w:ascii="Calibri" w:hAnsi="Calibri" w:eastAsia="Calibri" w:cs="Calibri"/>
-          <w:color w:val="000000" w:themeColor="text1"/>
-        </w:rPr>
-        <w:t xml:space="preserve">e datos que procesa el historial de ventas e</w:t>
-      </w:r>
-      <w:r>
-        <w:rPr>
-          <w:rFonts w:ascii="Calibri" w:hAnsi="Calibri" w:eastAsia="Calibri" w:cs="Calibri"/>
-          <w:color w:val="000000" w:themeColor="text1"/>
-        </w:rPr>
-        <w:t xml:space="preserve">n segundo plano para descubrir patrones temporales de demanda (comportamiento po</w:t>
-      </w:r>
-      <w:r>
-        <w:rPr>
-          <w:rFonts w:ascii="Calibri" w:hAnsi="Calibri" w:eastAsia="Calibri" w:cs="Calibri"/>
-          <w:color w:val="000000" w:themeColor="text1"/>
-        </w:rPr>
-        <w:t xml:space="preserve">r días de la semana y horarios clave), detectar reglas de compra cruzada entre productos y calcular márgenes reales para traducirlos </w:t>
-      </w:r>
-      <w:r>
-        <w:rPr>
-          <w:rFonts w:ascii="Calibri" w:hAnsi="Calibri" w:eastAsia="Calibri" w:cs="Calibri"/>
-          <w:color w:val="000000" w:themeColor="text1"/>
-        </w:rPr>
-        <w:t xml:space="preserve">en recomendaciones comerciales claras; y un canal de sincronización asíncrona hacia la nube que alimenta un panel web </w:t>
-      </w:r>
-      <w:r>
-        <w:rPr>
-          <w:rFonts w:ascii="Calibri" w:hAnsi="Calibri" w:eastAsia="Calibri" w:cs="Calibri"/>
-          <w:color w:val="000000" w:themeColor="text1"/>
-          <w:lang w:val="es-ES"/>
-        </w:rPr>
-        <w:t xml:space="preserve">responsive</w:t>
-      </w:r>
-      <w:r>
-        <w:rPr>
-          <w:rFonts w:ascii="Calibri" w:hAnsi="Calibri" w:eastAsia="Calibri" w:cs="Calibri"/>
-          <w:color w:val="000000" w:themeColor="text1"/>
-        </w:rPr>
-        <w:t xml:space="preserve"> para que el propietario supervise su negocio en tiempo real desde cualquier lugar.  Su desarrollo contempla etapas de levantamiento d</w:t>
-      </w:r>
-      <w:r>
-        <w:rPr>
-          <w:rFonts w:ascii="Calibri" w:hAnsi="Calibri" w:eastAsia="Calibri" w:cs="Calibri"/>
-          <w:color w:val="000000" w:themeColor="text1"/>
-        </w:rPr>
-        <w:t xml:space="preserve">e requerimientos con comerciantes reales, diseño de la base de datos tanto local como en la nube, estructuración de un sistema modular y adaptable, avances progresivos organizados en ciclos quincenales y pruebas integrales de rendimiento frente a cortes de </w:t>
-      </w:r>
-      <w:r>
-        <w:rPr>
-          <w:rFonts w:ascii="Calibri" w:hAnsi="Calibri" w:eastAsia="Calibri" w:cs="Calibri"/>
-          <w:color w:val="000000" w:themeColor="text1"/>
-        </w:rPr>
-        <w:t xml:space="preserve">red. La iniciativa responde a una necesidad latente en el sector comercial</w:t>
-      </w:r>
-      <w:r>
-        <w:rPr>
-          <w:rFonts w:ascii="Calibri" w:hAnsi="Calibri" w:eastAsia="Calibri" w:cs="Calibri"/>
-          <w:color w:val="000000" w:themeColor="text1"/>
-          <w:lang w:val="es-ES"/>
-        </w:rPr>
-        <w:t xml:space="preserve">, </w:t>
-      </w:r>
-      <w:r>
-        <w:rPr>
-          <w:rFonts w:ascii="Calibri" w:hAnsi="Calibri" w:eastAsia="Calibri" w:cs="Calibri"/>
-          <w:color w:val="000000" w:themeColor="text1"/>
-        </w:rPr>
-        <w:t xml:space="preserve">desde minimarkets y almacenes de barrio hasta distribuidoras locales, negocios donde los registros de ventas suelen quedar archivados sin ningún uso, lo que genera desabastecimient</w:t>
-      </w:r>
-      <w:r>
-        <w:rPr>
-          <w:rFonts w:ascii="Calibri" w:hAnsi="Calibri" w:eastAsia="Calibri" w:cs="Calibri"/>
-          <w:color w:val="000000" w:themeColor="text1"/>
-        </w:rPr>
-        <w:t xml:space="preserve">o imprevisto, dinero estancado en mercadería sin rotación y una nula comprensión de los hábitos de los compradores. Esta problemática no es teórica: representa una necesidad productiva real y validada en terreno, respaldada por el compromiso de clientes com</w:t>
-      </w:r>
-      <w:r>
-        <w:rPr>
-          <w:rFonts w:ascii="Calibri" w:hAnsi="Calibri" w:eastAsia="Calibri" w:cs="Calibri"/>
-          <w:color w:val="000000" w:themeColor="text1"/>
-        </w:rPr>
-        <w:t xml:space="preserve">erciales activos</w:t>
-      </w:r>
-      <w:r>
-        <w:rPr>
-          <w:rFonts w:ascii="Calibri" w:hAnsi="Calibri" w:eastAsia="Calibri" w:cs="Calibri"/>
-          <w:color w:val="000000" w:themeColor="text1"/>
-          <w:lang w:val="es-ES"/>
-        </w:rPr>
-        <w:t xml:space="preserve">, </w:t>
-      </w:r>
-      <w:r>
-        <w:rPr>
-          <w:rFonts w:ascii="Calibri" w:hAnsi="Calibri" w:eastAsia="Calibri" w:cs="Calibri"/>
-          <w:color w:val="000000" w:themeColor="text1"/>
-        </w:rPr>
-        <w:t xml:space="preserve">incluyendo una distribuidora</w:t>
-      </w:r>
-      <w:r>
-        <w:rPr>
-          <w:rFonts w:ascii="Calibri" w:hAnsi="Calibri" w:eastAsia="Calibri" w:cs="Calibri"/>
-          <w:color w:val="000000" w:themeColor="text1"/>
-          <w:lang w:val="es-ES"/>
-        </w:rPr>
-        <w:t xml:space="preserve">, </w:t>
-      </w:r>
-      <w:r>
-        <w:rPr>
-          <w:rFonts w:ascii="Calibri" w:hAnsi="Calibri" w:eastAsia="Calibri" w:cs="Calibri"/>
-          <w:color w:val="000000" w:themeColor="text1"/>
-        </w:rPr>
-        <w:t xml:space="preserve"> que requieren esta solución para ordenar su operación diaria y optimizar sus márgenes.  Este proyecto es relevante para la Ingeniería en Informática porque demuestra cómo democratizar herramientas avanzadas de</w:t>
-      </w:r>
-      <w:r>
-        <w:rPr>
-          <w:rFonts w:ascii="Calibri" w:hAnsi="Calibri" w:eastAsia="Calibri" w:cs="Calibri"/>
-          <w:color w:val="000000" w:themeColor="text1"/>
-        </w:rPr>
-        <w:t xml:space="preserve"> Business Intelligence y extracción de conocimiento</w:t>
-      </w:r>
-      <w:r>
-        <w:rPr>
-          <w:rFonts w:ascii="Calibri" w:hAnsi="Calibri" w:eastAsia="Calibri" w:cs="Calibri"/>
-          <w:color w:val="000000" w:themeColor="text1"/>
-          <w:lang w:val="es-ES"/>
-        </w:rPr>
-        <w:t xml:space="preserve"> </w:t>
-      </w:r>
-      <w:r>
-        <w:rPr>
-          <w:rFonts w:ascii="Calibri" w:hAnsi="Calibri" w:eastAsia="Calibri" w:cs="Calibri"/>
-          <w:color w:val="000000" w:themeColor="text1"/>
-        </w:rPr>
-        <w:t xml:space="preserve">en pequeñas y medianas empresas sin obligarlas a pagar costosas licencias ni servicios mensuales en la nube. Asimismo, resuelve un reto clásico de ingeniería de software al implementar una arquitectu</w:t>
-      </w:r>
-      <w:r>
-        <w:rPr>
-          <w:rFonts w:ascii="Calibri" w:hAnsi="Calibri" w:eastAsia="Calibri" w:cs="Calibri"/>
-          <w:color w:val="000000" w:themeColor="text1"/>
-        </w:rPr>
-        <w:t xml:space="preserve">ra distribuida y tolerante a fallos de conectividad, capaz de sincronizar bases de datos locales y remotas de forma segura y consistente. </w:t>
-      </w:r>
-      <w:r>
-        <w:rPr>
-          <w:rFonts w:ascii="Calibri" w:hAnsi="Calibri" w:eastAsia="Calibri" w:cs="Calibri"/>
-          <w:color w:val="000000" w:themeColor="text1"/>
-        </w:rPr>
-      </w:r>
-      <w:r>
-        <w:rPr>
-          <w:rFonts w:ascii="Calibri" w:hAnsi="Calibri" w:eastAsia="Calibri" w:cs="Calibri"/>
-          <w:color w:val="000000" w:themeColor="text1"/>
-          <w:sz w:val="30"/>
-          <w:szCs w:val="30"/>
-        </w:rPr>
-      </w:r>
-    </w:p>
-    <w:p>
-      <w:pPr>
-        <w:pBdr/>
-        <w:spacing/>
-        <w:ind/>
-        <w:jc w:val="both"/>
-        <w:rPr>
-          <w:rFonts w:ascii="Calibri" w:hAnsi="Calibri" w:eastAsia="Calibri" w:cs="Calibri"/>
-          <w:b/>
-          <w:color w:val="000000" w:themeColor="text1"/>
-          <w:sz w:val="28"/>
-          <w:szCs w:val="28"/>
-        </w:rPr>
-      </w:pPr>
-      <w:r>
-        <w:rPr>
-          <w:color w:val="000000" w:themeColor="text1"/>
-        </w:rPr>
-      </w:r>
-      <w:r>
-        <w:rPr>
-          <w:rFonts w:ascii="Calibri" w:hAnsi="Calibri" w:eastAsia="Calibri" w:cs="Calibri"/>
-          <w:b/>
-          <w:color w:val="000000" w:themeColor="text1"/>
-          <w:sz w:val="28"/>
-          <w:szCs w:val="28"/>
-        </w:rPr>
-      </w:r>
-    </w:p>
-    <w:p>
-      <w:pPr>
-        <w:pStyle w:val="822"/>
-        <w:pBdr/>
-        <w:spacing/>
-        <w:ind/>
-        <w:jc w:val="both"/>
-        <w:rPr>
-          <w:color w:val="000000" w:themeColor="text1"/>
-          <w:sz w:val="32"/>
-          <w:szCs w:val="32"/>
-        </w:rPr>
-      </w:pPr>
-      <w:r>
-        <w:rPr>
-          <w:color w:val="000000" w:themeColor="text1"/>
-          <w:sz w:val="32"/>
-          <w:szCs w:val="32"/>
-        </w:rPr>
-      </w:r>
-      <w:bookmarkStart w:id="3" w:name="_Toc207489674"/>
-      <w:r>
-        <w:rPr>
-          <w:color w:val="000000" w:themeColor="text1"/>
-          <w:sz w:val="32"/>
-          <w:szCs w:val="32"/>
-        </w:rPr>
         <w:t xml:space="preserve">Relación del proyecto APT con las competencias del perfil de egreso.</w:t>
       </w:r>
-      <w:bookmarkEnd w:id="3"/>
-      <w:r>
-        <w:rPr>
-          <w:color w:val="000000" w:themeColor="text1"/>
-          <w:sz w:val="32"/>
-          <w:szCs w:val="32"/>
-        </w:rPr>
-      </w:r>
+      <w:r/>
+      <w:bookmarkEnd w:id="4"/>
+      <w:r/>
       <w:r>
         <w:rPr>
           <w:color w:val="000000" w:themeColor="text1"/>
@@ -3502,46 +3316,54 @@
           <w:rFonts w:ascii="Calibri" w:hAnsi="Calibri" w:eastAsia="Calibri" w:cs="Calibri"/>
           <w:color w:val="000000" w:themeColor="text1"/>
         </w:rPr>
-        <w:t xml:space="preserve">El desarrollo de esta plataforma permite aplicar de forma integral las competencias troncales de la carrera de Ingeniería en Informática dentro de un entorno comercial real. En primer lugar, se pone en práctica el desarrollo de software y arquitectura sisté</w:t>
+        <w:t xml:space="preserve">El desarrollo de esta plataforma permite aplicar de forma integral las competencias troncales de la carrera de Ingeniería en Informática dentro de un entorno comercial real. En primer lugar, se pone en práctica el desarrollo de software y la arquitectura si</w:t>
       </w:r>
       <w:r>
         <w:rPr>
           <w:rFonts w:ascii="Calibri" w:hAnsi="Calibri" w:eastAsia="Calibri" w:cs="Calibri"/>
           <w:color w:val="000000" w:themeColor="text1"/>
         </w:rPr>
-        <w:t xml:space="preserve">mica al construir una aplicación modular y robusta para la caja del negocio, integrando periféricos físicos y servicios en segundo plano con una interfaz web móvil. A su vez, se aborda el modelamiento y diseño de bases de datos estructurando esquemas relaci</w:t>
+        <w:t xml:space="preserve">stémica al construir tres aplicaciones modulares con arquitectura en capas (Controller, Service y Repository), tipado estricto, tareas programadas, generación de PDF y envío confiable de correos mediante el patrón outbox. A su vez, se aborda el modelamiento</w:t>
       </w:r>
       <w:r>
         <w:rPr>
           <w:rFonts w:ascii="Calibri" w:hAnsi="Calibri" w:eastAsia="Calibri" w:cs="Calibri"/>
           <w:color w:val="000000" w:themeColor="text1"/>
         </w:rPr>
-        <w:t xml:space="preserve">onales optimizados tanto para el almacenamiento local como para la réplica en la nube, garantizando rapidez y consistencia en los datos. El núcleo diferenciador moviliza las competencias en Big Data y análisis de datos, procesando el historial de ventas par</w:t>
+        <w:t xml:space="preserve"> y diseño de bases de datos estructurando un esquema relacional normalizado de 23 tablas con enumeraciones, restricciones, índices únicos parciales y auditoría inmutable, escrito con SQL parametrizado sin ORM. El módulo de analítica moviliza las competencia</w:t>
       </w:r>
       <w:r>
         <w:rPr>
           <w:rFonts w:ascii="Calibri" w:hAnsi="Calibri" w:eastAsia="Calibri" w:cs="Calibri"/>
           <w:color w:val="000000" w:themeColor="text1"/>
         </w:rPr>
-        <w:t xml:space="preserve">a extraer métricas de rentabilidad, patrones de compra cruzada y tendencias temporales que facilitan la toma de decisiones del comerciante. Finalmente, el proyecto integra principios de seguridad informática mediante el control de acceso por roles, protecci</w:t>
+        <w:t xml:space="preserve">s en análisis de datos, agregando los registros transaccionales para obtener indicadores de rentabilidad, rotación y desempeño comercial. El proyecto integra además principios de seguridad informática, mediante hash de contraseñas con argon2id, sesiones con</w:t>
       </w:r>
       <w:r>
         <w:rPr>
           <w:rFonts w:ascii="Calibri" w:hAnsi="Calibri" w:eastAsia="Calibri" w:cs="Calibri"/>
           <w:color w:val="000000" w:themeColor="text1"/>
         </w:rPr>
-        <w:t xml:space="preserve">ón de consultas y resguardo de la información financiera del local, articulando todo el ciclo de trabajo bajo la gestión ágil de proyectos mediante Scrum para asegurar avances funcionales y el cumplimiento riguroso de los plazos académicos.</w:t>
+        <w:t xml:space="preserve"> JWT y cookies httpOnly, protección CSRF, límite de peticiones, control de acceso por rol y alcance, y validación de archivos. Finalmente, articula todo el ciclo de trabajo bajo la gestión de proyectos mediante el modelo en cascada, con fases secuenciales, </w:t>
       </w:r>
       <w:r>
         <w:rPr>
           <w:rFonts w:ascii="Calibri" w:hAnsi="Calibri" w:eastAsia="Calibri" w:cs="Calibri"/>
           <w:color w:val="000000" w:themeColor="text1"/>
         </w:rPr>
+        <w:t xml:space="preserve">entregables formales e hitos de aprobación.</w:t>
       </w:r>
       <w:r>
         <w:rPr>
           <w:rFonts w:ascii="Calibri" w:hAnsi="Calibri" w:eastAsia="Calibri" w:cs="Calibri"/>
           <w:color w:val="000000" w:themeColor="text1"/>
+        </w:rPr>
+      </w:r>
+      <w:r>
+        <w:rPr>
+          <w:rFonts w:ascii="Calibri" w:hAnsi="Calibri" w:eastAsia="Calibri" w:cs="Calibri"/>
+          <w:color w:val="000000" w:themeColor="text1"/>
+          <w:highlight w:val="none"/>
         </w:rPr>
       </w:r>
     </w:p>
@@ -3578,13 +3400,12 @@
         <w:rPr>
           <w:rFonts w:ascii="Calibri" w:hAnsi="Calibri" w:eastAsia="Calibri" w:cs="Calibri"/>
           <w:color w:val="000000" w:themeColor="text1"/>
-          <w:highlight w:val="none"/>
         </w:rPr>
       </w:r>
     </w:p>
     <w:p>
       <w:pPr>
-        <w:pStyle w:val="822"/>
+        <w:pStyle w:val="1003"/>
         <w:pBdr/>
         <w:spacing/>
         <w:ind/>
@@ -3595,30 +3416,19 @@
           <w:szCs w:val="32"/>
         </w:rPr>
       </w:pPr>
+      <w:r/>
+      <w:bookmarkStart w:id="5" w:name="_Toc5"/>
       <w:r>
         <w:rPr>
           <w:color w:val="000000" w:themeColor="text1"/>
           <w:sz w:val="32"/>
           <w:szCs w:val="32"/>
         </w:rPr>
-      </w:r>
-      <w:bookmarkStart w:id="4" w:name="_Toc207489675"/>
-      <w:r>
-        <w:rPr>
-          <w:color w:val="000000" w:themeColor="text1"/>
-          <w:sz w:val="32"/>
-          <w:szCs w:val="32"/>
-        </w:rPr>
         <w:t xml:space="preserve">Relación del proyecto APT con tus intereses profesionales.</w:t>
       </w:r>
-      <w:bookmarkEnd w:id="4"/>
-      <w:r>
-        <w:rPr>
-          <w:color w:val="000000" w:themeColor="text1"/>
-          <w:sz w:val="32"/>
-          <w:szCs w:val="32"/>
-        </w:rPr>
-      </w:r>
+      <w:r/>
+      <w:bookmarkEnd w:id="5"/>
+      <w:r/>
       <w:r>
         <w:rPr>
           <w:color w:val="000000" w:themeColor="text1"/>
@@ -3633,117 +3443,120 @@
         <w:spacing w:after="240" w:before="240"/>
         <w:ind/>
         <w:jc w:val="both"/>
-        <w:rPr>
-          <w:rFonts w:ascii="Calibri" w:hAnsi="Calibri" w:eastAsia="Calibri" w:cs="Calibri"/>
-          <w:color w:val="000000" w:themeColor="text1"/>
-          <w:sz w:val="24"/>
-          <w:szCs w:val="24"/>
-        </w:rPr>
+        <w:rPr/>
       </w:pPr>
       <w:r>
         <w:rPr>
           <w:rFonts w:ascii="Calibri" w:hAnsi="Calibri" w:eastAsia="Calibri" w:cs="Calibri"/>
           <w:color w:val="000000" w:themeColor="text1"/>
         </w:rPr>
+        <w:t xml:space="preserve">Mis intereses profesionales se concentran en el desarrollo de software de extremo a extremo, la arquitectura de aplicaciones web orientadas al negocio y la ingeniería de datos aplicada. Considero que el valor de la informática no radica únicamente en regist</w:t>
       </w:r>
       <w:r>
         <w:rPr>
           <w:rFonts w:ascii="Calibri" w:hAnsi="Calibri" w:eastAsia="Calibri" w:cs="Calibri"/>
           <w:color w:val="000000" w:themeColor="text1"/>
         </w:rPr>
-        <w:t xml:space="preserve">Nuestros intereses profesionales se concentran en la ingeniería de datos aplicada, la arquitectura de software distribuido de alta disponibilidad y el desarrollo de sistemas con impacto directo en el sector productivo. Consideramos que el valor de la inform</w:t>
+        <w:t xml:space="preserve">rar información, sino en construir sistemas seguros y confiables que ordenen la operación de una organización y le entreguen datos útiles para decidir.</w:t>
       </w:r>
       <w:r>
         <w:rPr>
           <w:rFonts w:ascii="Calibri" w:hAnsi="Calibri" w:eastAsia="Calibri" w:cs="Calibri"/>
           <w:color w:val="000000" w:themeColor="text1"/>
-        </w:rPr>
-        <w:t xml:space="preserve">ática no radica únicamente en registrar transacciones, sino en procesar esa información para resolver problemas económicos y estratégicos en las organizaciones.  El Proyecto APT se vincula directamente con estos intereses al plantear desafíos técnicos de al</w:t>
-      </w:r>
-      <w:r>
-        <w:rPr>
-          <w:rFonts w:ascii="Calibri" w:hAnsi="Calibri" w:eastAsia="Calibri" w:cs="Calibri"/>
-          <w:color w:val="000000" w:themeColor="text1"/>
-        </w:rPr>
-        <w:t xml:space="preserve">to estándar: implementar algoritmos de minería de datos capaces de extraer patrones de compra de manera eficiente, estructurar canales de sincronización tolerantes a caídas de red y diseñar interfaces que comuniquen métricas analíticas en lenguaje claro de </w:t>
-      </w:r>
-      <w:r>
-        <w:rPr>
-          <w:rFonts w:ascii="Calibri" w:hAnsi="Calibri" w:eastAsia="Calibri" w:cs="Calibri"/>
-          <w:color w:val="000000" w:themeColor="text1"/>
-        </w:rPr>
-        <w:t xml:space="preserve">negocio.  La realización de este proyecto contribuye a nuestro desarrollo profesional al permitirnos abordar el ciclo completo de una solución de software real</w:t>
-      </w:r>
-      <w:r>
-        <w:rPr>
-          <w:rFonts w:ascii="Calibri" w:hAnsi="Calibri" w:eastAsia="Calibri" w:cs="Calibri"/>
-          <w:color w:val="000000" w:themeColor="text1"/>
-          <w:lang w:val="es-ES"/>
-        </w:rPr>
-        <w:t xml:space="preserve">, </w:t>
-      </w:r>
-      <w:r>
-        <w:rPr>
-          <w:rFonts w:ascii="Calibri" w:hAnsi="Calibri" w:eastAsia="Calibri" w:cs="Calibri"/>
-          <w:color w:val="000000" w:themeColor="text1"/>
-        </w:rPr>
-        <w:t xml:space="preserve">desde el diseño y la programación hasta la validación en terreno con comerciantes activos, cons</w:t>
-      </w:r>
-      <w:r>
-        <w:rPr>
-          <w:rFonts w:ascii="Calibri" w:hAnsi="Calibri" w:eastAsia="Calibri" w:cs="Calibri"/>
-          <w:color w:val="000000" w:themeColor="text1"/>
-        </w:rPr>
-        <w:t xml:space="preserve">olidando habilidades prácticas clave para nuestro desempeño como Ingenieros en Informática. </w:t>
-      </w:r>
-      <w:r>
-        <w:rPr>
-          <w:rFonts w:ascii="Calibri" w:hAnsi="Calibri" w:eastAsia="Calibri" w:cs="Calibri"/>
-          <w:color w:val="000000" w:themeColor="text1"/>
-        </w:rPr>
-      </w:r>
-      <w:r>
-        <w:rPr>
-          <w:rFonts w:ascii="Calibri" w:hAnsi="Calibri" w:eastAsia="Calibri" w:cs="Calibri"/>
-          <w:color w:val="000000" w:themeColor="text1"/>
-          <w:sz w:val="24"/>
-          <w:szCs w:val="24"/>
         </w:rPr>
       </w:r>
     </w:p>
     <w:p>
       <w:pPr>
         <w:pBdr/>
-        <w:spacing/>
+        <w:spacing w:after="240" w:before="240"/>
         <w:ind/>
         <w:jc w:val="both"/>
         <w:rPr>
           <w:rFonts w:ascii="Calibri" w:hAnsi="Calibri" w:eastAsia="Calibri" w:cs="Calibri"/>
-          <w:b/>
-          <w:color w:val="000000" w:themeColor="text1"/>
-          <w:sz w:val="28"/>
-          <w:szCs w:val="28"/>
+          <w:color w:val="000000" w:themeColor="text1"/>
+          <w:sz w:val="24"/>
+          <w:szCs w:val="24"/>
         </w:rPr>
       </w:pPr>
       <w:r>
         <w:rPr>
-          <w:color w:val="000000" w:themeColor="text1"/>
-        </w:rPr>
-        <w:br w:type="page" w:clear="all"/>
+          <w:rFonts w:ascii="Calibri" w:hAnsi="Calibri" w:eastAsia="Calibri" w:cs="Calibri"/>
+          <w:color w:val="000000" w:themeColor="text1"/>
+        </w:rPr>
+        <w:t xml:space="preserve">El Proyecto APT se vincula directamente con estos intereses al plantear desafíos técnicos de alto estándar: garantizar el aislamiento de los datos entre varias empresas dentro de una misma instalación, asegurar la consistencia de operaciones como el cierre </w:t>
       </w:r>
       <w:r>
         <w:rPr>
           <w:rFonts w:ascii="Calibri" w:hAnsi="Calibri" w:eastAsia="Calibri" w:cs="Calibri"/>
-          <w:b/>
-          <w:color w:val="000000" w:themeColor="text1"/>
-          <w:sz w:val="28"/>
-          <w:szCs w:val="28"/>
+          <w:color w:val="000000" w:themeColor="text1"/>
+        </w:rPr>
+        <w:t xml:space="preserve">de una venta o la numeración correlativa de documentos bajo concurrencia, y construir un flujo de despliegue continuo sobre infraestructura propia. Su realización contribuye a mi desarrollo profesional al permitirme abordar el ciclo completo de una solución</w:t>
+      </w:r>
+      <w:r>
+        <w:rPr>
+          <w:rFonts w:ascii="Calibri" w:hAnsi="Calibri" w:eastAsia="Calibri" w:cs="Calibri"/>
+          <w:color w:val="000000" w:themeColor="text1"/>
+        </w:rPr>
+        <w:t xml:space="preserve"> real, desde el análisis y el diseño hasta las pruebas, el despliegue y la documentación, consolidando habilidades prácticas clave para mi desempeño como Ingeniero en Informática.</w:t>
+      </w:r>
+      <w:r>
+        <w:rPr>
+          <w:rFonts w:ascii="Calibri" w:hAnsi="Calibri" w:eastAsia="Calibri" w:cs="Calibri"/>
+          <w:color w:val="000000" w:themeColor="text1"/>
+        </w:rPr>
+      </w:r>
+      <w:r>
+        <w:rPr>
+          <w:rFonts w:ascii="Calibri" w:hAnsi="Calibri" w:eastAsia="Calibri" w:cs="Calibri"/>
+          <w:color w:val="000000" w:themeColor="text1"/>
+        </w:rPr>
+      </w:r>
+      <w:r>
+        <w:rPr>
+          <w:rFonts w:ascii="Calibri" w:hAnsi="Calibri" w:eastAsia="Calibri" w:cs="Calibri"/>
+          <w:color w:val="000000" w:themeColor="text1"/>
+          <w:sz w:val="24"/>
+          <w:szCs w:val="24"/>
         </w:rPr>
       </w:r>
     </w:p>
     <w:p>
       <w:pPr>
-        <w:pStyle w:val="822"/>
+        <w:pBdr/>
+        <w:spacing/>
+        <w:ind/>
+        <w:jc w:val="both"/>
+        <w:rPr>
+          <w:rFonts w:ascii="Calibri" w:hAnsi="Calibri" w:eastAsia="Calibri" w:cs="Calibri"/>
+          <w:b/>
+          <w:color w:val="000000" w:themeColor="text1"/>
+          <w:sz w:val="28"/>
+          <w:szCs w:val="28"/>
+        </w:rPr>
+      </w:pPr>
+      <w:r>
+        <w:rPr>
+          <w:rFonts w:ascii="Calibri" w:hAnsi="Calibri" w:eastAsia="Calibri" w:cs="Calibri"/>
+          <w:b/>
+          <w:color w:val="000000" w:themeColor="text1"/>
+          <w:sz w:val="28"/>
+          <w:szCs w:val="28"/>
+        </w:rPr>
+      </w:r>
+      <w:r>
+        <w:rPr>
+          <w:rFonts w:ascii="Calibri" w:hAnsi="Calibri" w:eastAsia="Calibri" w:cs="Calibri"/>
+          <w:b/>
+          <w:color w:val="000000" w:themeColor="text1"/>
+          <w:sz w:val="28"/>
+          <w:szCs w:val="28"/>
+        </w:rPr>
+      </w:r>
+    </w:p>
+    <w:p>
+      <w:pPr>
+        <w:pStyle w:val="1003"/>
         <w:pBdr/>
         <w:spacing/>
         <w:ind/>
@@ -3754,30 +3567,19 @@
           <w:szCs w:val="32"/>
         </w:rPr>
       </w:pPr>
+      <w:r/>
+      <w:bookmarkStart w:id="6" w:name="_Toc6"/>
       <w:r>
         <w:rPr>
           <w:color w:val="000000" w:themeColor="text1"/>
           <w:sz w:val="32"/>
           <w:szCs w:val="32"/>
         </w:rPr>
-      </w:r>
-      <w:bookmarkStart w:id="5" w:name="_Toc207489676"/>
-      <w:r>
-        <w:rPr>
-          <w:color w:val="000000" w:themeColor="text1"/>
-          <w:sz w:val="32"/>
-          <w:szCs w:val="32"/>
-        </w:rPr>
         <w:t xml:space="preserve">Argumento sobre la factibilidad del proyecto dentro de la asignatura.</w:t>
       </w:r>
-      <w:bookmarkEnd w:id="5"/>
-      <w:r>
-        <w:rPr>
-          <w:color w:val="000000" w:themeColor="text1"/>
-          <w:sz w:val="32"/>
-          <w:szCs w:val="32"/>
-        </w:rPr>
-      </w:r>
+      <w:r/>
+      <w:bookmarkEnd w:id="6"/>
+      <w:r/>
       <w:r>
         <w:rPr>
           <w:color w:val="000000" w:themeColor="text1"/>
@@ -3816,6 +3618,13 @@
           <w:color w:val="000000" w:themeColor="text1"/>
         </w:rPr>
       </w:r>
+      <w:r>
+        <w:rPr>
+          <w:rFonts w:ascii="Calibri" w:hAnsi="Calibri" w:eastAsia="Calibri" w:cs="Calibri"/>
+          <w:b/>
+          <w:color w:val="000000" w:themeColor="text1"/>
+        </w:rPr>
+      </w:r>
     </w:p>
     <w:p>
       <w:pPr>
@@ -3827,95 +3636,39 @@
         <w:spacing/>
         <w:ind/>
         <w:jc w:val="both"/>
-        <w:rPr>
-          <w:color w:val="000000" w:themeColor="text1"/>
-        </w:rPr>
+        <w:rPr/>
       </w:pPr>
       <w:r>
         <w:rPr>
           <w:rFonts w:ascii="Calibri" w:hAnsi="Calibri" w:eastAsia="Calibri" w:cs="Calibri"/>
           <w:color w:val="000000" w:themeColor="text1"/>
         </w:rPr>
+        <w:t xml:space="preserve">El desarrollo del Proyecto APT es factible considerando el plazo académico de 14 semanas de trabajo. Este marco temporal permite estructurar el avance mediante el modelo en cascada en cinco fases secuenciales (análisis y requisitos, diseño, implementación, </w:t>
       </w:r>
       <w:r>
         <w:rPr>
           <w:rFonts w:ascii="Calibri" w:hAnsi="Calibri" w:eastAsia="Calibri" w:cs="Calibri"/>
           <w:color w:val="000000" w:themeColor="text1"/>
         </w:rPr>
-        <w:t xml:space="preserve">El desarrollo del Proyecto APT es factible considerando el plazo académico de 14 semanas de trabajo. Este marco temporal permite estructurar el avance mediante Scrum en 7 Sprints</w:t>
+        <w:t xml:space="preserve">pruebas, y despliegue y cierre), cada una con un entregable formal y un hito de aprobación. La metodología es adecuada porque los requisitos del sistema están definidos y documentados en detalle (18 módulos con sus reglas de negocio, modelo de datos, arquit</w:t>
       </w:r>
       <w:r>
         <w:rPr>
           <w:rFonts w:ascii="Calibri" w:hAnsi="Calibri" w:eastAsia="Calibri" w:cs="Calibri"/>
           <w:color w:val="000000" w:themeColor="text1"/>
         </w:rPr>
-        <w:t xml:space="preserve"> quincenales, estableciendo como hito intermedio la entrega de un Producto Mínimo Viable (MVP) operativo en caja a mitad de semestre, para luego incorporar de forma controlada el motor analítico y la sincronización remota. Además, las horas formales de tall</w:t>
+        <w:t xml:space="preserve">ectura y seguridad) y el alcance está acotado mediante decisiones de diseño explícitas, lo que reduce el riesgo de cambios tardíos propio de este modelo. A la fecha, las fases de análisis y diseño están completadas y el sistema funciona de manera completa e</w:t>
       </w:r>
       <w:r>
         <w:rPr>
           <w:rFonts w:ascii="Calibri" w:hAnsi="Calibri" w:eastAsia="Calibri" w:cs="Calibri"/>
           <w:color w:val="000000" w:themeColor="text1"/>
         </w:rPr>
-        <w:t xml:space="preserve">er en Capstone facilitan la coordinación del equipo y el seguimiento continuo de cada entrega.  En cuanto a los recursos, el proyecto se ejecuta con equipamiento computacional propio, periféricos físicos para pruebas de mostrador (lector de códigos de barra</w:t>
+        <w:t xml:space="preserve">n el entorno de desarrollo, por lo que el trabajo restante se concentra en pruebas, despliegue y cierre.</w:t>
       </w:r>
       <w:r>
         <w:rPr>
           <w:rFonts w:ascii="Calibri" w:hAnsi="Calibri" w:eastAsia="Calibri" w:cs="Calibri"/>
-          <w:color w:val="000000" w:themeColor="text1"/>
-        </w:rPr>
-        <w:t xml:space="preserve"> e impresora térmica de tickets) y un entorno de desarrollo de libre acceso. La infraestructura en la nube aprovecha las capas de servicio gratuitas de plataformas gestionadas para persistencia y autenticación, eliminando costos de despliegue para el equipo</w:t>
-      </w:r>
-      <w:r>
-        <w:rPr>
-          <w:rFonts w:ascii="Calibri" w:hAnsi="Calibri" w:eastAsia="Calibri" w:cs="Calibri"/>
-          <w:color w:val="000000" w:themeColor="text1"/>
-        </w:rPr>
-        <w:t xml:space="preserve">.  Entre los factores facilitadores destaca el contacto directo con comerciantes activos</w:t>
-      </w:r>
-      <w:r>
-        <w:rPr>
-          <w:rFonts w:ascii="Calibri" w:hAnsi="Calibri" w:eastAsia="Calibri" w:cs="Calibri"/>
-          <w:color w:val="000000" w:themeColor="text1"/>
-          <w:lang w:val="es-ES"/>
-        </w:rPr>
-        <w:t xml:space="preserve">, </w:t>
-      </w:r>
-      <w:r>
-        <w:rPr>
-          <w:rFonts w:ascii="Calibri" w:hAnsi="Calibri" w:eastAsia="Calibri" w:cs="Calibri"/>
-          <w:color w:val="000000" w:themeColor="text1"/>
-        </w:rPr>
-        <w:t xml:space="preserve">incluyendo una distribuidora local, lo que proporciona requerimientos aterrizados, patrones de venta cotidianos y retroalimentación inmediata sobre la utilidad prácti</w:t>
-      </w:r>
-      <w:r>
-        <w:rPr>
-          <w:rFonts w:ascii="Calibri" w:hAnsi="Calibri" w:eastAsia="Calibri" w:cs="Calibri"/>
-          <w:color w:val="000000" w:themeColor="text1"/>
-        </w:rPr>
-        <w:t xml:space="preserve">ca de las recomendaciones del sistema.  Como factor que puede dificultar el desarrollo se reconoce la estrechez del calendario semestral frente a la integración de múltiples módulos tecnológicos. Para mitigar este riesgo, se determinó procesar los cálculos </w:t>
-      </w:r>
-      <w:r>
-        <w:rPr>
-          <w:rFonts w:ascii="Calibri" w:hAnsi="Calibri" w:eastAsia="Calibri" w:cs="Calibri"/>
-          <w:color w:val="000000" w:themeColor="text1"/>
-        </w:rPr>
-        <w:t xml:space="preserve">analíticos en hilos de ejecución secundarios desacoplados de la interfaz principal para resguardar la fluidez del cobro, junto con mantener una estricta priorización de tareas centrada en las funcionalidades operativas esenciales del negocio para asegurar u</w:t>
-      </w:r>
-      <w:r>
-        <w:rPr>
-          <w:rFonts w:ascii="Calibri" w:hAnsi="Calibri" w:eastAsia="Calibri" w:cs="Calibri"/>
-          <w:color w:val="000000" w:themeColor="text1"/>
-        </w:rPr>
-        <w:t xml:space="preserve">na entrega completa y funcional dentro del plazo establecido.</w:t>
-      </w:r>
-      <w:r>
-        <w:rPr>
-          <w:rFonts w:ascii="Calibri" w:hAnsi="Calibri" w:eastAsia="Calibri" w:cs="Calibri"/>
-          <w:color w:val="000000" w:themeColor="text1"/>
-        </w:rPr>
-      </w:r>
-      <w:r>
-        <w:rPr>
           <w:color w:val="000000" w:themeColor="text1"/>
         </w:rPr>
       </w:r>
@@ -3923,36 +3676,43 @@
     <w:p>
       <w:pPr>
         <w:pBdr/>
+        <w:tabs>
+          <w:tab w:val="center" w:leader="none" w:pos="4419"/>
+          <w:tab w:val="right" w:leader="none" w:pos="8838"/>
+        </w:tabs>
         <w:spacing/>
         <w:ind/>
         <w:jc w:val="both"/>
-        <w:rPr>
-          <w:rFonts w:ascii="Calibri" w:hAnsi="Calibri" w:eastAsia="Calibri" w:cs="Calibri"/>
-          <w:b/>
-          <w:color w:val="000000" w:themeColor="text1"/>
-          <w:sz w:val="32"/>
-          <w:szCs w:val="32"/>
-        </w:rPr>
+        <w:rPr/>
       </w:pPr>
       <w:r>
         <w:rPr>
-          <w:color w:val="000000" w:themeColor="text1"/>
-        </w:rPr>
+          <w:rFonts w:ascii="Calibri" w:hAnsi="Calibri" w:eastAsia="Calibri" w:cs="Calibri"/>
+          <w:color w:val="000000" w:themeColor="text1"/>
+        </w:rPr>
+        <w:t xml:space="preserve">En cuanto a los recursos, el proyecto se ejecuta con equipamiento computacional propio y herramientas de código abierto. La puesta en producción requiere únicamente un servidor virtual (3 vCPU y 4 GB de RAM), un dominio .cl y servicios gratuitos como Cloudf</w:t>
       </w:r>
       <w:r>
         <w:rPr>
           <w:rFonts w:ascii="Calibri" w:hAnsi="Calibri" w:eastAsia="Calibri" w:cs="Calibri"/>
-          <w:b/>
-          <w:color w:val="000000" w:themeColor="text1"/>
-          <w:sz w:val="32"/>
-          <w:szCs w:val="32"/>
+          <w:color w:val="000000" w:themeColor="text1"/>
+        </w:rPr>
+        <w:t xml:space="preserve">lare, Caddy, GitHub Actions y el plan gratuito de correo, con un costo estimado de entre 11 y 15 dólares mensuales para operar con al menos cinco automotoras.</w:t>
+      </w:r>
+      <w:r>
+        <w:rPr>
+          <w:rFonts w:ascii="Calibri" w:hAnsi="Calibri" w:eastAsia="Calibri" w:cs="Calibri"/>
+          <w:color w:val="000000" w:themeColor="text1"/>
         </w:rPr>
       </w:r>
     </w:p>
     <w:p>
       <w:pPr>
-        <w:pStyle w:val="821"/>
-        <w:pBdr/>
+        <w:pBdr/>
+        <w:tabs>
+          <w:tab w:val="center" w:leader="none" w:pos="4419"/>
+          <w:tab w:val="right" w:leader="none" w:pos="8838"/>
+        </w:tabs>
         <w:spacing/>
         <w:ind/>
         <w:jc w:val="both"/>
@@ -3962,23 +3722,116 @@
       </w:pPr>
       <w:r>
         <w:rPr>
-          <w:color w:val="000000" w:themeColor="text1"/>
-        </w:rPr>
+          <w:rFonts w:ascii="Calibri" w:hAnsi="Calibri" w:eastAsia="Calibri" w:cs="Calibri"/>
+          <w:color w:val="000000" w:themeColor="text1"/>
+        </w:rPr>
+        <w:t xml:space="preserve">Entre los factores facilitadores destaca la documentación técnica ya elaborada, las 163 pruebas automatizadas y el script de datos de demostración que genera una automotora con dos sucursales, usuarios de cada rol, clientes y vehículos en todos los estados,</w:t>
       </w:r>
-      <w:bookmarkStart w:id="6" w:name="_Toc207489677"/>
+      <w:r>
+        <w:rPr>
+          <w:rFonts w:ascii="Calibri" w:hAnsi="Calibri" w:eastAsia="Calibri" w:cs="Calibri"/>
+          <w:color w:val="000000" w:themeColor="text1"/>
+        </w:rPr>
+        <w:t xml:space="preserve"> lo que permite validar el ciclo comercial completo sin depender de clientes reales. Como factores que pueden dificultar el desarrollo se reconocen la dependencia del dominio definitivo para el despliegue y la ausencia, en esta etapa, de una automotora real</w:t>
+      </w:r>
+      <w:r>
+        <w:rPr>
+          <w:rFonts w:ascii="Calibri" w:hAnsi="Calibri" w:eastAsia="Calibri" w:cs="Calibri"/>
+          <w:color w:val="000000" w:themeColor="text1"/>
+        </w:rPr>
+        <w:t xml:space="preserve"> que valide el sistema en terreno. Para mitigarlos, se contratará el dominio al inicio de la fase de despliegue y se validará el sistema con la automotora de demostración mediante pruebas de aceptación, dejando la validación con un cliente real como proyecc</w:t>
+      </w:r>
+      <w:r>
+        <w:rPr>
+          <w:rFonts w:ascii="Calibri" w:hAnsi="Calibri" w:eastAsia="Calibri" w:cs="Calibri"/>
+          <w:color w:val="000000" w:themeColor="text1"/>
+        </w:rPr>
+        <w:t xml:space="preserve">ión posterior.</w:t>
+      </w:r>
+      <w:r>
+        <w:rPr>
+          <w:rFonts w:ascii="Calibri" w:hAnsi="Calibri" w:eastAsia="Calibri" w:cs="Calibri"/>
+          <w:color w:val="000000" w:themeColor="text1"/>
+        </w:rPr>
+      </w:r>
+      <w:r>
+        <w:rPr>
+          <w:rFonts w:ascii="Calibri" w:hAnsi="Calibri" w:eastAsia="Calibri" w:cs="Calibri"/>
+          <w:color w:val="000000" w:themeColor="text1"/>
+        </w:rPr>
+      </w:r>
+      <w:r>
+        <w:rPr>
+          <w:color w:val="000000" w:themeColor="text1"/>
+        </w:rPr>
+      </w:r>
+    </w:p>
+    <w:p>
+      <w:pPr>
+        <w:pBdr/>
+        <w:spacing/>
+        <w:ind/>
+        <w:jc w:val="both"/>
+        <w:rPr>
+          <w:rFonts w:ascii="Calibri" w:hAnsi="Calibri" w:eastAsia="Calibri" w:cs="Calibri"/>
+          <w:b/>
+          <w:color w:val="000000" w:themeColor="text1"/>
+          <w:sz w:val="32"/>
+          <w:szCs w:val="32"/>
+        </w:rPr>
+      </w:pPr>
+      <w:r>
+        <w:rPr>
+          <w:color w:val="000000" w:themeColor="text1"/>
+        </w:rPr>
+      </w:r>
+      <w:r>
+        <w:rPr>
+          <w:rFonts w:ascii="Calibri" w:hAnsi="Calibri" w:eastAsia="Calibri" w:cs="Calibri"/>
+          <w:b/>
+          <w:color w:val="000000" w:themeColor="text1"/>
+          <w:sz w:val="32"/>
+          <w:szCs w:val="32"/>
+        </w:rPr>
+      </w:r>
+      <w:r>
+        <w:rPr>
+          <w:rFonts w:ascii="Calibri" w:hAnsi="Calibri" w:eastAsia="Calibri" w:cs="Calibri"/>
+          <w:b/>
+          <w:color w:val="000000" w:themeColor="text1"/>
+          <w:sz w:val="32"/>
+          <w:szCs w:val="32"/>
+        </w:rPr>
+      </w:r>
+    </w:p>
+    <w:p>
+      <w:pPr>
+        <w:pStyle w:val="1002"/>
+        <w:pBdr/>
+        <w:spacing/>
+        <w:ind/>
+        <w:jc w:val="both"/>
+        <w:rPr>
+          <w:color w:val="000000" w:themeColor="text1"/>
+        </w:rPr>
+      </w:pPr>
+      <w:r/>
+      <w:bookmarkStart w:id="7" w:name="_Toc7"/>
       <w:r>
         <w:rPr>
           <w:color w:val="000000" w:themeColor="text1"/>
         </w:rPr>
         <w:t xml:space="preserve">Conclusión</w:t>
       </w:r>
-      <w:bookmarkEnd w:id="6"/>
       <w:r>
         <w:rPr>
           <w:color w:val="000000" w:themeColor="text1"/>
         </w:rPr>
         <w:t xml:space="preserve"> </w:t>
       </w:r>
+      <w:r/>
+      <w:bookmarkEnd w:id="7"/>
+      <w:r/>
       <w:r>
         <w:rPr>
           <w:color w:val="000000" w:themeColor="text1"/>
@@ -4001,65 +3854,28 @@
         <w:spacing/>
         <w:ind/>
         <w:jc w:val="both"/>
-        <w:rPr>
-          <w:rFonts w:ascii="Calibri" w:hAnsi="Calibri" w:eastAsia="Calibri" w:cs="Calibri"/>
-          <w:color w:val="000000" w:themeColor="text1"/>
-          <w:highlight w:val="none"/>
-        </w:rPr>
+        <w:rPr/>
       </w:pPr>
       <w:r>
         <w:rPr>
           <w:rFonts w:ascii="Calibri" w:hAnsi="Calibri" w:eastAsia="Calibri" w:cs="Calibri"/>
           <w:color w:val="000000" w:themeColor="text1"/>
         </w:rPr>
+        <w:t xml:space="preserve">La definición de este proyecto consolida una propuesta tecnológica de valor para el comercio de vehículos usados, abordando una brecha de digitalización mediante una solución que reemplaza las planillas y los registros dispersos por un sistema integral. Al </w:t>
       </w:r>
       <w:r>
         <w:rPr>
           <w:rFonts w:ascii="Calibri" w:hAnsi="Calibri" w:eastAsia="Calibri" w:cs="Calibri"/>
           <w:color w:val="000000" w:themeColor="text1"/>
         </w:rPr>
-        <w:t xml:space="preserve">La definición de este proyecto consolida una propuesta tecnológica de alto valor para el comercio minorista independiente, abordando una brecha de digitalización crítica mediante una solución que supera las limitaciones de las cajas registradoras tradiciona</w:t>
+        <w:t xml:space="preserve">centralizar en un único inventario la gestión interna, la vitrina propia de cada automotora y su presencia en un marketplace común, la plataforma ordena la operación, entrega indicadores confiables de rentabilidad y rotación, y fortalece la visibilidad come</w:t>
       </w:r>
       <w:r>
         <w:rPr>
           <w:rFonts w:ascii="Calibri" w:hAnsi="Calibri" w:eastAsia="Calibri" w:cs="Calibri"/>
           <w:color w:val="000000" w:themeColor="text1"/>
         </w:rPr>
-        <w:t xml:space="preserve">les y los sistemas transaccionales pasivos. Al integrar de manera nativa la minería de datos y el análisis de series temporales sobre las transacciones diarias, el sistema convierte datos brutos en una ventaja competitiva concreta, permitiendo a los comerci</w:t>
-      </w:r>
-      <w:r>
-        <w:rPr>
-          <w:rFonts w:ascii="Calibri" w:hAnsi="Calibri" w:eastAsia="Calibri" w:cs="Calibri"/>
-          <w:color w:val="000000" w:themeColor="text1"/>
-        </w:rPr>
-        <w:t xml:space="preserve">antes proteger sus márgenes, anticipar la reposición de mercadería y optimizar sus ventas mediante decisiones basadas en evidencia comercial.  En términos de impacto en el mercado, la arquitectura híbrida offline-first combinada con sincronización asíncrona</w:t>
-      </w:r>
-      <w:r>
-        <w:rPr>
-          <w:rFonts w:ascii="Calibri" w:hAnsi="Calibri" w:eastAsia="Calibri" w:cs="Calibri"/>
-          <w:color w:val="000000" w:themeColor="text1"/>
-        </w:rPr>
-        <w:t xml:space="preserve"> hacia la nube democratiza el acceso a herramientas de inteligencia de negocios (Business Intelligence) sin imponer costos recurrentes prohibitivos ni comprometer la continuidad operativa del local frente a fallas de conectividad. Respaldado por una planifi</w:t>
-      </w:r>
-      <w:r>
-        <w:rPr>
-          <w:rFonts w:ascii="Calibri" w:hAnsi="Calibri" w:eastAsia="Calibri" w:cs="Calibri"/>
-          <w:color w:val="000000" w:themeColor="text1"/>
-        </w:rPr>
-        <w:t xml:space="preserve">cación ágil y la validación en terreno con clientes comerciales activos, el proyecto se establece como un producto de software robusto, técnica y comercialmente viable, con el potencial de transformar la gestión operativa</w:t>
-      </w:r>
-      <w:r>
-        <w:rPr>
-          <w:rFonts w:ascii="Calibri" w:hAnsi="Calibri" w:eastAsia="Calibri" w:cs="Calibri"/>
-          <w:color w:val="000000" w:themeColor="text1"/>
-        </w:rPr>
-        <w:t xml:space="preserve"> y la rentabilidad de las micro y pequeñas empresas del sector. </w:t>
-      </w:r>
-      <w:r>
-        <w:rPr>
-          <w:rFonts w:ascii="Calibri" w:hAnsi="Calibri" w:eastAsia="Calibri" w:cs="Calibri"/>
-          <w:color w:val="000000" w:themeColor="text1"/>
-        </w:rPr>
+        <w:t xml:space="preserve">rcial de cada negocio.</w:t>
       </w:r>
       <w:r>
         <w:rPr>
@@ -4087,62 +3903,47 @@
         <w:rPr>
           <w:rFonts w:ascii="Calibri" w:hAnsi="Calibri" w:eastAsia="Calibri" w:cs="Calibri"/>
           <w:color w:val="000000" w:themeColor="text1"/>
+          <w:highlight w:val="none"/>
         </w:rPr>
       </w:pPr>
       <w:r>
         <w:rPr>
           <w:rFonts w:ascii="Calibri" w:hAnsi="Calibri" w:eastAsia="Calibri" w:cs="Calibri"/>
           <w:color w:val="000000" w:themeColor="text1"/>
-          <w:highlight w:val="none"/>
-        </w:rPr>
+        </w:rPr>
+        <w:t xml:space="preserve">En términos técnicos, la arquitectura multi-empresa y multi-sucursal, con aislamiento de datos derivado de la sesión, transacciones consistentes y un modelo de seguridad por capas, demuestra la capacidad de diseñar sistemas robustos y mantenibles. Respaldad</w:t>
       </w:r>
       <w:r>
         <w:rPr>
           <w:rFonts w:ascii="Calibri" w:hAnsi="Calibri" w:eastAsia="Calibri" w:cs="Calibri"/>
           <w:color w:val="000000" w:themeColor="text1"/>
-          <w:highlight w:val="none"/>
-        </w:rPr>
+        </w:rPr>
+        <w:t xml:space="preserve">o por una planificación en cascada con hitos claros, un avance verificable y recursos de bajo costo, el proyecto se establece como un producto de software técnica y comercialmente viable, con potencial de ser llevado a producción antes del 7 de diciembre de</w:t>
       </w:r>
       <w:r>
         <w:rPr>
           <w:rFonts w:ascii="Calibri" w:hAnsi="Calibri" w:eastAsia="Calibri" w:cs="Calibri"/>
           <w:color w:val="000000" w:themeColor="text1"/>
-          <w:highlight w:val="none"/>
-        </w:rPr>
-      </w:r>
-    </w:p>
-    <w:p>
-      <w:pPr>
-        <w:pStyle w:val="821"/>
-        <w:pBdr/>
-        <w:spacing/>
-        <w:ind/>
-        <w:jc w:val="both"/>
-        <w:rPr>
-          <w:color w:val="000000" w:themeColor="text1"/>
-        </w:rPr>
-      </w:pPr>
-      <w:r>
-        <w:rPr>
-          <w:color w:val="000000" w:themeColor="text1"/>
-        </w:rPr>
-      </w:r>
-      <w:bookmarkStart w:id="7" w:name="_Toc207489678"/>
-      <w:r>
-        <w:rPr>
-          <w:color w:val="000000" w:themeColor="text1"/>
-        </w:rPr>
-        <w:t xml:space="preserve">Reflexión</w:t>
-      </w:r>
-      <w:bookmarkEnd w:id="7"/>
-      <w:r>
-        <w:rPr>
-          <w:color w:val="000000" w:themeColor="text1"/>
-        </w:rPr>
+        </w:rPr>
+        <w:t xml:space="preserve"> 2026.</w:t>
       </w:r>
       <w:r>
         <w:rPr>
-          <w:color w:val="000000" w:themeColor="text1"/>
+          <w:rFonts w:ascii="Calibri" w:hAnsi="Calibri" w:eastAsia="Calibri" w:cs="Calibri"/>
+          <w:color w:val="000000" w:themeColor="text1"/>
+        </w:rPr>
+      </w:r>
+      <w:r>
+        <w:rPr>
+          <w:rFonts w:ascii="Calibri" w:hAnsi="Calibri" w:eastAsia="Calibri" w:cs="Calibri"/>
+          <w:color w:val="000000" w:themeColor="text1"/>
+        </w:rPr>
+      </w:r>
+      <w:r>
+        <w:rPr>
+          <w:rFonts w:ascii="Calibri" w:hAnsi="Calibri" w:eastAsia="Calibri" w:cs="Calibri"/>
+          <w:color w:val="000000" w:themeColor="text1"/>
+          <w:highlight w:val="none"/>
         </w:rPr>
       </w:r>
     </w:p>
@@ -4171,54 +3972,14 @@
         <w:rPr>
           <w:rFonts w:ascii="Calibri" w:hAnsi="Calibri" w:eastAsia="Calibri" w:cs="Calibri"/>
           <w:color w:val="000000" w:themeColor="text1"/>
+          <w:highlight w:val="none"/>
         </w:rPr>
       </w:r>
       <w:r>
         <w:rPr>
           <w:rFonts w:ascii="Calibri" w:hAnsi="Calibri" w:eastAsia="Calibri" w:cs="Calibri"/>
           <w:color w:val="000000" w:themeColor="text1"/>
-        </w:rPr>
-        <w:t xml:space="preserve">El desarrollo de este proyecto evidencia que la ingeniería de software aplicada adquiere su mayor impacto cuando trasciende la simple automatización de procesos y se enfoca en resolver asimetrías de competitividad en la economía real. En el comercio minoris</w:t>
-      </w:r>
-      <w:r>
-        <w:rPr>
-          <w:rFonts w:ascii="Calibri" w:hAnsi="Calibri" w:eastAsia="Calibri" w:cs="Calibri"/>
-          <w:color w:val="000000" w:themeColor="text1"/>
-        </w:rPr>
-        <w:t xml:space="preserve">ta independiente, la adopción tecnológica suele fracasar no por falta de herramientas, sino por la desconexión entre sistemas complejos y la dinámica inmediata del negocio. Diseñar una solución orientada a este sector exige comprender que la analítica avanz</w:t>
-      </w:r>
-      <w:r>
-        <w:rPr>
-          <w:rFonts w:ascii="Calibri" w:hAnsi="Calibri" w:eastAsia="Calibri" w:cs="Calibri"/>
-          <w:color w:val="000000" w:themeColor="text1"/>
-        </w:rPr>
-        <w:t xml:space="preserve">ada solo aporta valor tangible si se traduce en decisiones simples y aplicables en el mostrador, eliminando la barrera técnica para que el comerciante optimice sus recursos.  Desde la perspectiva arquitectónica y de gestión, equilibrar la robustez operativa</w:t>
-      </w:r>
-      <w:r>
-        <w:rPr>
-          <w:rFonts w:ascii="Calibri" w:hAnsi="Calibri" w:eastAsia="Calibri" w:cs="Calibri"/>
-          <w:color w:val="000000" w:themeColor="text1"/>
-        </w:rPr>
-        <w:t xml:space="preserve"> de una terminal local con la flexibilidad de la nube y el procesamiento analítico en segundo plano representa un desafío de ingeniería que exige una estricta disciplina técnica. La interacción con clientes activos en rubros de alta exigencia, como las dist</w:t>
-      </w:r>
-      <w:r>
-        <w:rPr>
-          <w:rFonts w:ascii="Calibri" w:hAnsi="Calibri" w:eastAsia="Calibri" w:cs="Calibri"/>
-          <w:color w:val="000000" w:themeColor="text1"/>
-        </w:rPr>
-        <w:t xml:space="preserve">ribuidoras, confirma que el éxito de un producto de software no radica en la cantidad de funcionalidades implementadas, sino en su estabilidad bajo condiciones críticas de operación y en su capacidad de transformar datos dispersos en rentabilidad medible. E</w:t>
-      </w:r>
-      <w:r>
-        <w:rPr>
-          <w:rFonts w:ascii="Calibri" w:hAnsi="Calibri" w:eastAsia="Calibri" w:cs="Calibri"/>
-          <w:color w:val="000000" w:themeColor="text1"/>
-        </w:rPr>
-        <w:t xml:space="preserve">n consecuencia, el compromiso del equipo radica en sostener una ejecución rigurosa que garantice la entrega de una herramienta productiva, segura y verdaderamente competitiva en el mercado.</w:t>
-      </w:r>
-      <w:r>
-        <w:rPr>
-          <w:rFonts w:ascii="Calibri" w:hAnsi="Calibri" w:eastAsia="Calibri" w:cs="Calibri"/>
-          <w:color w:val="000000" w:themeColor="text1"/>
+          <w:highlight w:val="none"/>
         </w:rPr>
       </w:r>
       <w:r>
@@ -4230,6 +3991,7 @@
     </w:p>
     <w:p>
       <w:pPr>
+        <w:pStyle w:val="1002"/>
         <w:pBdr/>
         <w:spacing/>
         <w:ind/>
@@ -4238,6 +4000,145 @@
           <w:color w:val="000000" w:themeColor="text1"/>
         </w:rPr>
       </w:pPr>
+      <w:r/>
+      <w:bookmarkStart w:id="8" w:name="_Toc8"/>
+      <w:r>
+        <w:rPr>
+          <w:color w:val="000000" w:themeColor="text1"/>
+        </w:rPr>
+        <w:t xml:space="preserve">Reflexión</w:t>
+      </w:r>
+      <w:r/>
+      <w:bookmarkEnd w:id="8"/>
+      <w:r/>
+      <w:r>
+        <w:rPr>
+          <w:color w:val="000000" w:themeColor="text1"/>
+        </w:rPr>
+      </w:r>
+    </w:p>
+    <w:p>
+      <w:pPr>
+        <w:pBdr>
+          <w:top w:val="none" w:color="000000" w:sz="4" w:space="0"/>
+          <w:left w:val="none" w:color="000000" w:sz="4" w:space="0"/>
+          <w:bottom w:val="none" w:color="000000" w:sz="4" w:space="0"/>
+          <w:right w:val="none" w:color="000000" w:sz="4" w:space="0"/>
+          <w:between w:val="none" w:color="000000" w:sz="4" w:space="0"/>
+        </w:pBdr>
+        <w:tabs>
+          <w:tab w:val="center" w:leader="none" w:pos="4419"/>
+          <w:tab w:val="right" w:leader="none" w:pos="8838"/>
+        </w:tabs>
+        <w:spacing/>
+        <w:ind/>
+        <w:jc w:val="both"/>
+        <w:rPr/>
+      </w:pPr>
+      <w:r>
+        <w:rPr>
+          <w:rFonts w:ascii="Calibri" w:hAnsi="Calibri" w:eastAsia="Calibri" w:cs="Calibri"/>
+          <w:color w:val="000000" w:themeColor="text1"/>
+        </w:rPr>
+        <w:t xml:space="preserve">El desarrollo de este proyecto evidencia que la ingeniería de software aplicada adquiere su mayor impacto cuando ordena procesos reales y entrega información útil a quien debe tomar decisiones. En las automotoras pequeñas, la dificultad no suele ser la falt</w:t>
+      </w:r>
+      <w:r>
+        <w:rPr>
+          <w:rFonts w:ascii="Calibri" w:hAnsi="Calibri" w:eastAsia="Calibri" w:cs="Calibri"/>
+          <w:color w:val="000000" w:themeColor="text1"/>
+        </w:rPr>
+        <w:t xml:space="preserve">a de herramientas, sino la dispersión de la información y la ausencia de un sistema que la conecte. Diseñar una solución para este sector exige comprender que la analítica solo aporta valor si se traduce en indicadores simples y accionables para el dueño de</w:t>
+      </w:r>
+      <w:r>
+        <w:rPr>
+          <w:rFonts w:ascii="Calibri" w:hAnsi="Calibri" w:eastAsia="Calibri" w:cs="Calibri"/>
+          <w:color w:val="000000" w:themeColor="text1"/>
+        </w:rPr>
+        <w:t xml:space="preserve">l negocio.</w:t>
+      </w:r>
+      <w:r>
+        <w:rPr>
+          <w:rFonts w:ascii="Calibri" w:hAnsi="Calibri" w:eastAsia="Calibri" w:cs="Calibri"/>
+          <w:color w:val="000000" w:themeColor="text1"/>
+        </w:rPr>
+      </w:r>
+    </w:p>
+    <w:p>
+      <w:pPr>
+        <w:pBdr>
+          <w:top w:val="none" w:color="000000" w:sz="4" w:space="0"/>
+          <w:left w:val="none" w:color="000000" w:sz="4" w:space="0"/>
+          <w:bottom w:val="none" w:color="000000" w:sz="4" w:space="0"/>
+          <w:right w:val="none" w:color="000000" w:sz="4" w:space="0"/>
+          <w:between w:val="none" w:color="000000" w:sz="4" w:space="0"/>
+        </w:pBdr>
+        <w:tabs>
+          <w:tab w:val="center" w:leader="none" w:pos="4419"/>
+          <w:tab w:val="right" w:leader="none" w:pos="8838"/>
+        </w:tabs>
+        <w:spacing/>
+        <w:ind/>
+        <w:jc w:val="both"/>
+        <w:rPr>
+          <w:rFonts w:ascii="Calibri" w:hAnsi="Calibri" w:eastAsia="Calibri" w:cs="Calibri"/>
+          <w:color w:val="000000" w:themeColor="text1"/>
+        </w:rPr>
+      </w:pPr>
+      <w:r>
+        <w:rPr>
+          <w:rFonts w:ascii="Calibri" w:hAnsi="Calibri" w:eastAsia="Calibri" w:cs="Calibri"/>
+          <w:color w:val="000000" w:themeColor="text1"/>
+        </w:rPr>
+        <w:t xml:space="preserve">Desde la perspectiva técnica y de gestión, el proyecto me mostró que decisiones tempranas, como delegar la integridad a la base de datos, derivar el alcance desde la sesión y no desde el cliente, o separar el envío de correos mediante una bandeja de salida,</w:t>
+      </w:r>
+      <w:r>
+        <w:rPr>
+          <w:rFonts w:ascii="Calibri" w:hAnsi="Calibri" w:eastAsia="Calibri" w:cs="Calibri"/>
+          <w:color w:val="000000" w:themeColor="text1"/>
+        </w:rPr>
+        <w:t xml:space="preserve"> evitan errores costosos más adelante. También implicó reconocer los límites del enfoque en cascada: su disciplina documental y de control aportó orden, pero exige que los requisitos estén bien definidos desde el inicio. En consecuencia, mi compromiso es so</w:t>
+      </w:r>
+      <w:r>
+        <w:rPr>
+          <w:rFonts w:ascii="Calibri" w:hAnsi="Calibri" w:eastAsia="Calibri" w:cs="Calibri"/>
+          <w:color w:val="000000" w:themeColor="text1"/>
+        </w:rPr>
+        <w:t xml:space="preserve">stener una ejecución rigurosa que garantice la entrega de una herramienta segura, estable y documentada dentro del plazo establecido.</w:t>
+      </w:r>
+      <w:r>
+        <w:rPr>
+          <w:rFonts w:ascii="Calibri" w:hAnsi="Calibri" w:eastAsia="Calibri" w:cs="Calibri"/>
+          <w:color w:val="000000" w:themeColor="text1"/>
+        </w:rPr>
+      </w:r>
+      <w:r>
+        <w:rPr>
+          <w:rFonts w:ascii="Calibri" w:hAnsi="Calibri" w:eastAsia="Calibri" w:cs="Calibri"/>
+          <w:color w:val="000000" w:themeColor="text1"/>
+        </w:rPr>
+      </w:r>
+      <w:r>
+        <w:rPr>
+          <w:rFonts w:ascii="Calibri" w:hAnsi="Calibri" w:eastAsia="Calibri" w:cs="Calibri"/>
+          <w:color w:val="000000" w:themeColor="text1"/>
+        </w:rPr>
+      </w:r>
+    </w:p>
+    <w:p>
+      <w:pPr>
+        <w:pBdr/>
+        <w:spacing/>
+        <w:ind/>
+        <w:jc w:val="both"/>
+        <w:rPr>
+          <w:color w:val="000000" w:themeColor="text1"/>
+        </w:rPr>
+      </w:pPr>
+      <w:r>
+        <w:rPr>
+          <w:color w:val="000000" w:themeColor="text1"/>
+        </w:rPr>
+      </w:r>
       <w:r>
         <w:rPr>
           <w:color w:val="000000" w:themeColor="text1"/>
@@ -4356,6 +4257,11 @@
         <w:color w:val="000000"/>
       </w:rPr>
     </w:r>
+    <w:r>
+      <w:rPr>
+        <w:color w:val="000000"/>
+      </w:rPr>
+    </w:r>
   </w:p>
   <w:p>
     <w:pPr>
@@ -4376,6 +4282,11 @@
         <w:color w:val="000000"/>
       </w:rPr>
     </w:pPr>
+    <w:r>
+      <w:rPr>
+        <w:color w:val="000000"/>
+      </w:rPr>
+    </w:r>
     <w:r>
       <w:rPr>
         <w:color w:val="000000"/>
@@ -4465,7 +4376,7 @@
         <w:color w:val="365f91"/>
         <w:lang w:val="es-ES"/>
       </w:rPr>
-      <w:t xml:space="preserve">Capstone – POS-Analytics</w:t>
+      <w:t xml:space="preserve">Capstone – ARKEN MOTORS</w:t>
     </w:r>
     <w:r>
       <mc:AlternateContent>
@@ -4547,6 +4458,11 @@
         <w:color w:val="365f91"/>
       </w:rPr>
     </w:r>
+    <w:r>
+      <w:rPr>
+        <w:color w:val="365f91"/>
+      </w:rPr>
+    </w:r>
   </w:p>
   <w:p>
     <w:pPr>
@@ -4647,6 +4563,11 @@
         <w:color w:val="000000"/>
       </w:rPr>
     </w:r>
+    <w:r>
+      <w:rPr>
+        <w:color w:val="000000"/>
+      </w:rPr>
+    </w:r>
   </w:p>
   <w:p>
     <w:pPr>
@@ -4667,6 +4588,11 @@
         <w:color w:val="000000"/>
       </w:rPr>
     </w:pPr>
+    <w:r>
+      <w:rPr>
+        <w:color w:val="000000"/>
+      </w:rPr>
+    </w:r>
     <w:r>
       <w:rPr>
         <w:color w:val="000000"/>
@@ -4789,6 +4715,11 @@
         <w:color w:val="365f91"/>
       </w:rPr>
     </w:r>
+    <w:r>
+      <w:rPr>
+        <w:color w:val="365f91"/>
+      </w:rPr>
+    </w:r>
   </w:p>
   <w:p>
     <w:pPr>
@@ -4889,6 +4820,11 @@
         <w:color w:val="000000"/>
       </w:rPr>
     </w:r>
+    <w:r>
+      <w:rPr>
+        <w:color w:val="000000"/>
+      </w:rPr>
+    </w:r>
   </w:p>
   <w:p>
     <w:pPr>
@@ -4909,6 +4845,11 @@
         <w:color w:val="000000"/>
       </w:rPr>
     </w:pPr>
+    <w:r>
+      <w:rPr>
+        <w:color w:val="000000"/>
+      </w:rPr>
+    </w:r>
     <w:r>
       <w:rPr>
         <w:color w:val="000000"/>
@@ -5081,9 +5022,9 @@
     <w:lsdException w:name="Bibliography" w:uiPriority="37"/>
     <w:lsdException w:name="TOC Heading" w:uiPriority="39" w:qFormat="1"/>
   </w:latentStyles>
-  <w:style w:type="table" w:styleId="12">
+  <w:style w:type="table" w:styleId="829">
     <w:name w:val="Table Grid"/>
-    <w:basedOn w:val="828"/>
+    <w:basedOn w:val="1009"/>
     <w:uiPriority w:val="59"/>
     <w:pPr>
       <w:pBdr/>
@@ -5280,9 +5221,9 @@
       </w:tcPr>
     </w:tblStylePr>
   </w:style>
-  <w:style w:type="table" w:styleId="13">
+  <w:style w:type="table" w:styleId="830">
     <w:name w:val="Table Grid Light"/>
-    <w:basedOn w:val="828"/>
+    <w:basedOn w:val="1009"/>
     <w:uiPriority w:val="59"/>
     <w:pPr>
       <w:pBdr/>
@@ -5479,9 +5420,9 @@
       </w:tcPr>
     </w:tblStylePr>
   </w:style>
-  <w:style w:type="table" w:styleId="14">
+  <w:style w:type="table" w:styleId="831">
     <w:name w:val="Plain Table 1"/>
-    <w:basedOn w:val="828"/>
+    <w:basedOn w:val="1009"/>
     <w:uiPriority w:val="59"/>
     <w:pPr>
       <w:pBdr/>
@@ -5704,9 +5645,9 @@
       </w:tcPr>
     </w:tblStylePr>
   </w:style>
-  <w:style w:type="table" w:styleId="15">
+  <w:style w:type="table" w:styleId="832">
     <w:name w:val="Plain Table 2"/>
-    <w:basedOn w:val="828"/>
+    <w:basedOn w:val="1009"/>
     <w:uiPriority w:val="59"/>
     <w:pPr>
       <w:pBdr/>
@@ -5937,9 +5878,9 @@
       </w:tcPr>
     </w:tblStylePr>
   </w:style>
-  <w:style w:type="table" w:styleId="16">
+  <w:style w:type="table" w:styleId="833">
     <w:name w:val="Plain Table 3"/>
-    <w:basedOn w:val="828"/>
+    <w:basedOn w:val="1009"/>
     <w:uiPriority w:val="99"/>
     <w:pPr>
       <w:pBdr/>
@@ -6167,9 +6108,9 @@
       </w:tcPr>
     </w:tblStylePr>
   </w:style>
-  <w:style w:type="table" w:styleId="17">
+  <w:style w:type="table" w:styleId="834">
     <w:name w:val="Plain Table 4"/>
-    <w:basedOn w:val="828"/>
+    <w:basedOn w:val="1009"/>
     <w:uiPriority w:val="99"/>
     <w:pPr>
       <w:pBdr/>
@@ -6383,9 +6324,9 @@
       </w:tcPr>
     </w:tblStylePr>
   </w:style>
-  <w:style w:type="table" w:styleId="18">
+  <w:style w:type="table" w:styleId="835">
     <w:name w:val="Plain Table 5"/>
-    <w:basedOn w:val="828"/>
+    <w:basedOn w:val="1009"/>
     <w:uiPriority w:val="99"/>
     <w:pPr>
       <w:pBdr/>
@@ -6616,9 +6557,9 @@
       </w:tcPr>
     </w:tblStylePr>
   </w:style>
-  <w:style w:type="table" w:styleId="19">
+  <w:style w:type="table" w:styleId="836">
     <w:name w:val="Grid Table 1 Light"/>
-    <w:basedOn w:val="828"/>
+    <w:basedOn w:val="1009"/>
     <w:uiPriority w:val="99"/>
     <w:pPr>
       <w:pBdr/>
@@ -6839,9 +6780,9 @@
       </w:tcPr>
     </w:tblStylePr>
   </w:style>
-  <w:style w:type="table" w:styleId="20">
+  <w:style w:type="table" w:styleId="837">
     <w:name w:val="Grid Table 1 Light - Accent 1"/>
-    <w:basedOn w:val="828"/>
+    <w:basedOn w:val="1009"/>
     <w:uiPriority w:val="99"/>
     <w:pPr>
       <w:pBdr/>
@@ -7062,9 +7003,9 @@
       </w:tcPr>
     </w:tblStylePr>
   </w:style>
-  <w:style w:type="table" w:styleId="21">
+  <w:style w:type="table" w:styleId="838">
     <w:name w:val="Grid Table 1 Light - Accent 2"/>
-    <w:basedOn w:val="828"/>
+    <w:basedOn w:val="1009"/>
     <w:uiPriority w:val="99"/>
     <w:pPr>
       <w:pBdr/>
@@ -7285,9 +7226,9 @@
       </w:tcPr>
     </w:tblStylePr>
   </w:style>
-  <w:style w:type="table" w:styleId="22">
+  <w:style w:type="table" w:styleId="839">
     <w:name w:val="Grid Table 1 Light - Accent 3"/>
-    <w:basedOn w:val="828"/>
+    <w:basedOn w:val="1009"/>
     <w:uiPriority w:val="99"/>
     <w:pPr>
       <w:pBdr/>
@@ -7508,9 +7449,9 @@
       </w:tcPr>
     </w:tblStylePr>
   </w:style>
-  <w:style w:type="table" w:styleId="23">
+  <w:style w:type="table" w:styleId="840">
     <w:name w:val="Grid Table 1 Light - Accent 4"/>
-    <w:basedOn w:val="828"/>
+    <w:basedOn w:val="1009"/>
     <w:uiPriority w:val="99"/>
     <w:pPr>
       <w:pBdr/>
@@ -7731,9 +7672,9 @@
       </w:tcPr>
     </w:tblStylePr>
   </w:style>
-  <w:style w:type="table" w:styleId="24">
+  <w:style w:type="table" w:styleId="841">
     <w:name w:val="Grid Table 1 Light - Accent 5"/>
-    <w:basedOn w:val="828"/>
+    <w:basedOn w:val="1009"/>
     <w:uiPriority w:val="99"/>
     <w:pPr>
       <w:pBdr/>
@@ -7954,9 +7895,9 @@
       </w:tcPr>
     </w:tblStylePr>
   </w:style>
-  <w:style w:type="table" w:styleId="25">
+  <w:style w:type="table" w:styleId="842">
     <w:name w:val="Grid Table 1 Light - Accent 6"/>
-    <w:basedOn w:val="828"/>
+    <w:basedOn w:val="1009"/>
     <w:uiPriority w:val="99"/>
     <w:pPr>
       <w:pBdr/>
@@ -8177,9 +8118,9 @@
       </w:tcPr>
     </w:tblStylePr>
   </w:style>
-  <w:style w:type="table" w:styleId="26">
+  <w:style w:type="table" w:styleId="843">
     <w:name w:val="Grid Table 2"/>
-    <w:basedOn w:val="828"/>
+    <w:basedOn w:val="1009"/>
     <w:uiPriority w:val="99"/>
     <w:pPr>
       <w:pBdr/>
@@ -8409,9 +8350,9 @@
       </w:tcPr>
     </w:tblStylePr>
   </w:style>
-  <w:style w:type="table" w:styleId="27">
+  <w:style w:type="table" w:styleId="844">
     <w:name w:val="Grid Table 2 - Accent 1"/>
-    <w:basedOn w:val="828"/>
+    <w:basedOn w:val="1009"/>
     <w:uiPriority w:val="99"/>
     <w:pPr>
       <w:pBdr/>
@@ -8641,9 +8582,9 @@
       </w:tcPr>
     </w:tblStylePr>
   </w:style>
-  <w:style w:type="table" w:styleId="28">
+  <w:style w:type="table" w:styleId="845">
     <w:name w:val="Grid Table 2 - Accent 2"/>
-    <w:basedOn w:val="828"/>
+    <w:basedOn w:val="1009"/>
     <w:uiPriority w:val="99"/>
     <w:pPr>
       <w:pBdr/>
@@ -8873,9 +8814,9 @@
       </w:tcPr>
     </w:tblStylePr>
   </w:style>
-  <w:style w:type="table" w:styleId="29">
+  <w:style w:type="table" w:styleId="846">
     <w:name w:val="Grid Table 2 - Accent 3"/>
-    <w:basedOn w:val="828"/>
+    <w:basedOn w:val="1009"/>
     <w:uiPriority w:val="99"/>
     <w:pPr>
       <w:pBdr/>
@@ -9105,9 +9046,9 @@
       </w:tcPr>
     </w:tblStylePr>
   </w:style>
-  <w:style w:type="table" w:styleId="30">
+  <w:style w:type="table" w:styleId="847">
     <w:name w:val="Grid Table 2 - Accent 4"/>
-    <w:basedOn w:val="828"/>
+    <w:basedOn w:val="1009"/>
     <w:uiPriority w:val="99"/>
     <w:pPr>
       <w:pBdr/>
@@ -9337,9 +9278,9 @@
       </w:tcPr>
     </w:tblStylePr>
   </w:style>
-  <w:style w:type="table" w:styleId="31">
+  <w:style w:type="table" w:styleId="848">
     <w:name w:val="Grid Table 2 - Accent 5"/>
-    <w:basedOn w:val="828"/>
+    <w:basedOn w:val="1009"/>
     <w:uiPriority w:val="99"/>
     <w:pPr>
       <w:pBdr/>
@@ -9569,9 +9510,9 @@
       </w:tcPr>
     </w:tblStylePr>
   </w:style>
-  <w:style w:type="table" w:styleId="32">
+  <w:style w:type="table" w:styleId="849">
     <w:name w:val="Grid Table 2 - Accent 6"/>
-    <w:basedOn w:val="828"/>
+    <w:basedOn w:val="1009"/>
     <w:uiPriority w:val="99"/>
     <w:pPr>
       <w:pBdr/>
@@ -9801,9 +9742,9 @@
       </w:tcPr>
     </w:tblStylePr>
   </w:style>
-  <w:style w:type="table" w:styleId="33">
+  <w:style w:type="table" w:styleId="850">
     <w:name w:val="Grid Table 3"/>
-    <w:basedOn w:val="828"/>
+    <w:basedOn w:val="1009"/>
     <w:uiPriority w:val="99"/>
     <w:pPr>
       <w:pBdr/>
@@ -9902,29 +9843,6 @@
         <w:tblBorders/>
       </w:tblPr>
       <w:tcPr>
-        <w:shd w:color="ffffff"/>
-        <w:tcBorders>
-          <w:top w:val="none" w:color="000000" w:sz="4" w:space="0"/>
-          <w:left w:val="none" w:color="000000" w:sz="4" w:space="0"/>
-          <w:bottom w:val="none" w:color="000000" w:sz="4" w:space="0"/>
-          <w:right w:val="none" w:color="000000" w:sz="4" w:space="0"/>
-        </w:tcBorders>
-      </w:tcPr>
-    </w:tblStylePr>
-    <w:tblStylePr w:type="firstRow">
-      <w:rPr>
-        <w:b/>
-        <w:color w:val="404040"/>
-      </w:rPr>
-      <w:pPr>
-        <w:pBdr/>
-        <w:spacing/>
-        <w:ind/>
-      </w:pPr>
-      <w:tblPr>
-        <w:tblBorders/>
-      </w:tblPr>
-      <w:tcPr>
         <w:shd w:val="clear" w:color="ffffff"/>
         <w:tcBorders>
           <w:top w:val="none" w:color="000000" w:sz="4" w:space="0"/>
@@ -9934,30 +9852,7 @@
         </w:tcBorders>
       </w:tcPr>
     </w:tblStylePr>
-    <w:tblStylePr w:type="lastCol">
-      <w:rPr>
-        <w:i/>
-        <w:color w:val="404040"/>
-      </w:rPr>
-      <w:pPr>
-        <w:pBdr/>
-        <w:spacing/>
-        <w:ind/>
-      </w:pPr>
-      <w:tblPr>
-        <w:tblBorders/>
-      </w:tblPr>
-      <w:tcPr>
-        <w:shd w:color="ffffff"/>
-        <w:tcBorders>
-          <w:top w:val="none" w:color="000000" w:sz="4" w:space="0"/>
-          <w:left w:val="none" w:color="000000" w:sz="4" w:space="0"/>
-          <w:bottom w:val="none" w:color="000000" w:sz="4" w:space="0"/>
-          <w:right w:val="none" w:color="000000" w:sz="4" w:space="0"/>
-        </w:tcBorders>
-      </w:tcPr>
-    </w:tblStylePr>
-    <w:tblStylePr w:type="lastRow">
+    <w:tblStylePr w:type="firstRow">
       <w:rPr>
         <w:b/>
         <w:color w:val="404040"/>
@@ -9980,6 +9875,52 @@
         </w:tcBorders>
       </w:tcPr>
     </w:tblStylePr>
+    <w:tblStylePr w:type="lastCol">
+      <w:rPr>
+        <w:i/>
+        <w:color w:val="404040"/>
+      </w:rPr>
+      <w:pPr>
+        <w:pBdr/>
+        <w:spacing/>
+        <w:ind/>
+      </w:pPr>
+      <w:tblPr>
+        <w:tblBorders/>
+      </w:tblPr>
+      <w:tcPr>
+        <w:shd w:val="clear" w:color="ffffff"/>
+        <w:tcBorders>
+          <w:top w:val="none" w:color="000000" w:sz="4" w:space="0"/>
+          <w:left w:val="none" w:color="000000" w:sz="4" w:space="0"/>
+          <w:bottom w:val="none" w:color="000000" w:sz="4" w:space="0"/>
+          <w:right w:val="none" w:color="000000" w:sz="4" w:space="0"/>
+        </w:tcBorders>
+      </w:tcPr>
+    </w:tblStylePr>
+    <w:tblStylePr w:type="lastRow">
+      <w:rPr>
+        <w:b/>
+        <w:color w:val="404040"/>
+      </w:rPr>
+      <w:pPr>
+        <w:pBdr/>
+        <w:spacing/>
+        <w:ind/>
+      </w:pPr>
+      <w:tblPr>
+        <w:tblBorders/>
+      </w:tblPr>
+      <w:tcPr>
+        <w:shd w:val="clear" w:color="ffffff"/>
+        <w:tcBorders>
+          <w:top w:val="none" w:color="000000" w:sz="4" w:space="0"/>
+          <w:left w:val="none" w:color="000000" w:sz="4" w:space="0"/>
+          <w:bottom w:val="none" w:color="000000" w:sz="4" w:space="0"/>
+          <w:right w:val="none" w:color="000000" w:sz="4" w:space="0"/>
+        </w:tcBorders>
+      </w:tcPr>
+    </w:tblStylePr>
     <w:tblStylePr w:type="nwCell">
       <w:pPr>
         <w:pBdr/>
@@ -10046,9 +9987,9 @@
       </w:tcPr>
     </w:tblStylePr>
   </w:style>
-  <w:style w:type="table" w:styleId="34">
+  <w:style w:type="table" w:styleId="851">
     <w:name w:val="Grid Table 3 - Accent 1"/>
-    <w:basedOn w:val="828"/>
+    <w:basedOn w:val="1009"/>
     <w:uiPriority w:val="99"/>
     <w:pPr>
       <w:pBdr/>
@@ -10147,29 +10088,6 @@
         <w:tblBorders/>
       </w:tblPr>
       <w:tcPr>
-        <w:shd w:color="ffffff"/>
-        <w:tcBorders>
-          <w:top w:val="none" w:color="000000" w:sz="4" w:space="0"/>
-          <w:left w:val="none" w:color="000000" w:sz="4" w:space="0"/>
-          <w:bottom w:val="none" w:color="000000" w:sz="4" w:space="0"/>
-          <w:right w:val="none" w:color="000000" w:sz="4" w:space="0"/>
-        </w:tcBorders>
-      </w:tcPr>
-    </w:tblStylePr>
-    <w:tblStylePr w:type="firstRow">
-      <w:rPr>
-        <w:b/>
-        <w:color w:val="404040"/>
-      </w:rPr>
-      <w:pPr>
-        <w:pBdr/>
-        <w:spacing/>
-        <w:ind/>
-      </w:pPr>
-      <w:tblPr>
-        <w:tblBorders/>
-      </w:tblPr>
-      <w:tcPr>
         <w:shd w:val="clear" w:color="ffffff"/>
         <w:tcBorders>
           <w:top w:val="none" w:color="000000" w:sz="4" w:space="0"/>
@@ -10179,30 +10097,7 @@
         </w:tcBorders>
       </w:tcPr>
     </w:tblStylePr>
-    <w:tblStylePr w:type="lastCol">
-      <w:rPr>
-        <w:i/>
-        <w:color w:val="404040"/>
-      </w:rPr>
-      <w:pPr>
-        <w:pBdr/>
-        <w:spacing/>
-        <w:ind/>
-      </w:pPr>
-      <w:tblPr>
-        <w:tblBorders/>
-      </w:tblPr>
-      <w:tcPr>
-        <w:shd w:color="ffffff"/>
-        <w:tcBorders>
-          <w:top w:val="none" w:color="000000" w:sz="4" w:space="0"/>
-          <w:left w:val="none" w:color="000000" w:sz="4" w:space="0"/>
-          <w:bottom w:val="none" w:color="000000" w:sz="4" w:space="0"/>
-          <w:right w:val="none" w:color="000000" w:sz="4" w:space="0"/>
-        </w:tcBorders>
-      </w:tcPr>
-    </w:tblStylePr>
-    <w:tblStylePr w:type="lastRow">
+    <w:tblStylePr w:type="firstRow">
       <w:rPr>
         <w:b/>
         <w:color w:val="404040"/>
@@ -10225,6 +10120,52 @@
         </w:tcBorders>
       </w:tcPr>
     </w:tblStylePr>
+    <w:tblStylePr w:type="lastCol">
+      <w:rPr>
+        <w:i/>
+        <w:color w:val="404040"/>
+      </w:rPr>
+      <w:pPr>
+        <w:pBdr/>
+        <w:spacing/>
+        <w:ind/>
+      </w:pPr>
+      <w:tblPr>
+        <w:tblBorders/>
+      </w:tblPr>
+      <w:tcPr>
+        <w:shd w:val="clear" w:color="ffffff"/>
+        <w:tcBorders>
+          <w:top w:val="none" w:color="000000" w:sz="4" w:space="0"/>
+          <w:left w:val="none" w:color="000000" w:sz="4" w:space="0"/>
+          <w:bottom w:val="none" w:color="000000" w:sz="4" w:space="0"/>
+          <w:right w:val="none" w:color="000000" w:sz="4" w:space="0"/>
+        </w:tcBorders>
+      </w:tcPr>
+    </w:tblStylePr>
+    <w:tblStylePr w:type="lastRow">
+      <w:rPr>
+        <w:b/>
+        <w:color w:val="404040"/>
+      </w:rPr>
+      <w:pPr>
+        <w:pBdr/>
+        <w:spacing/>
+        <w:ind/>
+      </w:pPr>
+      <w:tblPr>
+        <w:tblBorders/>
+      </w:tblPr>
+      <w:tcPr>
+        <w:shd w:val="clear" w:color="ffffff"/>
+        <w:tcBorders>
+          <w:top w:val="none" w:color="000000" w:sz="4" w:space="0"/>
+          <w:left w:val="none" w:color="000000" w:sz="4" w:space="0"/>
+          <w:bottom w:val="none" w:color="000000" w:sz="4" w:space="0"/>
+          <w:right w:val="none" w:color="000000" w:sz="4" w:space="0"/>
+        </w:tcBorders>
+      </w:tcPr>
+    </w:tblStylePr>
     <w:tblStylePr w:type="nwCell">
       <w:pPr>
         <w:pBdr/>
@@ -10291,9 +10232,9 @@
       </w:tcPr>
     </w:tblStylePr>
   </w:style>
-  <w:style w:type="table" w:styleId="35">
+  <w:style w:type="table" w:styleId="852">
     <w:name w:val="Grid Table 3 - Accent 2"/>
-    <w:basedOn w:val="828"/>
+    <w:basedOn w:val="1009"/>
     <w:uiPriority w:val="99"/>
     <w:pPr>
       <w:pBdr/>
@@ -10392,29 +10333,6 @@
         <w:tblBorders/>
       </w:tblPr>
       <w:tcPr>
-        <w:shd w:color="ffffff"/>
-        <w:tcBorders>
-          <w:top w:val="none" w:color="000000" w:sz="4" w:space="0"/>
-          <w:left w:val="none" w:color="000000" w:sz="4" w:space="0"/>
-          <w:bottom w:val="none" w:color="000000" w:sz="4" w:space="0"/>
-          <w:right w:val="none" w:color="000000" w:sz="4" w:space="0"/>
-        </w:tcBorders>
-      </w:tcPr>
-    </w:tblStylePr>
-    <w:tblStylePr w:type="firstRow">
-      <w:rPr>
-        <w:b/>
-        <w:color w:val="404040"/>
-      </w:rPr>
-      <w:pPr>
-        <w:pBdr/>
-        <w:spacing/>
-        <w:ind/>
-      </w:pPr>
-      <w:tblPr>
-        <w:tblBorders/>
-      </w:tblPr>
-      <w:tcPr>
         <w:shd w:val="clear" w:color="ffffff"/>
         <w:tcBorders>
           <w:top w:val="none" w:color="000000" w:sz="4" w:space="0"/>
@@ -10424,30 +10342,7 @@
         </w:tcBorders>
       </w:tcPr>
     </w:tblStylePr>
-    <w:tblStylePr w:type="lastCol">
-      <w:rPr>
-        <w:i/>
-        <w:color w:val="404040"/>
-      </w:rPr>
-      <w:pPr>
-        <w:pBdr/>
-        <w:spacing/>
-        <w:ind/>
-      </w:pPr>
-      <w:tblPr>
-        <w:tblBorders/>
-      </w:tblPr>
-      <w:tcPr>
-        <w:shd w:color="ffffff"/>
-        <w:tcBorders>
-          <w:top w:val="none" w:color="000000" w:sz="4" w:space="0"/>
-          <w:left w:val="none" w:color="000000" w:sz="4" w:space="0"/>
-          <w:bottom w:val="none" w:color="000000" w:sz="4" w:space="0"/>
-          <w:right w:val="none" w:color="000000" w:sz="4" w:space="0"/>
-        </w:tcBorders>
-      </w:tcPr>
-    </w:tblStylePr>
-    <w:tblStylePr w:type="lastRow">
+    <w:tblStylePr w:type="firstRow">
       <w:rPr>
         <w:b/>
         <w:color w:val="404040"/>
@@ -10470,6 +10365,52 @@
         </w:tcBorders>
       </w:tcPr>
     </w:tblStylePr>
+    <w:tblStylePr w:type="lastCol">
+      <w:rPr>
+        <w:i/>
+        <w:color w:val="404040"/>
+      </w:rPr>
+      <w:pPr>
+        <w:pBdr/>
+        <w:spacing/>
+        <w:ind/>
+      </w:pPr>
+      <w:tblPr>
+        <w:tblBorders/>
+      </w:tblPr>
+      <w:tcPr>
+        <w:shd w:val="clear" w:color="ffffff"/>
+        <w:tcBorders>
+          <w:top w:val="none" w:color="000000" w:sz="4" w:space="0"/>
+          <w:left w:val="none" w:color="000000" w:sz="4" w:space="0"/>
+          <w:bottom w:val="none" w:color="000000" w:sz="4" w:space="0"/>
+          <w:right w:val="none" w:color="000000" w:sz="4" w:space="0"/>
+        </w:tcBorders>
+      </w:tcPr>
+    </w:tblStylePr>
+    <w:tblStylePr w:type="lastRow">
+      <w:rPr>
+        <w:b/>
+        <w:color w:val="404040"/>
+      </w:rPr>
+      <w:pPr>
+        <w:pBdr/>
+        <w:spacing/>
+        <w:ind/>
+      </w:pPr>
+      <w:tblPr>
+        <w:tblBorders/>
+      </w:tblPr>
+      <w:tcPr>
+        <w:shd w:val="clear" w:color="ffffff"/>
+        <w:tcBorders>
+          <w:top w:val="none" w:color="000000" w:sz="4" w:space="0"/>
+          <w:left w:val="none" w:color="000000" w:sz="4" w:space="0"/>
+          <w:bottom w:val="none" w:color="000000" w:sz="4" w:space="0"/>
+          <w:right w:val="none" w:color="000000" w:sz="4" w:space="0"/>
+        </w:tcBorders>
+      </w:tcPr>
+    </w:tblStylePr>
     <w:tblStylePr w:type="nwCell">
       <w:pPr>
         <w:pBdr/>
@@ -10536,9 +10477,9 @@
       </w:tcPr>
     </w:tblStylePr>
   </w:style>
-  <w:style w:type="table" w:styleId="36">
+  <w:style w:type="table" w:styleId="853">
     <w:name w:val="Grid Table 3 - Accent 3"/>
-    <w:basedOn w:val="828"/>
+    <w:basedOn w:val="1009"/>
     <w:uiPriority w:val="99"/>
     <w:pPr>
       <w:pBdr/>
@@ -10637,29 +10578,6 @@
         <w:tblBorders/>
       </w:tblPr>
       <w:tcPr>
-        <w:shd w:color="ffffff"/>
-        <w:tcBorders>
-          <w:top w:val="none" w:color="000000" w:sz="4" w:space="0"/>
-          <w:left w:val="none" w:color="000000" w:sz="4" w:space="0"/>
-          <w:bottom w:val="none" w:color="000000" w:sz="4" w:space="0"/>
-          <w:right w:val="none" w:color="000000" w:sz="4" w:space="0"/>
-        </w:tcBorders>
-      </w:tcPr>
-    </w:tblStylePr>
-    <w:tblStylePr w:type="firstRow">
-      <w:rPr>
-        <w:b/>
-        <w:color w:val="404040"/>
-      </w:rPr>
-      <w:pPr>
-        <w:pBdr/>
-        <w:spacing/>
-        <w:ind/>
-      </w:pPr>
-      <w:tblPr>
-        <w:tblBorders/>
-      </w:tblPr>
-      <w:tcPr>
         <w:shd w:val="clear" w:color="ffffff"/>
         <w:tcBorders>
           <w:top w:val="none" w:color="000000" w:sz="4" w:space="0"/>
@@ -10669,30 +10587,7 @@
         </w:tcBorders>
       </w:tcPr>
     </w:tblStylePr>
-    <w:tblStylePr w:type="lastCol">
-      <w:rPr>
-        <w:i/>
-        <w:color w:val="404040"/>
-      </w:rPr>
-      <w:pPr>
-        <w:pBdr/>
-        <w:spacing/>
-        <w:ind/>
-      </w:pPr>
-      <w:tblPr>
-        <w:tblBorders/>
-      </w:tblPr>
-      <w:tcPr>
-        <w:shd w:color="ffffff"/>
-        <w:tcBorders>
-          <w:top w:val="none" w:color="000000" w:sz="4" w:space="0"/>
-          <w:left w:val="none" w:color="000000" w:sz="4" w:space="0"/>
-          <w:bottom w:val="none" w:color="000000" w:sz="4" w:space="0"/>
-          <w:right w:val="none" w:color="000000" w:sz="4" w:space="0"/>
-        </w:tcBorders>
-      </w:tcPr>
-    </w:tblStylePr>
-    <w:tblStylePr w:type="lastRow">
+    <w:tblStylePr w:type="firstRow">
       <w:rPr>
         <w:b/>
         <w:color w:val="404040"/>
@@ -10715,6 +10610,52 @@
         </w:tcBorders>
       </w:tcPr>
     </w:tblStylePr>
+    <w:tblStylePr w:type="lastCol">
+      <w:rPr>
+        <w:i/>
+        <w:color w:val="404040"/>
+      </w:rPr>
+      <w:pPr>
+        <w:pBdr/>
+        <w:spacing/>
+        <w:ind/>
+      </w:pPr>
+      <w:tblPr>
+        <w:tblBorders/>
+      </w:tblPr>
+      <w:tcPr>
+        <w:shd w:val="clear" w:color="ffffff"/>
+        <w:tcBorders>
+          <w:top w:val="none" w:color="000000" w:sz="4" w:space="0"/>
+          <w:left w:val="none" w:color="000000" w:sz="4" w:space="0"/>
+          <w:bottom w:val="none" w:color="000000" w:sz="4" w:space="0"/>
+          <w:right w:val="none" w:color="000000" w:sz="4" w:space="0"/>
+        </w:tcBorders>
+      </w:tcPr>
+    </w:tblStylePr>
+    <w:tblStylePr w:type="lastRow">
+      <w:rPr>
+        <w:b/>
+        <w:color w:val="404040"/>
+      </w:rPr>
+      <w:pPr>
+        <w:pBdr/>
+        <w:spacing/>
+        <w:ind/>
+      </w:pPr>
+      <w:tblPr>
+        <w:tblBorders/>
+      </w:tblPr>
+      <w:tcPr>
+        <w:shd w:val="clear" w:color="ffffff"/>
+        <w:tcBorders>
+          <w:top w:val="none" w:color="000000" w:sz="4" w:space="0"/>
+          <w:left w:val="none" w:color="000000" w:sz="4" w:space="0"/>
+          <w:bottom w:val="none" w:color="000000" w:sz="4" w:space="0"/>
+          <w:right w:val="none" w:color="000000" w:sz="4" w:space="0"/>
+        </w:tcBorders>
+      </w:tcPr>
+    </w:tblStylePr>
     <w:tblStylePr w:type="nwCell">
       <w:pPr>
         <w:pBdr/>
@@ -10781,9 +10722,9 @@
       </w:tcPr>
     </w:tblStylePr>
   </w:style>
-  <w:style w:type="table" w:styleId="37">
+  <w:style w:type="table" w:styleId="854">
     <w:name w:val="Grid Table 3 - Accent 4"/>
-    <w:basedOn w:val="828"/>
+    <w:basedOn w:val="1009"/>
     <w:uiPriority w:val="99"/>
     <w:pPr>
       <w:pBdr/>
@@ -10882,29 +10823,6 @@
         <w:tblBorders/>
       </w:tblPr>
       <w:tcPr>
-        <w:shd w:color="ffffff"/>
-        <w:tcBorders>
-          <w:top w:val="none" w:color="000000" w:sz="4" w:space="0"/>
-          <w:left w:val="none" w:color="000000" w:sz="4" w:space="0"/>
-          <w:bottom w:val="none" w:color="000000" w:sz="4" w:space="0"/>
-          <w:right w:val="none" w:color="000000" w:sz="4" w:space="0"/>
-        </w:tcBorders>
-      </w:tcPr>
-    </w:tblStylePr>
-    <w:tblStylePr w:type="firstRow">
-      <w:rPr>
-        <w:b/>
-        <w:color w:val="404040"/>
-      </w:rPr>
-      <w:pPr>
-        <w:pBdr/>
-        <w:spacing/>
-        <w:ind/>
-      </w:pPr>
-      <w:tblPr>
-        <w:tblBorders/>
-      </w:tblPr>
-      <w:tcPr>
         <w:shd w:val="clear" w:color="ffffff"/>
         <w:tcBorders>
           <w:top w:val="none" w:color="000000" w:sz="4" w:space="0"/>
@@ -10914,30 +10832,7 @@
         </w:tcBorders>
       </w:tcPr>
     </w:tblStylePr>
-    <w:tblStylePr w:type="lastCol">
-      <w:rPr>
-        <w:i/>
-        <w:color w:val="404040"/>
-      </w:rPr>
-      <w:pPr>
-        <w:pBdr/>
-        <w:spacing/>
-        <w:ind/>
-      </w:pPr>
-      <w:tblPr>
-        <w:tblBorders/>
-      </w:tblPr>
-      <w:tcPr>
-        <w:shd w:color="ffffff"/>
-        <w:tcBorders>
-          <w:top w:val="none" w:color="000000" w:sz="4" w:space="0"/>
-          <w:left w:val="none" w:color="000000" w:sz="4" w:space="0"/>
-          <w:bottom w:val="none" w:color="000000" w:sz="4" w:space="0"/>
-          <w:right w:val="none" w:color="000000" w:sz="4" w:space="0"/>
-        </w:tcBorders>
-      </w:tcPr>
-    </w:tblStylePr>
-    <w:tblStylePr w:type="lastRow">
+    <w:tblStylePr w:type="firstRow">
       <w:rPr>
         <w:b/>
         <w:color w:val="404040"/>
@@ -10960,6 +10855,52 @@
         </w:tcBorders>
       </w:tcPr>
     </w:tblStylePr>
+    <w:tblStylePr w:type="lastCol">
+      <w:rPr>
+        <w:i/>
+        <w:color w:val="404040"/>
+      </w:rPr>
+      <w:pPr>
+        <w:pBdr/>
+        <w:spacing/>
+        <w:ind/>
+      </w:pPr>
+      <w:tblPr>
+        <w:tblBorders/>
+      </w:tblPr>
+      <w:tcPr>
+        <w:shd w:val="clear" w:color="ffffff"/>
+        <w:tcBorders>
+          <w:top w:val="none" w:color="000000" w:sz="4" w:space="0"/>
+          <w:left w:val="none" w:color="000000" w:sz="4" w:space="0"/>
+          <w:bottom w:val="none" w:color="000000" w:sz="4" w:space="0"/>
+          <w:right w:val="none" w:color="000000" w:sz="4" w:space="0"/>
+        </w:tcBorders>
+      </w:tcPr>
+    </w:tblStylePr>
+    <w:tblStylePr w:type="lastRow">
+      <w:rPr>
+        <w:b/>
+        <w:color w:val="404040"/>
+      </w:rPr>
+      <w:pPr>
+        <w:pBdr/>
+        <w:spacing/>
+        <w:ind/>
+      </w:pPr>
+      <w:tblPr>
+        <w:tblBorders/>
+      </w:tblPr>
+      <w:tcPr>
+        <w:shd w:val="clear" w:color="ffffff"/>
+        <w:tcBorders>
+          <w:top w:val="none" w:color="000000" w:sz="4" w:space="0"/>
+          <w:left w:val="none" w:color="000000" w:sz="4" w:space="0"/>
+          <w:bottom w:val="none" w:color="000000" w:sz="4" w:space="0"/>
+          <w:right w:val="none" w:color="000000" w:sz="4" w:space="0"/>
+        </w:tcBorders>
+      </w:tcPr>
+    </w:tblStylePr>
     <w:tblStylePr w:type="nwCell">
       <w:pPr>
         <w:pBdr/>
@@ -11026,9 +10967,9 @@
       </w:tcPr>
     </w:tblStylePr>
   </w:style>
-  <w:style w:type="table" w:styleId="38">
+  <w:style w:type="table" w:styleId="855">
     <w:name w:val="Grid Table 3 - Accent 5"/>
-    <w:basedOn w:val="828"/>
+    <w:basedOn w:val="1009"/>
     <w:uiPriority w:val="99"/>
     <w:pPr>
       <w:pBdr/>
@@ -11127,29 +11068,6 @@
         <w:tblBorders/>
       </w:tblPr>
       <w:tcPr>
-        <w:shd w:color="ffffff"/>
-        <w:tcBorders>
-          <w:top w:val="none" w:color="000000" w:sz="4" w:space="0"/>
-          <w:left w:val="none" w:color="000000" w:sz="4" w:space="0"/>
-          <w:bottom w:val="none" w:color="000000" w:sz="4" w:space="0"/>
-          <w:right w:val="none" w:color="000000" w:sz="4" w:space="0"/>
-        </w:tcBorders>
-      </w:tcPr>
-    </w:tblStylePr>
-    <w:tblStylePr w:type="firstRow">
-      <w:rPr>
-        <w:b/>
-        <w:color w:val="404040"/>
-      </w:rPr>
-      <w:pPr>
-        <w:pBdr/>
-        <w:spacing/>
-        <w:ind/>
-      </w:pPr>
-      <w:tblPr>
-        <w:tblBorders/>
-      </w:tblPr>
-      <w:tcPr>
         <w:shd w:val="clear" w:color="ffffff"/>
         <w:tcBorders>
           <w:top w:val="none" w:color="000000" w:sz="4" w:space="0"/>
@@ -11159,30 +11077,7 @@
         </w:tcBorders>
       </w:tcPr>
     </w:tblStylePr>
-    <w:tblStylePr w:type="lastCol">
-      <w:rPr>
-        <w:i/>
-        <w:color w:val="404040"/>
-      </w:rPr>
-      <w:pPr>
-        <w:pBdr/>
-        <w:spacing/>
-        <w:ind/>
-      </w:pPr>
-      <w:tblPr>
-        <w:tblBorders/>
-      </w:tblPr>
-      <w:tcPr>
-        <w:shd w:color="ffffff"/>
-        <w:tcBorders>
-          <w:top w:val="none" w:color="000000" w:sz="4" w:space="0"/>
-          <w:left w:val="none" w:color="000000" w:sz="4" w:space="0"/>
-          <w:bottom w:val="none" w:color="000000" w:sz="4" w:space="0"/>
-          <w:right w:val="none" w:color="000000" w:sz="4" w:space="0"/>
-        </w:tcBorders>
-      </w:tcPr>
-    </w:tblStylePr>
-    <w:tblStylePr w:type="lastRow">
+    <w:tblStylePr w:type="firstRow">
       <w:rPr>
         <w:b/>
         <w:color w:val="404040"/>
@@ -11205,6 +11100,52 @@
         </w:tcBorders>
       </w:tcPr>
     </w:tblStylePr>
+    <w:tblStylePr w:type="lastCol">
+      <w:rPr>
+        <w:i/>
+        <w:color w:val="404040"/>
+      </w:rPr>
+      <w:pPr>
+        <w:pBdr/>
+        <w:spacing/>
+        <w:ind/>
+      </w:pPr>
+      <w:tblPr>
+        <w:tblBorders/>
+      </w:tblPr>
+      <w:tcPr>
+        <w:shd w:val="clear" w:color="ffffff"/>
+        <w:tcBorders>
+          <w:top w:val="none" w:color="000000" w:sz="4" w:space="0"/>
+          <w:left w:val="none" w:color="000000" w:sz="4" w:space="0"/>
+          <w:bottom w:val="none" w:color="000000" w:sz="4" w:space="0"/>
+          <w:right w:val="none" w:color="000000" w:sz="4" w:space="0"/>
+        </w:tcBorders>
+      </w:tcPr>
+    </w:tblStylePr>
+    <w:tblStylePr w:type="lastRow">
+      <w:rPr>
+        <w:b/>
+        <w:color w:val="404040"/>
+      </w:rPr>
+      <w:pPr>
+        <w:pBdr/>
+        <w:spacing/>
+        <w:ind/>
+      </w:pPr>
+      <w:tblPr>
+        <w:tblBorders/>
+      </w:tblPr>
+      <w:tcPr>
+        <w:shd w:val="clear" w:color="ffffff"/>
+        <w:tcBorders>
+          <w:top w:val="none" w:color="000000" w:sz="4" w:space="0"/>
+          <w:left w:val="none" w:color="000000" w:sz="4" w:space="0"/>
+          <w:bottom w:val="none" w:color="000000" w:sz="4" w:space="0"/>
+          <w:right w:val="none" w:color="000000" w:sz="4" w:space="0"/>
+        </w:tcBorders>
+      </w:tcPr>
+    </w:tblStylePr>
     <w:tblStylePr w:type="nwCell">
       <w:pPr>
         <w:pBdr/>
@@ -11271,9 +11212,9 @@
       </w:tcPr>
     </w:tblStylePr>
   </w:style>
-  <w:style w:type="table" w:styleId="39">
+  <w:style w:type="table" w:styleId="856">
     <w:name w:val="Grid Table 3 - Accent 6"/>
-    <w:basedOn w:val="828"/>
+    <w:basedOn w:val="1009"/>
     <w:uiPriority w:val="99"/>
     <w:pPr>
       <w:pBdr/>
@@ -11372,29 +11313,6 @@
         <w:tblBorders/>
       </w:tblPr>
       <w:tcPr>
-        <w:shd w:color="ffffff"/>
-        <w:tcBorders>
-          <w:top w:val="none" w:color="000000" w:sz="4" w:space="0"/>
-          <w:left w:val="none" w:color="000000" w:sz="4" w:space="0"/>
-          <w:bottom w:val="none" w:color="000000" w:sz="4" w:space="0"/>
-          <w:right w:val="none" w:color="000000" w:sz="4" w:space="0"/>
-        </w:tcBorders>
-      </w:tcPr>
-    </w:tblStylePr>
-    <w:tblStylePr w:type="firstRow">
-      <w:rPr>
-        <w:b/>
-        <w:color w:val="404040"/>
-      </w:rPr>
-      <w:pPr>
-        <w:pBdr/>
-        <w:spacing/>
-        <w:ind/>
-      </w:pPr>
-      <w:tblPr>
-        <w:tblBorders/>
-      </w:tblPr>
-      <w:tcPr>
         <w:shd w:val="clear" w:color="ffffff"/>
         <w:tcBorders>
           <w:top w:val="none" w:color="000000" w:sz="4" w:space="0"/>
@@ -11404,30 +11322,7 @@
         </w:tcBorders>
       </w:tcPr>
     </w:tblStylePr>
-    <w:tblStylePr w:type="lastCol">
-      <w:rPr>
-        <w:i/>
-        <w:color w:val="404040"/>
-      </w:rPr>
-      <w:pPr>
-        <w:pBdr/>
-        <w:spacing/>
-        <w:ind/>
-      </w:pPr>
-      <w:tblPr>
-        <w:tblBorders/>
-      </w:tblPr>
-      <w:tcPr>
-        <w:shd w:color="ffffff"/>
-        <w:tcBorders>
-          <w:top w:val="none" w:color="000000" w:sz="4" w:space="0"/>
-          <w:left w:val="none" w:color="000000" w:sz="4" w:space="0"/>
-          <w:bottom w:val="none" w:color="000000" w:sz="4" w:space="0"/>
-          <w:right w:val="none" w:color="000000" w:sz="4" w:space="0"/>
-        </w:tcBorders>
-      </w:tcPr>
-    </w:tblStylePr>
-    <w:tblStylePr w:type="lastRow">
+    <w:tblStylePr w:type="firstRow">
       <w:rPr>
         <w:b/>
         <w:color w:val="404040"/>
@@ -11450,6 +11345,52 @@
         </w:tcBorders>
       </w:tcPr>
     </w:tblStylePr>
+    <w:tblStylePr w:type="lastCol">
+      <w:rPr>
+        <w:i/>
+        <w:color w:val="404040"/>
+      </w:rPr>
+      <w:pPr>
+        <w:pBdr/>
+        <w:spacing/>
+        <w:ind/>
+      </w:pPr>
+      <w:tblPr>
+        <w:tblBorders/>
+      </w:tblPr>
+      <w:tcPr>
+        <w:shd w:val="clear" w:color="ffffff"/>
+        <w:tcBorders>
+          <w:top w:val="none" w:color="000000" w:sz="4" w:space="0"/>
+          <w:left w:val="none" w:color="000000" w:sz="4" w:space="0"/>
+          <w:bottom w:val="none" w:color="000000" w:sz="4" w:space="0"/>
+          <w:right w:val="none" w:color="000000" w:sz="4" w:space="0"/>
+        </w:tcBorders>
+      </w:tcPr>
+    </w:tblStylePr>
+    <w:tblStylePr w:type="lastRow">
+      <w:rPr>
+        <w:b/>
+        <w:color w:val="404040"/>
+      </w:rPr>
+      <w:pPr>
+        <w:pBdr/>
+        <w:spacing/>
+        <w:ind/>
+      </w:pPr>
+      <w:tblPr>
+        <w:tblBorders/>
+      </w:tblPr>
+      <w:tcPr>
+        <w:shd w:val="clear" w:color="ffffff"/>
+        <w:tcBorders>
+          <w:top w:val="none" w:color="000000" w:sz="4" w:space="0"/>
+          <w:left w:val="none" w:color="000000" w:sz="4" w:space="0"/>
+          <w:bottom w:val="none" w:color="000000" w:sz="4" w:space="0"/>
+          <w:right w:val="none" w:color="000000" w:sz="4" w:space="0"/>
+        </w:tcBorders>
+      </w:tcPr>
+    </w:tblStylePr>
     <w:tblStylePr w:type="nwCell">
       <w:pPr>
         <w:pBdr/>
@@ -11516,9 +11457,9 @@
       </w:tcPr>
     </w:tblStylePr>
   </w:style>
-  <w:style w:type="table" w:styleId="40">
+  <w:style w:type="table" w:styleId="857">
     <w:name w:val="Grid Table 4"/>
-    <w:basedOn w:val="828"/>
+    <w:basedOn w:val="1009"/>
     <w:uiPriority w:val="59"/>
     <w:pPr>
       <w:pBdr/>
@@ -11749,9 +11690,9 @@
       </w:tcPr>
     </w:tblStylePr>
   </w:style>
-  <w:style w:type="table" w:styleId="41">
+  <w:style w:type="table" w:styleId="858">
     <w:name w:val="Grid Table 4 - Accent 1"/>
-    <w:basedOn w:val="828"/>
+    <w:basedOn w:val="1009"/>
     <w:uiPriority w:val="59"/>
     <w:pPr>
       <w:pBdr/>
@@ -11982,9 +11923,9 @@
       </w:tcPr>
     </w:tblStylePr>
   </w:style>
-  <w:style w:type="table" w:styleId="42">
+  <w:style w:type="table" w:styleId="859">
     <w:name w:val="Grid Table 4 - Accent 2"/>
-    <w:basedOn w:val="828"/>
+    <w:basedOn w:val="1009"/>
     <w:uiPriority w:val="59"/>
     <w:pPr>
       <w:pBdr/>
@@ -12215,9 +12156,9 @@
       </w:tcPr>
     </w:tblStylePr>
   </w:style>
-  <w:style w:type="table" w:styleId="43">
+  <w:style w:type="table" w:styleId="860">
     <w:name w:val="Grid Table 4 - Accent 3"/>
-    <w:basedOn w:val="828"/>
+    <w:basedOn w:val="1009"/>
     <w:uiPriority w:val="59"/>
     <w:pPr>
       <w:pBdr/>
@@ -12448,9 +12389,9 @@
       </w:tcPr>
     </w:tblStylePr>
   </w:style>
-  <w:style w:type="table" w:styleId="44">
+  <w:style w:type="table" w:styleId="861">
     <w:name w:val="Grid Table 4 - Accent 4"/>
-    <w:basedOn w:val="828"/>
+    <w:basedOn w:val="1009"/>
     <w:uiPriority w:val="59"/>
     <w:pPr>
       <w:pBdr/>
@@ -12681,9 +12622,9 @@
       </w:tcPr>
     </w:tblStylePr>
   </w:style>
-  <w:style w:type="table" w:styleId="45">
+  <w:style w:type="table" w:styleId="862">
     <w:name w:val="Grid Table 4 - Accent 5"/>
-    <w:basedOn w:val="828"/>
+    <w:basedOn w:val="1009"/>
     <w:uiPriority w:val="59"/>
     <w:pPr>
       <w:pBdr/>
@@ -12914,9 +12855,9 @@
       </w:tcPr>
     </w:tblStylePr>
   </w:style>
-  <w:style w:type="table" w:styleId="46">
+  <w:style w:type="table" w:styleId="863">
     <w:name w:val="Grid Table 4 - Accent 6"/>
-    <w:basedOn w:val="828"/>
+    <w:basedOn w:val="1009"/>
     <w:uiPriority w:val="59"/>
     <w:pPr>
       <w:pBdr/>
@@ -13147,9 +13088,9 @@
       </w:tcPr>
     </w:tblStylePr>
   </w:style>
-  <w:style w:type="table" w:styleId="47">
+  <w:style w:type="table" w:styleId="864">
     <w:name w:val="Grid Table 5 Dark"/>
-    <w:basedOn w:val="828"/>
+    <w:basedOn w:val="1009"/>
     <w:uiPriority w:val="99"/>
     <w:pPr>
       <w:pBdr/>
@@ -13375,9 +13316,9 @@
       </w:tcPr>
     </w:tblStylePr>
   </w:style>
-  <w:style w:type="table" w:styleId="48">
+  <w:style w:type="table" w:styleId="865">
     <w:name w:val="Grid Table 5 Dark- Accent 1"/>
-    <w:basedOn w:val="828"/>
+    <w:basedOn w:val="1009"/>
     <w:uiPriority w:val="99"/>
     <w:pPr>
       <w:pBdr/>
@@ -13603,9 +13544,9 @@
       </w:tcPr>
     </w:tblStylePr>
   </w:style>
-  <w:style w:type="table" w:styleId="49">
+  <w:style w:type="table" w:styleId="866">
     <w:name w:val="Grid Table 5 Dark - Accent 2"/>
-    <w:basedOn w:val="828"/>
+    <w:basedOn w:val="1009"/>
     <w:uiPriority w:val="99"/>
     <w:pPr>
       <w:pBdr/>
@@ -13831,9 +13772,9 @@
       </w:tcPr>
     </w:tblStylePr>
   </w:style>
-  <w:style w:type="table" w:styleId="50">
+  <w:style w:type="table" w:styleId="867">
     <w:name w:val="Grid Table 5 Dark - Accent 3"/>
-    <w:basedOn w:val="828"/>
+    <w:basedOn w:val="1009"/>
     <w:uiPriority w:val="99"/>
     <w:pPr>
       <w:pBdr/>
@@ -14059,9 +14000,9 @@
       </w:tcPr>
     </w:tblStylePr>
   </w:style>
-  <w:style w:type="table" w:styleId="51">
+  <w:style w:type="table" w:styleId="868">
     <w:name w:val="Grid Table 5 Dark- Accent 4"/>
-    <w:basedOn w:val="828"/>
+    <w:basedOn w:val="1009"/>
     <w:uiPriority w:val="99"/>
     <w:pPr>
       <w:pBdr/>
@@ -14287,9 +14228,9 @@
       </w:tcPr>
     </w:tblStylePr>
   </w:style>
-  <w:style w:type="table" w:styleId="52">
+  <w:style w:type="table" w:styleId="869">
     <w:name w:val="Grid Table 5 Dark - Accent 5"/>
-    <w:basedOn w:val="828"/>
+    <w:basedOn w:val="1009"/>
     <w:uiPriority w:val="99"/>
     <w:pPr>
       <w:pBdr/>
@@ -14515,9 +14456,9 @@
       </w:tcPr>
     </w:tblStylePr>
   </w:style>
-  <w:style w:type="table" w:styleId="53">
+  <w:style w:type="table" w:styleId="870">
     <w:name w:val="Grid Table 5 Dark - Accent 6"/>
-    <w:basedOn w:val="828"/>
+    <w:basedOn w:val="1009"/>
     <w:uiPriority w:val="99"/>
     <w:pPr>
       <w:pBdr/>
@@ -14743,9 +14684,9 @@
       </w:tcPr>
     </w:tblStylePr>
   </w:style>
-  <w:style w:type="table" w:styleId="54">
+  <w:style w:type="table" w:styleId="871">
     <w:name w:val="Grid Table 6 Colorful"/>
-    <w:basedOn w:val="828"/>
+    <w:basedOn w:val="1009"/>
     <w:uiPriority w:val="99"/>
     <w:pPr>
       <w:pBdr/>
@@ -14973,9 +14914,9 @@
       </w:tcPr>
     </w:tblStylePr>
   </w:style>
-  <w:style w:type="table" w:styleId="55">
+  <w:style w:type="table" w:styleId="872">
     <w:name w:val="Grid Table 6 Colorful - Accent 1"/>
-    <w:basedOn w:val="828"/>
+    <w:basedOn w:val="1009"/>
     <w:uiPriority w:val="99"/>
     <w:pPr>
       <w:pBdr/>
@@ -15203,9 +15144,9 @@
       </w:tcPr>
     </w:tblStylePr>
   </w:style>
-  <w:style w:type="table" w:styleId="56">
+  <w:style w:type="table" w:styleId="873">
     <w:name w:val="Grid Table 6 Colorful - Accent 2"/>
-    <w:basedOn w:val="828"/>
+    <w:basedOn w:val="1009"/>
     <w:uiPriority w:val="99"/>
     <w:pPr>
       <w:pBdr/>
@@ -15433,9 +15374,9 @@
       </w:tcPr>
     </w:tblStylePr>
   </w:style>
-  <w:style w:type="table" w:styleId="57">
+  <w:style w:type="table" w:styleId="874">
     <w:name w:val="Grid Table 6 Colorful - Accent 3"/>
-    <w:basedOn w:val="828"/>
+    <w:basedOn w:val="1009"/>
     <w:uiPriority w:val="99"/>
     <w:pPr>
       <w:pBdr/>
@@ -15663,9 +15604,9 @@
       </w:tcPr>
     </w:tblStylePr>
   </w:style>
-  <w:style w:type="table" w:styleId="58">
+  <w:style w:type="table" w:styleId="875">
     <w:name w:val="Grid Table 6 Colorful - Accent 4"/>
-    <w:basedOn w:val="828"/>
+    <w:basedOn w:val="1009"/>
     <w:uiPriority w:val="99"/>
     <w:pPr>
       <w:pBdr/>
@@ -15893,9 +15834,9 @@
       </w:tcPr>
     </w:tblStylePr>
   </w:style>
-  <w:style w:type="table" w:styleId="59">
+  <w:style w:type="table" w:styleId="876">
     <w:name w:val="Grid Table 6 Colorful - Accent 5"/>
-    <w:basedOn w:val="828"/>
+    <w:basedOn w:val="1009"/>
     <w:uiPriority w:val="99"/>
     <w:pPr>
       <w:pBdr/>
@@ -16123,9 +16064,9 @@
       </w:tcPr>
     </w:tblStylePr>
   </w:style>
-  <w:style w:type="table" w:styleId="60">
+  <w:style w:type="table" w:styleId="877">
     <w:name w:val="Grid Table 6 Colorful - Accent 6"/>
-    <w:basedOn w:val="828"/>
+    <w:basedOn w:val="1009"/>
     <w:uiPriority w:val="99"/>
     <w:pPr>
       <w:pBdr/>
@@ -16353,9 +16294,9 @@
       </w:tcPr>
     </w:tblStylePr>
   </w:style>
-  <w:style w:type="table" w:styleId="61">
+  <w:style w:type="table" w:styleId="878">
     <w:name w:val="Grid Table 7 Colorful"/>
-    <w:basedOn w:val="828"/>
+    <w:basedOn w:val="1009"/>
     <w:uiPriority w:val="99"/>
     <w:pPr>
       <w:pBdr/>
@@ -16457,11 +16398,11 @@
         <w:tblBorders/>
       </w:tblPr>
       <w:tcPr>
-        <w:shd w:color="ffffff"/>
+        <w:shd w:val="clear" w:color="ffffff"/>
         <w:tcBorders>
-          <w:top w:val="none"/>
-          <w:left w:val="none"/>
-          <w:bottom w:val="none"/>
+          <w:top w:val="none" w:color="000000" w:sz="4" w:space="0"/>
+          <w:left w:val="none" w:color="000000" w:sz="4" w:space="0"/>
+          <w:bottom w:val="none" w:color="000000" w:sz="4" w:space="0"/>
           <w:right w:val="single" w:color="000000" w:themeColor="text1" w:themeTint="80" w:sz="4" w:space="0"/>
         </w:tcBorders>
       </w:tcPr>
@@ -16484,10 +16425,10 @@
       <w:tcPr>
         <w:shd w:val="clear" w:color="ffffff" w:themeColor="light1" w:fill="ffffff" w:themeFill="light1"/>
         <w:tcBorders>
-          <w:top w:val="none"/>
-          <w:left w:val="none"/>
+          <w:top w:val="none" w:color="000000" w:sz="4" w:space="0"/>
+          <w:left w:val="none" w:color="000000" w:sz="4" w:space="0"/>
           <w:bottom w:val="single" w:color="000000" w:themeColor="text1" w:themeTint="80" w:sz="4" w:space="0"/>
-          <w:right w:val="none"/>
+          <w:right w:val="none" w:color="000000" w:sz="4" w:space="0"/>
         </w:tcBorders>
       </w:tcPr>
     </w:tblStylePr>
@@ -16507,12 +16448,12 @@
         <w:tblBorders/>
       </w:tblPr>
       <w:tcPr>
-        <w:shd w:color="ffffff"/>
+        <w:shd w:val="clear" w:color="ffffff"/>
         <w:tcBorders>
-          <w:top w:val="none"/>
+          <w:top w:val="none" w:color="000000" w:sz="4" w:space="0"/>
           <w:left w:val="single" w:color="000000" w:themeColor="text1" w:themeTint="80" w:sz="4" w:space="0"/>
-          <w:bottom w:val="none"/>
-          <w:right w:val="none"/>
+          <w:bottom w:val="none" w:color="000000" w:sz="4" w:space="0"/>
+          <w:right w:val="none" w:color="000000" w:sz="4" w:space="0"/>
         </w:tcBorders>
       </w:tcPr>
     </w:tblStylePr>
@@ -16535,9 +16476,9 @@
         <w:shd w:val="clear" w:color="ffffff" w:themeColor="light1" w:fill="ffffff" w:themeFill="light1"/>
         <w:tcBorders>
           <w:top w:val="single" w:color="000000" w:themeColor="text1" w:themeTint="80" w:sz="4" w:space="0"/>
-          <w:left w:val="none"/>
-          <w:bottom w:val="none"/>
-          <w:right w:val="none"/>
+          <w:left w:val="none" w:color="000000" w:sz="4" w:space="0"/>
+          <w:bottom w:val="none" w:color="000000" w:sz="4" w:space="0"/>
+          <w:right w:val="none" w:color="000000" w:sz="4" w:space="0"/>
         </w:tcBorders>
       </w:tcPr>
     </w:tblStylePr>
@@ -16607,9 +16548,9 @@
       </w:tcPr>
     </w:tblStylePr>
   </w:style>
-  <w:style w:type="table" w:styleId="62">
+  <w:style w:type="table" w:styleId="879">
     <w:name w:val="Grid Table 7 Colorful - Accent 1"/>
-    <w:basedOn w:val="828"/>
+    <w:basedOn w:val="1009"/>
     <w:uiPriority w:val="99"/>
     <w:pPr>
       <w:pBdr/>
@@ -16711,11 +16652,11 @@
         <w:tblBorders/>
       </w:tblPr>
       <w:tcPr>
-        <w:shd w:color="ffffff"/>
+        <w:shd w:val="clear" w:color="ffffff"/>
         <w:tcBorders>
-          <w:top w:val="none"/>
-          <w:left w:val="none"/>
-          <w:bottom w:val="none"/>
+          <w:top w:val="none" w:color="000000" w:sz="4" w:space="0"/>
+          <w:left w:val="none" w:color="000000" w:sz="4" w:space="0"/>
+          <w:bottom w:val="none" w:color="000000" w:sz="4" w:space="0"/>
           <w:right w:val="single" w:color="000000" w:themeColor="accent1" w:themeTint="80" w:sz="4" w:space="0"/>
         </w:tcBorders>
       </w:tcPr>
@@ -16738,10 +16679,10 @@
       <w:tcPr>
         <w:shd w:val="clear" w:color="ffffff" w:themeColor="light1" w:fill="ffffff" w:themeFill="light1"/>
         <w:tcBorders>
-          <w:top w:val="none"/>
-          <w:left w:val="none"/>
+          <w:top w:val="none" w:color="000000" w:sz="4" w:space="0"/>
+          <w:left w:val="none" w:color="000000" w:sz="4" w:space="0"/>
           <w:bottom w:val="single" w:color="000000" w:themeColor="accent1" w:themeTint="80" w:sz="4" w:space="0"/>
-          <w:right w:val="none"/>
+          <w:right w:val="none" w:color="000000" w:sz="4" w:space="0"/>
         </w:tcBorders>
       </w:tcPr>
     </w:tblStylePr>
@@ -16761,12 +16702,12 @@
         <w:tblBorders/>
       </w:tblPr>
       <w:tcPr>
-        <w:shd w:color="ffffff"/>
+        <w:shd w:val="clear" w:color="ffffff"/>
         <w:tcBorders>
-          <w:top w:val="none"/>
+          <w:top w:val="none" w:color="000000" w:sz="4" w:space="0"/>
           <w:left w:val="single" w:color="000000" w:themeColor="accent1" w:themeTint="80" w:sz="4" w:space="0"/>
-          <w:bottom w:val="none"/>
-          <w:right w:val="none"/>
+          <w:bottom w:val="none" w:color="000000" w:sz="4" w:space="0"/>
+          <w:right w:val="none" w:color="000000" w:sz="4" w:space="0"/>
         </w:tcBorders>
       </w:tcPr>
     </w:tblStylePr>
@@ -16789,9 +16730,9 @@
         <w:shd w:val="clear" w:color="ffffff" w:themeColor="light1" w:fill="ffffff" w:themeFill="light1"/>
         <w:tcBorders>
           <w:top w:val="single" w:color="000000" w:themeColor="accent1" w:themeTint="80" w:sz="4" w:space="0"/>
-          <w:left w:val="none"/>
-          <w:bottom w:val="none"/>
-          <w:right w:val="none"/>
+          <w:left w:val="none" w:color="000000" w:sz="4" w:space="0"/>
+          <w:bottom w:val="none" w:color="000000" w:sz="4" w:space="0"/>
+          <w:right w:val="none" w:color="000000" w:sz="4" w:space="0"/>
         </w:tcBorders>
       </w:tcPr>
     </w:tblStylePr>
@@ -16861,9 +16802,9 @@
       </w:tcPr>
     </w:tblStylePr>
   </w:style>
-  <w:style w:type="table" w:styleId="63">
+  <w:style w:type="table" w:styleId="880">
     <w:name w:val="Grid Table 7 Colorful - Accent 2"/>
-    <w:basedOn w:val="828"/>
+    <w:basedOn w:val="1009"/>
     <w:uiPriority w:val="99"/>
     <w:pPr>
       <w:pBdr/>
@@ -16965,11 +16906,11 @@
         <w:tblBorders/>
       </w:tblPr>
       <w:tcPr>
-        <w:shd w:color="ffffff"/>
+        <w:shd w:val="clear" w:color="ffffff"/>
         <w:tcBorders>
-          <w:top w:val="none"/>
-          <w:left w:val="none"/>
-          <w:bottom w:val="none"/>
+          <w:top w:val="none" w:color="000000" w:sz="4" w:space="0"/>
+          <w:left w:val="none" w:color="000000" w:sz="4" w:space="0"/>
+          <w:bottom w:val="none" w:color="000000" w:sz="4" w:space="0"/>
           <w:right w:val="single" w:color="000000" w:themeColor="accent2" w:themeTint="97" w:sz="4" w:space="0"/>
         </w:tcBorders>
       </w:tcPr>
@@ -16992,10 +16933,10 @@
       <w:tcPr>
         <w:shd w:val="clear" w:color="ffffff" w:themeColor="light1" w:fill="ffffff" w:themeFill="light1"/>
         <w:tcBorders>
-          <w:top w:val="none"/>
-          <w:left w:val="none"/>
+          <w:top w:val="none" w:color="000000" w:sz="4" w:space="0"/>
+          <w:left w:val="none" w:color="000000" w:sz="4" w:space="0"/>
           <w:bottom w:val="single" w:color="000000" w:themeColor="accent2" w:themeTint="97" w:sz="4" w:space="0"/>
-          <w:right w:val="none"/>
+          <w:right w:val="none" w:color="000000" w:sz="4" w:space="0"/>
         </w:tcBorders>
       </w:tcPr>
     </w:tblStylePr>
@@ -17015,12 +16956,12 @@
         <w:tblBorders/>
       </w:tblPr>
       <w:tcPr>
-        <w:shd w:color="ffffff"/>
+        <w:shd w:val="clear" w:color="ffffff"/>
         <w:tcBorders>
-          <w:top w:val="none"/>
+          <w:top w:val="none" w:color="000000" w:sz="4" w:space="0"/>
           <w:left w:val="single" w:color="000000" w:themeColor="accent2" w:themeTint="97" w:sz="4" w:space="0"/>
-          <w:bottom w:val="none"/>
-          <w:right w:val="none"/>
+          <w:bottom w:val="none" w:color="000000" w:sz="4" w:space="0"/>
+          <w:right w:val="none" w:color="000000" w:sz="4" w:space="0"/>
         </w:tcBorders>
       </w:tcPr>
     </w:tblStylePr>
@@ -17043,9 +16984,9 @@
         <w:shd w:val="clear" w:color="ffffff" w:themeColor="light1" w:fill="ffffff" w:themeFill="light1"/>
         <w:tcBorders>
           <w:top w:val="single" w:color="000000" w:themeColor="accent2" w:themeTint="97" w:sz="4" w:space="0"/>
-          <w:left w:val="none"/>
-          <w:bottom w:val="none"/>
-          <w:right w:val="none"/>
+          <w:left w:val="none" w:color="000000" w:sz="4" w:space="0"/>
+          <w:bottom w:val="none" w:color="000000" w:sz="4" w:space="0"/>
+          <w:right w:val="none" w:color="000000" w:sz="4" w:space="0"/>
         </w:tcBorders>
       </w:tcPr>
     </w:tblStylePr>
@@ -17115,9 +17056,9 @@
       </w:tcPr>
     </w:tblStylePr>
   </w:style>
-  <w:style w:type="table" w:styleId="64">
+  <w:style w:type="table" w:styleId="881">
     <w:name w:val="Grid Table 7 Colorful - Accent 3"/>
-    <w:basedOn w:val="828"/>
+    <w:basedOn w:val="1009"/>
     <w:uiPriority w:val="99"/>
     <w:pPr>
       <w:pBdr/>
@@ -17219,11 +17160,11 @@
         <w:tblBorders/>
       </w:tblPr>
       <w:tcPr>
-        <w:shd w:color="ffffff"/>
+        <w:shd w:val="clear" w:color="ffffff"/>
         <w:tcBorders>
-          <w:top w:val="none"/>
-          <w:left w:val="none"/>
-          <w:bottom w:val="none"/>
+          <w:top w:val="none" w:color="000000" w:sz="4" w:space="0"/>
+          <w:left w:val="none" w:color="000000" w:sz="4" w:space="0"/>
+          <w:bottom w:val="none" w:color="000000" w:sz="4" w:space="0"/>
           <w:right w:val="single" w:color="000000" w:themeColor="accent3" w:themeTint="FE" w:sz="4" w:space="0"/>
         </w:tcBorders>
       </w:tcPr>
@@ -17246,10 +17187,10 @@
       <w:tcPr>
         <w:shd w:val="clear" w:color="ffffff" w:themeColor="light1" w:fill="ffffff" w:themeFill="light1"/>
         <w:tcBorders>
-          <w:top w:val="none"/>
-          <w:left w:val="none"/>
+          <w:top w:val="none" w:color="000000" w:sz="4" w:space="0"/>
+          <w:left w:val="none" w:color="000000" w:sz="4" w:space="0"/>
           <w:bottom w:val="single" w:color="000000" w:themeColor="accent3" w:themeTint="FE" w:sz="4" w:space="0"/>
-          <w:right w:val="none"/>
+          <w:right w:val="none" w:color="000000" w:sz="4" w:space="0"/>
         </w:tcBorders>
       </w:tcPr>
     </w:tblStylePr>
@@ -17269,12 +17210,12 @@
         <w:tblBorders/>
       </w:tblPr>
       <w:tcPr>
-        <w:shd w:color="ffffff"/>
+        <w:shd w:val="clear" w:color="ffffff"/>
         <w:tcBorders>
-          <w:top w:val="none"/>
+          <w:top w:val="none" w:color="000000" w:sz="4" w:space="0"/>
           <w:left w:val="single" w:color="000000" w:themeColor="accent3" w:themeTint="FE" w:sz="4" w:space="0"/>
-          <w:bottom w:val="none"/>
-          <w:right w:val="none"/>
+          <w:bottom w:val="none" w:color="000000" w:sz="4" w:space="0"/>
+          <w:right w:val="none" w:color="000000" w:sz="4" w:space="0"/>
         </w:tcBorders>
       </w:tcPr>
     </w:tblStylePr>
@@ -17297,9 +17238,9 @@
         <w:shd w:val="clear" w:color="ffffff" w:themeColor="light1" w:fill="ffffff" w:themeFill="light1"/>
         <w:tcBorders>
           <w:top w:val="single" w:color="000000" w:themeColor="accent3" w:themeTint="FE" w:sz="4" w:space="0"/>
-          <w:left w:val="none"/>
-          <w:bottom w:val="none"/>
-          <w:right w:val="none"/>
+          <w:left w:val="none" w:color="000000" w:sz="4" w:space="0"/>
+          <w:bottom w:val="none" w:color="000000" w:sz="4" w:space="0"/>
+          <w:right w:val="none" w:color="000000" w:sz="4" w:space="0"/>
         </w:tcBorders>
       </w:tcPr>
     </w:tblStylePr>
@@ -17369,9 +17310,9 @@
       </w:tcPr>
     </w:tblStylePr>
   </w:style>
-  <w:style w:type="table" w:styleId="65">
+  <w:style w:type="table" w:styleId="882">
     <w:name w:val="Grid Table 7 Colorful - Accent 4"/>
-    <w:basedOn w:val="828"/>
+    <w:basedOn w:val="1009"/>
     <w:uiPriority w:val="99"/>
     <w:pPr>
       <w:pBdr/>
@@ -17473,11 +17414,11 @@
         <w:tblBorders/>
       </w:tblPr>
       <w:tcPr>
-        <w:shd w:color="ffffff"/>
+        <w:shd w:val="clear" w:color="ffffff"/>
         <w:tcBorders>
-          <w:top w:val="none"/>
-          <w:left w:val="none"/>
-          <w:bottom w:val="none"/>
+          <w:top w:val="none" w:color="000000" w:sz="4" w:space="0"/>
+          <w:left w:val="none" w:color="000000" w:sz="4" w:space="0"/>
+          <w:bottom w:val="none" w:color="000000" w:sz="4" w:space="0"/>
           <w:right w:val="single" w:color="000000" w:themeColor="accent4" w:themeTint="9A" w:sz="4" w:space="0"/>
         </w:tcBorders>
       </w:tcPr>
@@ -17500,10 +17441,10 @@
       <w:tcPr>
         <w:shd w:val="clear" w:color="ffffff" w:themeColor="light1" w:fill="ffffff" w:themeFill="light1"/>
         <w:tcBorders>
-          <w:top w:val="none"/>
-          <w:left w:val="none"/>
+          <w:top w:val="none" w:color="000000" w:sz="4" w:space="0"/>
+          <w:left w:val="none" w:color="000000" w:sz="4" w:space="0"/>
           <w:bottom w:val="single" w:color="000000" w:themeColor="accent4" w:themeTint="9A" w:sz="4" w:space="0"/>
-          <w:right w:val="none"/>
+          <w:right w:val="none" w:color="000000" w:sz="4" w:space="0"/>
         </w:tcBorders>
       </w:tcPr>
     </w:tblStylePr>
@@ -17523,12 +17464,12 @@
         <w:tblBorders/>
       </w:tblPr>
       <w:tcPr>
-        <w:shd w:color="ffffff"/>
+        <w:shd w:val="clear" w:color="ffffff"/>
         <w:tcBorders>
-          <w:top w:val="none"/>
+          <w:top w:val="none" w:color="000000" w:sz="4" w:space="0"/>
           <w:left w:val="single" w:color="000000" w:themeColor="accent4" w:themeTint="9A" w:sz="4" w:space="0"/>
-          <w:bottom w:val="none"/>
-          <w:right w:val="none"/>
+          <w:bottom w:val="none" w:color="000000" w:sz="4" w:space="0"/>
+          <w:right w:val="none" w:color="000000" w:sz="4" w:space="0"/>
         </w:tcBorders>
       </w:tcPr>
     </w:tblStylePr>
@@ -17551,9 +17492,9 @@
         <w:shd w:val="clear" w:color="ffffff" w:themeColor="light1" w:fill="ffffff" w:themeFill="light1"/>
         <w:tcBorders>
           <w:top w:val="single" w:color="000000" w:themeColor="accent4" w:themeTint="9A" w:sz="4" w:space="0"/>
-          <w:left w:val="none"/>
-          <w:bottom w:val="none"/>
-          <w:right w:val="none"/>
+          <w:left w:val="none" w:color="000000" w:sz="4" w:space="0"/>
+          <w:bottom w:val="none" w:color="000000" w:sz="4" w:space="0"/>
+          <w:right w:val="none" w:color="000000" w:sz="4" w:space="0"/>
         </w:tcBorders>
       </w:tcPr>
     </w:tblStylePr>
@@ -17623,9 +17564,9 @@
       </w:tcPr>
     </w:tblStylePr>
   </w:style>
-  <w:style w:type="table" w:styleId="66">
+  <w:style w:type="table" w:styleId="883">
     <w:name w:val="Grid Table 7 Colorful - Accent 5"/>
-    <w:basedOn w:val="828"/>
+    <w:basedOn w:val="1009"/>
     <w:uiPriority w:val="99"/>
     <w:pPr>
       <w:pBdr/>
@@ -17727,11 +17668,11 @@
         <w:tblBorders/>
       </w:tblPr>
       <w:tcPr>
-        <w:shd w:color="ffffff"/>
+        <w:shd w:val="clear" w:color="ffffff"/>
         <w:tcBorders>
-          <w:top w:val="none"/>
-          <w:left w:val="none"/>
-          <w:bottom w:val="none"/>
+          <w:top w:val="none" w:color="000000" w:sz="4" w:space="0"/>
+          <w:left w:val="none" w:color="000000" w:sz="4" w:space="0"/>
+          <w:bottom w:val="none" w:color="000000" w:sz="4" w:space="0"/>
           <w:right w:val="single" w:color="000000" w:themeColor="accent5" w:themeTint="90" w:sz="4" w:space="0"/>
         </w:tcBorders>
       </w:tcPr>
@@ -17754,10 +17695,10 @@
       <w:tcPr>
         <w:shd w:val="clear" w:color="ffffff" w:themeColor="light1" w:fill="ffffff" w:themeFill="light1"/>
         <w:tcBorders>
-          <w:top w:val="none"/>
-          <w:left w:val="none"/>
+          <w:top w:val="none" w:color="000000" w:sz="4" w:space="0"/>
+          <w:left w:val="none" w:color="000000" w:sz="4" w:space="0"/>
           <w:bottom w:val="single" w:color="000000" w:themeColor="accent5" w:themeTint="90" w:sz="4" w:space="0"/>
-          <w:right w:val="none"/>
+          <w:right w:val="none" w:color="000000" w:sz="4" w:space="0"/>
         </w:tcBorders>
       </w:tcPr>
     </w:tblStylePr>
@@ -17777,12 +17718,12 @@
         <w:tblBorders/>
       </w:tblPr>
       <w:tcPr>
-        <w:shd w:color="ffffff"/>
+        <w:shd w:val="clear" w:color="ffffff"/>
         <w:tcBorders>
-          <w:top w:val="none"/>
+          <w:top w:val="none" w:color="000000" w:sz="4" w:space="0"/>
           <w:left w:val="single" w:color="000000" w:themeColor="accent5" w:themeTint="90" w:sz="4" w:space="0"/>
-          <w:bottom w:val="none"/>
-          <w:right w:val="none"/>
+          <w:bottom w:val="none" w:color="000000" w:sz="4" w:space="0"/>
+          <w:right w:val="none" w:color="000000" w:sz="4" w:space="0"/>
         </w:tcBorders>
       </w:tcPr>
     </w:tblStylePr>
@@ -17805,9 +17746,9 @@
         <w:shd w:val="clear" w:color="ffffff" w:themeColor="light1" w:fill="ffffff" w:themeFill="light1"/>
         <w:tcBorders>
           <w:top w:val="single" w:color="000000" w:themeColor="accent5" w:themeTint="90" w:sz="4" w:space="0"/>
-          <w:left w:val="none"/>
-          <w:bottom w:val="none"/>
-          <w:right w:val="none"/>
+          <w:left w:val="none" w:color="000000" w:sz="4" w:space="0"/>
+          <w:bottom w:val="none" w:color="000000" w:sz="4" w:space="0"/>
+          <w:right w:val="none" w:color="000000" w:sz="4" w:space="0"/>
         </w:tcBorders>
       </w:tcPr>
     </w:tblStylePr>
@@ -17877,9 +17818,9 @@
       </w:tcPr>
     </w:tblStylePr>
   </w:style>
-  <w:style w:type="table" w:styleId="67">
+  <w:style w:type="table" w:styleId="884">
     <w:name w:val="Grid Table 7 Colorful - Accent 6"/>
-    <w:basedOn w:val="828"/>
+    <w:basedOn w:val="1009"/>
     <w:uiPriority w:val="99"/>
     <w:pPr>
       <w:pBdr/>
@@ -17981,11 +17922,11 @@
         <w:tblBorders/>
       </w:tblPr>
       <w:tcPr>
-        <w:shd w:color="ffffff"/>
+        <w:shd w:val="clear" w:color="ffffff"/>
         <w:tcBorders>
-          <w:top w:val="none"/>
-          <w:left w:val="none"/>
-          <w:bottom w:val="none"/>
+          <w:top w:val="none" w:color="000000" w:sz="4" w:space="0"/>
+          <w:left w:val="none" w:color="000000" w:sz="4" w:space="0"/>
+          <w:bottom w:val="none" w:color="000000" w:sz="4" w:space="0"/>
           <w:right w:val="single" w:color="000000" w:themeColor="accent6" w:themeTint="90" w:sz="4" w:space="0"/>
         </w:tcBorders>
       </w:tcPr>
@@ -18008,10 +17949,10 @@
       <w:tcPr>
         <w:shd w:val="clear" w:color="ffffff" w:themeColor="light1" w:fill="ffffff" w:themeFill="light1"/>
         <w:tcBorders>
-          <w:top w:val="none"/>
-          <w:left w:val="none"/>
+          <w:top w:val="none" w:color="000000" w:sz="4" w:space="0"/>
+          <w:left w:val="none" w:color="000000" w:sz="4" w:space="0"/>
           <w:bottom w:val="single" w:color="000000" w:themeColor="accent6" w:themeTint="90" w:sz="4" w:space="0"/>
-          <w:right w:val="none"/>
+          <w:right w:val="none" w:color="000000" w:sz="4" w:space="0"/>
         </w:tcBorders>
       </w:tcPr>
     </w:tblStylePr>
@@ -18031,12 +17972,12 @@
         <w:tblBorders/>
       </w:tblPr>
       <w:tcPr>
-        <w:shd w:color="ffffff"/>
+        <w:shd w:val="clear" w:color="ffffff"/>
         <w:tcBorders>
-          <w:top w:val="none"/>
+          <w:top w:val="none" w:color="000000" w:sz="4" w:space="0"/>
           <w:left w:val="single" w:color="000000" w:themeColor="accent6" w:themeTint="90" w:sz="4" w:space="0"/>
-          <w:bottom w:val="none"/>
-          <w:right w:val="none"/>
+          <w:bottom w:val="none" w:color="000000" w:sz="4" w:space="0"/>
+          <w:right w:val="none" w:color="000000" w:sz="4" w:space="0"/>
         </w:tcBorders>
       </w:tcPr>
     </w:tblStylePr>
@@ -18059,9 +18000,9 @@
         <w:shd w:val="clear" w:color="ffffff" w:themeColor="light1" w:fill="ffffff" w:themeFill="light1"/>
         <w:tcBorders>
           <w:top w:val="single" w:color="000000" w:themeColor="accent6" w:themeTint="90" w:sz="4" w:space="0"/>
-          <w:left w:val="none"/>
-          <w:bottom w:val="none"/>
-          <w:right w:val="none"/>
+          <w:left w:val="none" w:color="000000" w:sz="4" w:space="0"/>
+          <w:bottom w:val="none" w:color="000000" w:sz="4" w:space="0"/>
+          <w:right w:val="none" w:color="000000" w:sz="4" w:space="0"/>
         </w:tcBorders>
       </w:tcPr>
     </w:tblStylePr>
@@ -18131,9 +18072,9 @@
       </w:tcPr>
     </w:tblStylePr>
   </w:style>
-  <w:style w:type="table" w:styleId="68">
+  <w:style w:type="table" w:styleId="885">
     <w:name w:val="List Table 1 Light"/>
-    <w:basedOn w:val="828"/>
+    <w:basedOn w:val="1009"/>
     <w:uiPriority w:val="99"/>
     <w:pPr>
       <w:pBdr/>
@@ -18347,9 +18288,9 @@
       </w:tcPr>
     </w:tblStylePr>
   </w:style>
-  <w:style w:type="table" w:styleId="69">
+  <w:style w:type="table" w:styleId="886">
     <w:name w:val="List Table 1 Light - Accent 1"/>
-    <w:basedOn w:val="828"/>
+    <w:basedOn w:val="1009"/>
     <w:uiPriority w:val="99"/>
     <w:pPr>
       <w:pBdr/>
@@ -18563,9 +18504,9 @@
       </w:tcPr>
     </w:tblStylePr>
   </w:style>
-  <w:style w:type="table" w:styleId="70">
+  <w:style w:type="table" w:styleId="887">
     <w:name w:val="List Table 1 Light - Accent 2"/>
-    <w:basedOn w:val="828"/>
+    <w:basedOn w:val="1009"/>
     <w:uiPriority w:val="99"/>
     <w:pPr>
       <w:pBdr/>
@@ -18779,9 +18720,9 @@
       </w:tcPr>
     </w:tblStylePr>
   </w:style>
-  <w:style w:type="table" w:styleId="71">
+  <w:style w:type="table" w:styleId="888">
     <w:name w:val="List Table 1 Light - Accent 3"/>
-    <w:basedOn w:val="828"/>
+    <w:basedOn w:val="1009"/>
     <w:uiPriority w:val="99"/>
     <w:pPr>
       <w:pBdr/>
@@ -18995,9 +18936,9 @@
       </w:tcPr>
     </w:tblStylePr>
   </w:style>
-  <w:style w:type="table" w:styleId="72">
+  <w:style w:type="table" w:styleId="889">
     <w:name w:val="List Table 1 Light - Accent 4"/>
-    <w:basedOn w:val="828"/>
+    <w:basedOn w:val="1009"/>
     <w:uiPriority w:val="99"/>
     <w:pPr>
       <w:pBdr/>
@@ -19211,9 +19152,9 @@
       </w:tcPr>
     </w:tblStylePr>
   </w:style>
-  <w:style w:type="table" w:styleId="73">
+  <w:style w:type="table" w:styleId="890">
     <w:name w:val="List Table 1 Light - Accent 5"/>
-    <w:basedOn w:val="828"/>
+    <w:basedOn w:val="1009"/>
     <w:uiPriority w:val="99"/>
     <w:pPr>
       <w:pBdr/>
@@ -19427,9 +19368,9 @@
       </w:tcPr>
     </w:tblStylePr>
   </w:style>
-  <w:style w:type="table" w:styleId="74">
+  <w:style w:type="table" w:styleId="891">
     <w:name w:val="List Table 1 Light - Accent 6"/>
-    <w:basedOn w:val="828"/>
+    <w:basedOn w:val="1009"/>
     <w:uiPriority w:val="99"/>
     <w:pPr>
       <w:pBdr/>
@@ -19643,9 +19584,9 @@
       </w:tcPr>
     </w:tblStylePr>
   </w:style>
-  <w:style w:type="table" w:styleId="75">
+  <w:style w:type="table" w:styleId="892">
     <w:name w:val="List Table 2"/>
-    <w:basedOn w:val="828"/>
+    <w:basedOn w:val="1009"/>
     <w:uiPriority w:val="99"/>
     <w:pPr>
       <w:pBdr/>
@@ -19881,9 +19822,9 @@
       </w:tcPr>
     </w:tblStylePr>
   </w:style>
-  <w:style w:type="table" w:styleId="76">
+  <w:style w:type="table" w:styleId="893">
     <w:name w:val="List Table 2 - Accent 1"/>
-    <w:basedOn w:val="828"/>
+    <w:basedOn w:val="1009"/>
     <w:uiPriority w:val="99"/>
     <w:pPr>
       <w:pBdr/>
@@ -20119,9 +20060,9 @@
       </w:tcPr>
     </w:tblStylePr>
   </w:style>
-  <w:style w:type="table" w:styleId="77">
+  <w:style w:type="table" w:styleId="894">
     <w:name w:val="List Table 2 - Accent 2"/>
-    <w:basedOn w:val="828"/>
+    <w:basedOn w:val="1009"/>
     <w:uiPriority w:val="99"/>
     <w:pPr>
       <w:pBdr/>
@@ -20357,9 +20298,9 @@
       </w:tcPr>
     </w:tblStylePr>
   </w:style>
-  <w:style w:type="table" w:styleId="78">
+  <w:style w:type="table" w:styleId="895">
     <w:name w:val="List Table 2 - Accent 3"/>
-    <w:basedOn w:val="828"/>
+    <w:basedOn w:val="1009"/>
     <w:uiPriority w:val="99"/>
     <w:pPr>
       <w:pBdr/>
@@ -20595,9 +20536,9 @@
       </w:tcPr>
     </w:tblStylePr>
   </w:style>
-  <w:style w:type="table" w:styleId="79">
+  <w:style w:type="table" w:styleId="896">
     <w:name w:val="List Table 2 - Accent 4"/>
-    <w:basedOn w:val="828"/>
+    <w:basedOn w:val="1009"/>
     <w:uiPriority w:val="99"/>
     <w:pPr>
       <w:pBdr/>
@@ -20833,9 +20774,9 @@
       </w:tcPr>
     </w:tblStylePr>
   </w:style>
-  <w:style w:type="table" w:styleId="80">
+  <w:style w:type="table" w:styleId="897">
     <w:name w:val="List Table 2 - Accent 5"/>
-    <w:basedOn w:val="828"/>
+    <w:basedOn w:val="1009"/>
     <w:uiPriority w:val="99"/>
     <w:pPr>
       <w:pBdr/>
@@ -21071,9 +21012,9 @@
       </w:tcPr>
     </w:tblStylePr>
   </w:style>
-  <w:style w:type="table" w:styleId="81">
+  <w:style w:type="table" w:styleId="898">
     <w:name w:val="List Table 2 - Accent 6"/>
-    <w:basedOn w:val="828"/>
+    <w:basedOn w:val="1009"/>
     <w:uiPriority w:val="99"/>
     <w:pPr>
       <w:pBdr/>
@@ -21309,9 +21250,9 @@
       </w:tcPr>
     </w:tblStylePr>
   </w:style>
-  <w:style w:type="table" w:styleId="82">
+  <w:style w:type="table" w:styleId="899">
     <w:name w:val="List Table 3"/>
-    <w:basedOn w:val="828"/>
+    <w:basedOn w:val="1009"/>
     <w:uiPriority w:val="99"/>
     <w:pPr>
       <w:pBdr/>
@@ -21537,9 +21478,9 @@
       </w:tcPr>
     </w:tblStylePr>
   </w:style>
-  <w:style w:type="table" w:styleId="83">
+  <w:style w:type="table" w:styleId="900">
     <w:name w:val="List Table 3 - Accent 1"/>
-    <w:basedOn w:val="828"/>
+    <w:basedOn w:val="1009"/>
     <w:uiPriority w:val="99"/>
     <w:pPr>
       <w:pBdr/>
@@ -21765,9 +21706,9 @@
       </w:tcPr>
     </w:tblStylePr>
   </w:style>
-  <w:style w:type="table" w:styleId="84">
+  <w:style w:type="table" w:styleId="901">
     <w:name w:val="List Table 3 - Accent 2"/>
-    <w:basedOn w:val="828"/>
+    <w:basedOn w:val="1009"/>
     <w:uiPriority w:val="99"/>
     <w:pPr>
       <w:pBdr/>
@@ -21993,9 +21934,9 @@
       </w:tcPr>
     </w:tblStylePr>
   </w:style>
-  <w:style w:type="table" w:styleId="85">
+  <w:style w:type="table" w:styleId="902">
     <w:name w:val="List Table 3 - Accent 3"/>
-    <w:basedOn w:val="828"/>
+    <w:basedOn w:val="1009"/>
     <w:uiPriority w:val="99"/>
     <w:pPr>
       <w:pBdr/>
@@ -22221,9 +22162,9 @@
       </w:tcPr>
     </w:tblStylePr>
   </w:style>
-  <w:style w:type="table" w:styleId="86">
+  <w:style w:type="table" w:styleId="903">
     <w:name w:val="List Table 3 - Accent 4"/>
-    <w:basedOn w:val="828"/>
+    <w:basedOn w:val="1009"/>
     <w:uiPriority w:val="99"/>
     <w:pPr>
       <w:pBdr/>
@@ -22449,9 +22390,9 @@
       </w:tcPr>
     </w:tblStylePr>
   </w:style>
-  <w:style w:type="table" w:styleId="87">
+  <w:style w:type="table" w:styleId="904">
     <w:name w:val="List Table 3 - Accent 5"/>
-    <w:basedOn w:val="828"/>
+    <w:basedOn w:val="1009"/>
     <w:uiPriority w:val="99"/>
     <w:pPr>
       <w:pBdr/>
@@ -22677,9 +22618,9 @@
       </w:tcPr>
     </w:tblStylePr>
   </w:style>
-  <w:style w:type="table" w:styleId="88">
+  <w:style w:type="table" w:styleId="905">
     <w:name w:val="List Table 3 - Accent 6"/>
-    <w:basedOn w:val="828"/>
+    <w:basedOn w:val="1009"/>
     <w:uiPriority w:val="99"/>
     <w:pPr>
       <w:pBdr/>
@@ -22905,9 +22846,9 @@
       </w:tcPr>
     </w:tblStylePr>
   </w:style>
-  <w:style w:type="table" w:styleId="89">
+  <w:style w:type="table" w:styleId="906">
     <w:name w:val="List Table 4"/>
-    <w:basedOn w:val="828"/>
+    <w:basedOn w:val="1009"/>
     <w:uiPriority w:val="99"/>
     <w:pPr>
       <w:pBdr/>
@@ -23130,9 +23071,9 @@
       </w:tcPr>
     </w:tblStylePr>
   </w:style>
-  <w:style w:type="table" w:styleId="90">
+  <w:style w:type="table" w:styleId="907">
     <w:name w:val="List Table 4 - Accent 1"/>
-    <w:basedOn w:val="828"/>
+    <w:basedOn w:val="1009"/>
     <w:uiPriority w:val="99"/>
     <w:pPr>
       <w:pBdr/>
@@ -23355,9 +23296,9 @@
       </w:tcPr>
     </w:tblStylePr>
   </w:style>
-  <w:style w:type="table" w:styleId="91">
+  <w:style w:type="table" w:styleId="908">
     <w:name w:val="List Table 4 - Accent 2"/>
-    <w:basedOn w:val="828"/>
+    <w:basedOn w:val="1009"/>
     <w:uiPriority w:val="99"/>
     <w:pPr>
       <w:pBdr/>
@@ -23580,9 +23521,9 @@
       </w:tcPr>
     </w:tblStylePr>
   </w:style>
-  <w:style w:type="table" w:styleId="92">
+  <w:style w:type="table" w:styleId="909">
     <w:name w:val="List Table 4 - Accent 3"/>
-    <w:basedOn w:val="828"/>
+    <w:basedOn w:val="1009"/>
     <w:uiPriority w:val="99"/>
     <w:pPr>
       <w:pBdr/>
@@ -23805,9 +23746,9 @@
       </w:tcPr>
     </w:tblStylePr>
   </w:style>
-  <w:style w:type="table" w:styleId="93">
+  <w:style w:type="table" w:styleId="910">
     <w:name w:val="List Table 4 - Accent 4"/>
-    <w:basedOn w:val="828"/>
+    <w:basedOn w:val="1009"/>
     <w:uiPriority w:val="99"/>
     <w:pPr>
       <w:pBdr/>
@@ -24030,9 +23971,9 @@
       </w:tcPr>
     </w:tblStylePr>
   </w:style>
-  <w:style w:type="table" w:styleId="94">
+  <w:style w:type="table" w:styleId="911">
     <w:name w:val="List Table 4 - Accent 5"/>
-    <w:basedOn w:val="828"/>
+    <w:basedOn w:val="1009"/>
     <w:uiPriority w:val="99"/>
     <w:pPr>
       <w:pBdr/>
@@ -24255,9 +24196,9 @@
       </w:tcPr>
     </w:tblStylePr>
   </w:style>
-  <w:style w:type="table" w:styleId="95">
+  <w:style w:type="table" w:styleId="912">
     <w:name w:val="List Table 4 - Accent 6"/>
-    <w:basedOn w:val="828"/>
+    <w:basedOn w:val="1009"/>
     <w:uiPriority w:val="99"/>
     <w:pPr>
       <w:pBdr/>
@@ -24480,9 +24421,9 @@
       </w:tcPr>
     </w:tblStylePr>
   </w:style>
-  <w:style w:type="table" w:styleId="96">
+  <w:style w:type="table" w:styleId="913">
     <w:name w:val="List Table 5 Dark"/>
-    <w:basedOn w:val="828"/>
+    <w:basedOn w:val="1009"/>
     <w:uiPriority w:val="99"/>
     <w:pPr>
       <w:pBdr/>
@@ -24722,9 +24663,9 @@
       </w:tcPr>
     </w:tblStylePr>
   </w:style>
-  <w:style w:type="table" w:styleId="97">
+  <w:style w:type="table" w:styleId="914">
     <w:name w:val="List Table 5 Dark - Accent 1"/>
-    <w:basedOn w:val="828"/>
+    <w:basedOn w:val="1009"/>
     <w:uiPriority w:val="99"/>
     <w:pPr>
       <w:pBdr/>
@@ -24964,9 +24905,9 @@
       </w:tcPr>
     </w:tblStylePr>
   </w:style>
-  <w:style w:type="table" w:styleId="98">
+  <w:style w:type="table" w:styleId="915">
     <w:name w:val="List Table 5 Dark - Accent 2"/>
-    <w:basedOn w:val="828"/>
+    <w:basedOn w:val="1009"/>
     <w:uiPriority w:val="99"/>
     <w:pPr>
       <w:pBdr/>
@@ -25206,9 +25147,9 @@
       </w:tcPr>
     </w:tblStylePr>
   </w:style>
-  <w:style w:type="table" w:styleId="99">
+  <w:style w:type="table" w:styleId="916">
     <w:name w:val="List Table 5 Dark - Accent 3"/>
-    <w:basedOn w:val="828"/>
+    <w:basedOn w:val="1009"/>
     <w:uiPriority w:val="99"/>
     <w:pPr>
       <w:pBdr/>
@@ -25448,9 +25389,9 @@
       </w:tcPr>
     </w:tblStylePr>
   </w:style>
-  <w:style w:type="table" w:styleId="100">
+  <w:style w:type="table" w:styleId="917">
     <w:name w:val="List Table 5 Dark - Accent 4"/>
-    <w:basedOn w:val="828"/>
+    <w:basedOn w:val="1009"/>
     <w:uiPriority w:val="99"/>
     <w:pPr>
       <w:pBdr/>
@@ -25690,9 +25631,9 @@
       </w:tcPr>
     </w:tblStylePr>
   </w:style>
-  <w:style w:type="table" w:styleId="101">
+  <w:style w:type="table" w:styleId="918">
     <w:name w:val="List Table 5 Dark - Accent 5"/>
-    <w:basedOn w:val="828"/>
+    <w:basedOn w:val="1009"/>
     <w:uiPriority w:val="99"/>
     <w:pPr>
       <w:pBdr/>
@@ -25932,9 +25873,9 @@
       </w:tcPr>
     </w:tblStylePr>
   </w:style>
-  <w:style w:type="table" w:styleId="102">
+  <w:style w:type="table" w:styleId="919">
     <w:name w:val="List Table 5 Dark - Accent 6"/>
-    <w:basedOn w:val="828"/>
+    <w:basedOn w:val="1009"/>
     <w:uiPriority w:val="99"/>
     <w:pPr>
       <w:pBdr/>
@@ -26174,9 +26115,9 @@
       </w:tcPr>
     </w:tblStylePr>
   </w:style>
-  <w:style w:type="table" w:styleId="103">
+  <w:style w:type="table" w:styleId="920">
     <w:name w:val="List Table 6 Colorful"/>
-    <w:basedOn w:val="828"/>
+    <w:basedOn w:val="1009"/>
     <w:uiPriority w:val="99"/>
     <w:pPr>
       <w:pBdr/>
@@ -26397,9 +26338,9 @@
       </w:tcPr>
     </w:tblStylePr>
   </w:style>
-  <w:style w:type="table" w:styleId="104">
+  <w:style w:type="table" w:styleId="921">
     <w:name w:val="List Table 6 Colorful - Accent 1"/>
-    <w:basedOn w:val="828"/>
+    <w:basedOn w:val="1009"/>
     <w:uiPriority w:val="99"/>
     <w:pPr>
       <w:pBdr/>
@@ -26620,9 +26561,9 @@
       </w:tcPr>
     </w:tblStylePr>
   </w:style>
-  <w:style w:type="table" w:styleId="105">
+  <w:style w:type="table" w:styleId="922">
     <w:name w:val="List Table 6 Colorful - Accent 2"/>
-    <w:basedOn w:val="828"/>
+    <w:basedOn w:val="1009"/>
     <w:uiPriority w:val="99"/>
     <w:pPr>
       <w:pBdr/>
@@ -26843,9 +26784,9 @@
       </w:tcPr>
     </w:tblStylePr>
   </w:style>
-  <w:style w:type="table" w:styleId="106">
+  <w:style w:type="table" w:styleId="923">
     <w:name w:val="List Table 6 Colorful - Accent 3"/>
-    <w:basedOn w:val="828"/>
+    <w:basedOn w:val="1009"/>
     <w:uiPriority w:val="99"/>
     <w:pPr>
       <w:pBdr/>
@@ -27066,9 +27007,9 @@
       </w:tcPr>
     </w:tblStylePr>
   </w:style>
-  <w:style w:type="table" w:styleId="107">
+  <w:style w:type="table" w:styleId="924">
     <w:name w:val="List Table 6 Colorful - Accent 4"/>
-    <w:basedOn w:val="828"/>
+    <w:basedOn w:val="1009"/>
     <w:uiPriority w:val="99"/>
     <w:pPr>
       <w:pBdr/>
@@ -27289,9 +27230,9 @@
       </w:tcPr>
     </w:tblStylePr>
   </w:style>
-  <w:style w:type="table" w:styleId="108">
+  <w:style w:type="table" w:styleId="925">
     <w:name w:val="List Table 6 Colorful - Accent 5"/>
-    <w:basedOn w:val="828"/>
+    <w:basedOn w:val="1009"/>
     <w:uiPriority w:val="99"/>
     <w:pPr>
       <w:pBdr/>
@@ -27512,9 +27453,9 @@
       </w:tcPr>
     </w:tblStylePr>
   </w:style>
-  <w:style w:type="table" w:styleId="109">
+  <w:style w:type="table" w:styleId="926">
     <w:name w:val="List Table 6 Colorful - Accent 6"/>
-    <w:basedOn w:val="828"/>
+    <w:basedOn w:val="1009"/>
     <w:uiPriority w:val="99"/>
     <w:pPr>
       <w:pBdr/>
@@ -27735,9 +27676,9 @@
       </w:tcPr>
     </w:tblStylePr>
   </w:style>
-  <w:style w:type="table" w:styleId="110">
+  <w:style w:type="table" w:styleId="927">
     <w:name w:val="List Table 7 Colorful"/>
-    <w:basedOn w:val="828"/>
+    <w:basedOn w:val="1009"/>
     <w:uiPriority w:val="99"/>
     <w:pPr>
       <w:pBdr/>
@@ -27836,11 +27777,11 @@
         <w:tblBorders/>
       </w:tblPr>
       <w:tcPr>
-        <w:shd w:color="ffffff"/>
+        <w:shd w:val="clear" w:color="ffffff"/>
         <w:tcBorders>
-          <w:top w:val="none"/>
-          <w:left w:val="none"/>
-          <w:bottom w:val="none"/>
+          <w:top w:val="none" w:color="000000" w:sz="4" w:space="0"/>
+          <w:left w:val="none" w:color="000000" w:sz="4" w:space="0"/>
+          <w:bottom w:val="none" w:color="000000" w:sz="4" w:space="0"/>
           <w:right w:val="single" w:color="000000" w:themeColor="text1" w:themeTint="80" w:sz="4" w:space="0"/>
         </w:tcBorders>
       </w:tcPr>
@@ -27863,10 +27804,10 @@
       <w:tcPr>
         <w:shd w:val="clear" w:color="ffffff" w:themeColor="light1" w:fill="ffffff" w:themeFill="light1"/>
         <w:tcBorders>
-          <w:top w:val="none"/>
-          <w:left w:val="none"/>
+          <w:top w:val="none" w:color="000000" w:sz="4" w:space="0"/>
+          <w:left w:val="none" w:color="000000" w:sz="4" w:space="0"/>
           <w:bottom w:val="single" w:color="000000" w:themeColor="text1" w:themeTint="80" w:sz="4" w:space="0"/>
-          <w:right w:val="none"/>
+          <w:right w:val="none" w:color="000000" w:sz="4" w:space="0"/>
         </w:tcBorders>
       </w:tcPr>
     </w:tblStylePr>
@@ -27886,12 +27827,12 @@
         <w:tblBorders/>
       </w:tblPr>
       <w:tcPr>
-        <w:shd w:color="ffffff"/>
+        <w:shd w:val="clear" w:color="ffffff"/>
         <w:tcBorders>
-          <w:top w:val="none"/>
+          <w:top w:val="none" w:color="000000" w:sz="4" w:space="0"/>
           <w:left w:val="single" w:color="000000" w:themeColor="text1" w:themeTint="80" w:sz="4" w:space="0"/>
-          <w:bottom w:val="none"/>
-          <w:right w:val="none"/>
+          <w:bottom w:val="none" w:color="000000" w:sz="4" w:space="0"/>
+          <w:right w:val="none" w:color="000000" w:sz="4" w:space="0"/>
         </w:tcBorders>
       </w:tcPr>
     </w:tblStylePr>
@@ -27914,9 +27855,9 @@
         <w:shd w:val="clear" w:color="ffffff" w:themeColor="light1" w:fill="ffffff" w:themeFill="light1"/>
         <w:tcBorders>
           <w:top w:val="single" w:color="000000" w:themeColor="text1" w:themeTint="80" w:sz="4" w:space="0"/>
-          <w:left w:val="none"/>
-          <w:bottom w:val="none"/>
-          <w:right w:val="none"/>
+          <w:left w:val="none" w:color="000000" w:sz="4" w:space="0"/>
+          <w:bottom w:val="none" w:color="000000" w:sz="4" w:space="0"/>
+          <w:right w:val="none" w:color="000000" w:sz="4" w:space="0"/>
         </w:tcBorders>
       </w:tcPr>
     </w:tblStylePr>
@@ -27991,9 +27932,9 @@
       </w:tcPr>
     </w:tblStylePr>
   </w:style>
-  <w:style w:type="table" w:styleId="111">
+  <w:style w:type="table" w:styleId="928">
     <w:name w:val="List Table 7 Colorful - Accent 1"/>
-    <w:basedOn w:val="828"/>
+    <w:basedOn w:val="1009"/>
     <w:uiPriority w:val="99"/>
     <w:pPr>
       <w:pBdr/>
@@ -28092,11 +28033,11 @@
         <w:tblBorders/>
       </w:tblPr>
       <w:tcPr>
-        <w:shd w:color="ffffff"/>
+        <w:shd w:val="clear" w:color="ffffff"/>
         <w:tcBorders>
-          <w:top w:val="none"/>
-          <w:left w:val="none"/>
-          <w:bottom w:val="none"/>
+          <w:top w:val="none" w:color="000000" w:sz="4" w:space="0"/>
+          <w:left w:val="none" w:color="000000" w:sz="4" w:space="0"/>
+          <w:bottom w:val="none" w:color="000000" w:sz="4" w:space="0"/>
           <w:right w:val="single" w:color="000000" w:themeColor="accent1" w:sz="4" w:space="0"/>
         </w:tcBorders>
       </w:tcPr>
@@ -28119,10 +28060,10 @@
       <w:tcPr>
         <w:shd w:val="clear" w:color="ffffff" w:themeColor="light1" w:fill="ffffff" w:themeFill="light1"/>
         <w:tcBorders>
-          <w:top w:val="none"/>
-          <w:left w:val="none"/>
+          <w:top w:val="none" w:color="000000" w:sz="4" w:space="0"/>
+          <w:left w:val="none" w:color="000000" w:sz="4" w:space="0"/>
           <w:bottom w:val="single" w:color="000000" w:themeColor="accent1" w:sz="4" w:space="0"/>
-          <w:right w:val="none"/>
+          <w:right w:val="none" w:color="000000" w:sz="4" w:space="0"/>
         </w:tcBorders>
       </w:tcPr>
     </w:tblStylePr>
@@ -28142,12 +28083,12 @@
         <w:tblBorders/>
       </w:tblPr>
       <w:tcPr>
-        <w:shd w:color="ffffff"/>
+        <w:shd w:val="clear" w:color="ffffff"/>
         <w:tcBorders>
-          <w:top w:val="none"/>
+          <w:top w:val="none" w:color="000000" w:sz="4" w:space="0"/>
           <w:left w:val="single" w:color="000000" w:themeColor="accent1" w:sz="4" w:space="0"/>
-          <w:bottom w:val="none"/>
-          <w:right w:val="none"/>
+          <w:bottom w:val="none" w:color="000000" w:sz="4" w:space="0"/>
+          <w:right w:val="none" w:color="000000" w:sz="4" w:space="0"/>
         </w:tcBorders>
       </w:tcPr>
     </w:tblStylePr>
@@ -28170,9 +28111,9 @@
         <w:shd w:val="clear" w:color="ffffff" w:themeColor="light1" w:fill="ffffff" w:themeFill="light1"/>
         <w:tcBorders>
           <w:top w:val="single" w:color="000000" w:themeColor="accent1" w:sz="4" w:space="0"/>
-          <w:left w:val="none"/>
-          <w:bottom w:val="none"/>
-          <w:right w:val="none"/>
+          <w:left w:val="none" w:color="000000" w:sz="4" w:space="0"/>
+          <w:bottom w:val="none" w:color="000000" w:sz="4" w:space="0"/>
+          <w:right w:val="none" w:color="000000" w:sz="4" w:space="0"/>
         </w:tcBorders>
       </w:tcPr>
     </w:tblStylePr>
@@ -28247,9 +28188,9 @@
       </w:tcPr>
     </w:tblStylePr>
   </w:style>
-  <w:style w:type="table" w:styleId="112">
+  <w:style w:type="table" w:styleId="929">
     <w:name w:val="List Table 7 Colorful - Accent 2"/>
-    <w:basedOn w:val="828"/>
+    <w:basedOn w:val="1009"/>
     <w:uiPriority w:val="99"/>
     <w:pPr>
       <w:pBdr/>
@@ -28348,11 +28289,11 @@
         <w:tblBorders/>
       </w:tblPr>
       <w:tcPr>
-        <w:shd w:color="ffffff"/>
+        <w:shd w:val="clear" w:color="ffffff"/>
         <w:tcBorders>
-          <w:top w:val="none"/>
-          <w:left w:val="none"/>
-          <w:bottom w:val="none"/>
+          <w:top w:val="none" w:color="000000" w:sz="4" w:space="0"/>
+          <w:left w:val="none" w:color="000000" w:sz="4" w:space="0"/>
+          <w:bottom w:val="none" w:color="000000" w:sz="4" w:space="0"/>
           <w:right w:val="single" w:color="000000" w:themeColor="accent2" w:themeTint="97" w:sz="4" w:space="0"/>
         </w:tcBorders>
       </w:tcPr>
@@ -28375,10 +28316,10 @@
       <w:tcPr>
         <w:shd w:val="clear" w:color="ffffff" w:themeColor="light1" w:fill="ffffff" w:themeFill="light1"/>
         <w:tcBorders>
-          <w:top w:val="none"/>
-          <w:left w:val="none"/>
+          <w:top w:val="none" w:color="000000" w:sz="4" w:space="0"/>
+          <w:left w:val="none" w:color="000000" w:sz="4" w:space="0"/>
           <w:bottom w:val="single" w:color="000000" w:themeColor="accent2" w:themeTint="97" w:sz="4" w:space="0"/>
-          <w:right w:val="none"/>
+          <w:right w:val="none" w:color="000000" w:sz="4" w:space="0"/>
         </w:tcBorders>
       </w:tcPr>
     </w:tblStylePr>
@@ -28398,12 +28339,12 @@
         <w:tblBorders/>
       </w:tblPr>
       <w:tcPr>
-        <w:shd w:color="ffffff"/>
+        <w:shd w:val="clear" w:color="ffffff"/>
         <w:tcBorders>
-          <w:top w:val="none"/>
+          <w:top w:val="none" w:color="000000" w:sz="4" w:space="0"/>
           <w:left w:val="single" w:color="000000" w:themeColor="accent2" w:themeTint="97" w:sz="4" w:space="0"/>
-          <w:bottom w:val="none"/>
-          <w:right w:val="none"/>
+          <w:bottom w:val="none" w:color="000000" w:sz="4" w:space="0"/>
+          <w:right w:val="none" w:color="000000" w:sz="4" w:space="0"/>
         </w:tcBorders>
       </w:tcPr>
     </w:tblStylePr>
@@ -28426,9 +28367,9 @@
         <w:shd w:val="clear" w:color="ffffff" w:themeColor="light1" w:fill="ffffff" w:themeFill="light1"/>
         <w:tcBorders>
           <w:top w:val="single" w:color="000000" w:themeColor="accent2" w:themeTint="97" w:sz="4" w:space="0"/>
-          <w:left w:val="none"/>
-          <w:bottom w:val="none"/>
-          <w:right w:val="none"/>
+          <w:left w:val="none" w:color="000000" w:sz="4" w:space="0"/>
+          <w:bottom w:val="none" w:color="000000" w:sz="4" w:space="0"/>
+          <w:right w:val="none" w:color="000000" w:sz="4" w:space="0"/>
         </w:tcBorders>
       </w:tcPr>
     </w:tblStylePr>
@@ -28503,9 +28444,9 @@
       </w:tcPr>
     </w:tblStylePr>
   </w:style>
-  <w:style w:type="table" w:styleId="113">
+  <w:style w:type="table" w:styleId="930">
     <w:name w:val="List Table 7 Colorful - Accent 3"/>
-    <w:basedOn w:val="828"/>
+    <w:basedOn w:val="1009"/>
     <w:uiPriority w:val="99"/>
     <w:pPr>
       <w:pBdr/>
@@ -28604,11 +28545,11 @@
         <w:tblBorders/>
       </w:tblPr>
       <w:tcPr>
-        <w:shd w:color="ffffff"/>
+        <w:shd w:val="clear" w:color="ffffff"/>
         <w:tcBorders>
-          <w:top w:val="none"/>
-          <w:left w:val="none"/>
-          <w:bottom w:val="none"/>
+          <w:top w:val="none" w:color="000000" w:sz="4" w:space="0"/>
+          <w:left w:val="none" w:color="000000" w:sz="4" w:space="0"/>
+          <w:bottom w:val="none" w:color="000000" w:sz="4" w:space="0"/>
           <w:right w:val="single" w:color="000000" w:themeColor="accent3" w:themeTint="98" w:sz="4" w:space="0"/>
         </w:tcBorders>
       </w:tcPr>
@@ -28631,10 +28572,10 @@
       <w:tcPr>
         <w:shd w:val="clear" w:color="ffffff" w:themeColor="light1" w:fill="ffffff" w:themeFill="light1"/>
         <w:tcBorders>
-          <w:top w:val="none"/>
-          <w:left w:val="none"/>
+          <w:top w:val="none" w:color="000000" w:sz="4" w:space="0"/>
+          <w:left w:val="none" w:color="000000" w:sz="4" w:space="0"/>
           <w:bottom w:val="single" w:color="000000" w:themeColor="accent3" w:themeTint="98" w:sz="4" w:space="0"/>
-          <w:right w:val="none"/>
+          <w:right w:val="none" w:color="000000" w:sz="4" w:space="0"/>
         </w:tcBorders>
       </w:tcPr>
     </w:tblStylePr>
@@ -28654,12 +28595,12 @@
         <w:tblBorders/>
       </w:tblPr>
       <w:tcPr>
-        <w:shd w:color="ffffff"/>
+        <w:shd w:val="clear" w:color="ffffff"/>
         <w:tcBorders>
-          <w:top w:val="none"/>
+          <w:top w:val="none" w:color="000000" w:sz="4" w:space="0"/>
           <w:left w:val="single" w:color="000000" w:themeColor="accent3" w:themeTint="98" w:sz="4" w:space="0"/>
-          <w:bottom w:val="none"/>
-          <w:right w:val="none"/>
+          <w:bottom w:val="none" w:color="000000" w:sz="4" w:space="0"/>
+          <w:right w:val="none" w:color="000000" w:sz="4" w:space="0"/>
         </w:tcBorders>
       </w:tcPr>
     </w:tblStylePr>
@@ -28682,9 +28623,9 @@
         <w:shd w:val="clear" w:color="ffffff" w:themeColor="light1" w:fill="ffffff" w:themeFill="light1"/>
         <w:tcBorders>
           <w:top w:val="single" w:color="000000" w:themeColor="accent3" w:themeTint="98" w:sz="4" w:space="0"/>
-          <w:left w:val="none"/>
-          <w:bottom w:val="none"/>
-          <w:right w:val="none"/>
+          <w:left w:val="none" w:color="000000" w:sz="4" w:space="0"/>
+          <w:bottom w:val="none" w:color="000000" w:sz="4" w:space="0"/>
+          <w:right w:val="none" w:color="000000" w:sz="4" w:space="0"/>
         </w:tcBorders>
       </w:tcPr>
     </w:tblStylePr>
@@ -28759,9 +28700,9 @@
       </w:tcPr>
     </w:tblStylePr>
   </w:style>
-  <w:style w:type="table" w:styleId="114">
+  <w:style w:type="table" w:styleId="931">
     <w:name w:val="List Table 7 Colorful - Accent 4"/>
-    <w:basedOn w:val="828"/>
+    <w:basedOn w:val="1009"/>
     <w:uiPriority w:val="99"/>
     <w:pPr>
       <w:pBdr/>
@@ -28860,11 +28801,11 @@
         <w:tblBorders/>
       </w:tblPr>
       <w:tcPr>
-        <w:shd w:color="ffffff"/>
+        <w:shd w:val="clear" w:color="ffffff"/>
         <w:tcBorders>
-          <w:top w:val="none"/>
-          <w:left w:val="none"/>
-          <w:bottom w:val="none"/>
+          <w:top w:val="none" w:color="000000" w:sz="4" w:space="0"/>
+          <w:left w:val="none" w:color="000000" w:sz="4" w:space="0"/>
+          <w:bottom w:val="none" w:color="000000" w:sz="4" w:space="0"/>
           <w:right w:val="single" w:color="000000" w:themeColor="accent4" w:themeTint="9A" w:sz="4" w:space="0"/>
         </w:tcBorders>
       </w:tcPr>
@@ -28887,10 +28828,10 @@
       <w:tcPr>
         <w:shd w:val="clear" w:color="ffffff" w:themeColor="light1" w:fill="ffffff" w:themeFill="light1"/>
         <w:tcBorders>
-          <w:top w:val="none"/>
-          <w:left w:val="none"/>
+          <w:top w:val="none" w:color="000000" w:sz="4" w:space="0"/>
+          <w:left w:val="none" w:color="000000" w:sz="4" w:space="0"/>
           <w:bottom w:val="single" w:color="000000" w:themeColor="accent4" w:themeTint="9A" w:sz="4" w:space="0"/>
-          <w:right w:val="none"/>
+          <w:right w:val="none" w:color="000000" w:sz="4" w:space="0"/>
         </w:tcBorders>
       </w:tcPr>
     </w:tblStylePr>
@@ -28910,12 +28851,12 @@
         <w:tblBorders/>
       </w:tblPr>
       <w:tcPr>
-        <w:shd w:color="ffffff"/>
+        <w:shd w:val="clear" w:color="ffffff"/>
         <w:tcBorders>
-          <w:top w:val="none"/>
+          <w:top w:val="none" w:color="000000" w:sz="4" w:space="0"/>
           <w:left w:val="single" w:color="000000" w:themeColor="accent4" w:themeTint="9A" w:sz="4" w:space="0"/>
-          <w:bottom w:val="none"/>
-          <w:right w:val="none"/>
+          <w:bottom w:val="none" w:color="000000" w:sz="4" w:space="0"/>
+          <w:right w:val="none" w:color="000000" w:sz="4" w:space="0"/>
         </w:tcBorders>
       </w:tcPr>
     </w:tblStylePr>
@@ -28938,9 +28879,9 @@
         <w:shd w:val="clear" w:color="ffffff" w:themeColor="light1" w:fill="ffffff" w:themeFill="light1"/>
         <w:tcBorders>
           <w:top w:val="single" w:color="000000" w:themeColor="accent4" w:themeTint="9A" w:sz="4" w:space="0"/>
-          <w:left w:val="none"/>
-          <w:bottom w:val="none"/>
-          <w:right w:val="none"/>
+          <w:left w:val="none" w:color="000000" w:sz="4" w:space="0"/>
+          <w:bottom w:val="none" w:color="000000" w:sz="4" w:space="0"/>
+          <w:right w:val="none" w:color="000000" w:sz="4" w:space="0"/>
         </w:tcBorders>
       </w:tcPr>
     </w:tblStylePr>
@@ -29015,9 +28956,9 @@
       </w:tcPr>
     </w:tblStylePr>
   </w:style>
-  <w:style w:type="table" w:styleId="115">
+  <w:style w:type="table" w:styleId="932">
     <w:name w:val="List Table 7 Colorful - Accent 5"/>
-    <w:basedOn w:val="828"/>
+    <w:basedOn w:val="1009"/>
     <w:uiPriority w:val="99"/>
     <w:pPr>
       <w:pBdr/>
@@ -29116,11 +29057,11 @@
         <w:tblBorders/>
       </w:tblPr>
       <w:tcPr>
-        <w:shd w:color="ffffff"/>
+        <w:shd w:val="clear" w:color="ffffff"/>
         <w:tcBorders>
-          <w:top w:val="none"/>
-          <w:left w:val="none"/>
-          <w:bottom w:val="none"/>
+          <w:top w:val="none" w:color="000000" w:sz="4" w:space="0"/>
+          <w:left w:val="none" w:color="000000" w:sz="4" w:space="0"/>
+          <w:bottom w:val="none" w:color="000000" w:sz="4" w:space="0"/>
           <w:right w:val="single" w:color="000000" w:themeColor="accent5" w:themeTint="9A" w:sz="4" w:space="0"/>
         </w:tcBorders>
       </w:tcPr>
@@ -29143,10 +29084,10 @@
       <w:tcPr>
         <w:shd w:val="clear" w:color="ffffff" w:themeColor="light1" w:fill="ffffff" w:themeFill="light1"/>
         <w:tcBorders>
-          <w:top w:val="none"/>
-          <w:left w:val="none"/>
+          <w:top w:val="none" w:color="000000" w:sz="4" w:space="0"/>
+          <w:left w:val="none" w:color="000000" w:sz="4" w:space="0"/>
           <w:bottom w:val="single" w:color="000000" w:themeColor="accent5" w:themeTint="9A" w:sz="4" w:space="0"/>
-          <w:right w:val="none"/>
+          <w:right w:val="none" w:color="000000" w:sz="4" w:space="0"/>
         </w:tcBorders>
       </w:tcPr>
     </w:tblStylePr>
@@ -29166,12 +29107,12 @@
         <w:tblBorders/>
       </w:tblPr>
       <w:tcPr>
-        <w:shd w:color="ffffff"/>
+        <w:shd w:val="clear" w:color="ffffff"/>
         <w:tcBorders>
-          <w:top w:val="none"/>
+          <w:top w:val="none" w:color="000000" w:sz="4" w:space="0"/>
           <w:left w:val="single" w:color="000000" w:themeColor="accent5" w:themeTint="9A" w:sz="4" w:space="0"/>
-          <w:bottom w:val="none"/>
-          <w:right w:val="none"/>
+          <w:bottom w:val="none" w:color="000000" w:sz="4" w:space="0"/>
+          <w:right w:val="none" w:color="000000" w:sz="4" w:space="0"/>
         </w:tcBorders>
       </w:tcPr>
     </w:tblStylePr>
@@ -29194,9 +29135,9 @@
         <w:shd w:val="clear" w:color="ffffff" w:themeColor="light1" w:fill="ffffff" w:themeFill="light1"/>
         <w:tcBorders>
           <w:top w:val="single" w:color="000000" w:themeColor="accent5" w:themeTint="9A" w:sz="4" w:space="0"/>
-          <w:left w:val="none"/>
-          <w:bottom w:val="none"/>
-          <w:right w:val="none"/>
+          <w:left w:val="none" w:color="000000" w:sz="4" w:space="0"/>
+          <w:bottom w:val="none" w:color="000000" w:sz="4" w:space="0"/>
+          <w:right w:val="none" w:color="000000" w:sz="4" w:space="0"/>
         </w:tcBorders>
       </w:tcPr>
     </w:tblStylePr>
@@ -29271,9 +29212,9 @@
       </w:tcPr>
     </w:tblStylePr>
   </w:style>
-  <w:style w:type="table" w:styleId="116">
+  <w:style w:type="table" w:styleId="933">
     <w:name w:val="List Table 7 Colorful - Accent 6"/>
-    <w:basedOn w:val="828"/>
+    <w:basedOn w:val="1009"/>
     <w:uiPriority w:val="99"/>
     <w:pPr>
       <w:pBdr/>
@@ -29372,11 +29313,11 @@
         <w:tblBorders/>
       </w:tblPr>
       <w:tcPr>
-        <w:shd w:color="ffffff"/>
+        <w:shd w:val="clear" w:color="ffffff"/>
         <w:tcBorders>
-          <w:top w:val="none"/>
-          <w:left w:val="none"/>
-          <w:bottom w:val="none"/>
+          <w:top w:val="none" w:color="000000" w:sz="4" w:space="0"/>
+          <w:left w:val="none" w:color="000000" w:sz="4" w:space="0"/>
+          <w:bottom w:val="none" w:color="000000" w:sz="4" w:space="0"/>
           <w:right w:val="single" w:color="000000" w:themeColor="accent6" w:themeTint="98" w:sz="4" w:space="0"/>
         </w:tcBorders>
       </w:tcPr>
@@ -29399,10 +29340,10 @@
       <w:tcPr>
         <w:shd w:val="clear" w:color="ffffff" w:themeColor="light1" w:fill="ffffff" w:themeFill="light1"/>
         <w:tcBorders>
-          <w:top w:val="none"/>
-          <w:left w:val="none"/>
+          <w:top w:val="none" w:color="000000" w:sz="4" w:space="0"/>
+          <w:left w:val="none" w:color="000000" w:sz="4" w:space="0"/>
           <w:bottom w:val="single" w:color="000000" w:themeColor="accent6" w:themeTint="98" w:sz="4" w:space="0"/>
-          <w:right w:val="none"/>
+          <w:right w:val="none" w:color="000000" w:sz="4" w:space="0"/>
         </w:tcBorders>
       </w:tcPr>
     </w:tblStylePr>
@@ -29422,12 +29363,12 @@
         <w:tblBorders/>
       </w:tblPr>
       <w:tcPr>
-        <w:shd w:color="ffffff"/>
+        <w:shd w:val="clear" w:color="ffffff"/>
         <w:tcBorders>
-          <w:top w:val="none"/>
+          <w:top w:val="none" w:color="000000" w:sz="4" w:space="0"/>
           <w:left w:val="single" w:color="000000" w:themeColor="accent6" w:themeTint="98" w:sz="4" w:space="0"/>
-          <w:bottom w:val="none"/>
-          <w:right w:val="none"/>
+          <w:bottom w:val="none" w:color="000000" w:sz="4" w:space="0"/>
+          <w:right w:val="none" w:color="000000" w:sz="4" w:space="0"/>
         </w:tcBorders>
       </w:tcPr>
     </w:tblStylePr>
@@ -29450,9 +29391,9 @@
         <w:shd w:val="clear" w:color="ffffff" w:themeColor="light1" w:fill="ffffff" w:themeFill="light1"/>
         <w:tcBorders>
           <w:top w:val="single" w:color="000000" w:themeColor="accent6" w:themeTint="98" w:sz="4" w:space="0"/>
-          <w:left w:val="none"/>
-          <w:bottom w:val="none"/>
-          <w:right w:val="none"/>
+          <w:left w:val="none" w:color="000000" w:sz="4" w:space="0"/>
+          <w:bottom w:val="none" w:color="000000" w:sz="4" w:space="0"/>
+          <w:right w:val="none" w:color="000000" w:sz="4" w:space="0"/>
         </w:tcBorders>
       </w:tcPr>
     </w:tblStylePr>
@@ -29527,9 +29468,9 @@
       </w:tcPr>
     </w:tblStylePr>
   </w:style>
-  <w:style w:type="table" w:styleId="117">
+  <w:style w:type="table" w:styleId="934">
     <w:name w:val="Lined - Accent"/>
-    <w:basedOn w:val="828"/>
+    <w:basedOn w:val="1009"/>
     <w:uiPriority w:val="99"/>
     <w:pPr>
       <w:pBdr/>
@@ -29764,9 +29705,9 @@
       </w:tcPr>
     </w:tblStylePr>
   </w:style>
-  <w:style w:type="table" w:styleId="118">
+  <w:style w:type="table" w:styleId="935">
     <w:name w:val="Lined - Accent 1"/>
-    <w:basedOn w:val="828"/>
+    <w:basedOn w:val="1009"/>
     <w:uiPriority w:val="99"/>
     <w:pPr>
       <w:pBdr/>
@@ -30001,9 +29942,9 @@
       </w:tcPr>
     </w:tblStylePr>
   </w:style>
-  <w:style w:type="table" w:styleId="119">
+  <w:style w:type="table" w:styleId="936">
     <w:name w:val="Lined - Accent 2"/>
-    <w:basedOn w:val="828"/>
+    <w:basedOn w:val="1009"/>
     <w:uiPriority w:val="99"/>
     <w:pPr>
       <w:pBdr/>
@@ -30238,9 +30179,9 @@
       </w:tcPr>
     </w:tblStylePr>
   </w:style>
-  <w:style w:type="table" w:styleId="120">
+  <w:style w:type="table" w:styleId="937">
     <w:name w:val="Lined - Accent 3"/>
-    <w:basedOn w:val="828"/>
+    <w:basedOn w:val="1009"/>
     <w:uiPriority w:val="99"/>
     <w:pPr>
       <w:pBdr/>
@@ -30475,9 +30416,9 @@
       </w:tcPr>
     </w:tblStylePr>
   </w:style>
-  <w:style w:type="table" w:styleId="121">
+  <w:style w:type="table" w:styleId="938">
     <w:name w:val="Lined - Accent 4"/>
-    <w:basedOn w:val="828"/>
+    <w:basedOn w:val="1009"/>
     <w:uiPriority w:val="99"/>
     <w:pPr>
       <w:pBdr/>
@@ -30712,9 +30653,9 @@
       </w:tcPr>
     </w:tblStylePr>
   </w:style>
-  <w:style w:type="table" w:styleId="122">
+  <w:style w:type="table" w:styleId="939">
     <w:name w:val="Lined - Accent 5"/>
-    <w:basedOn w:val="828"/>
+    <w:basedOn w:val="1009"/>
     <w:uiPriority w:val="99"/>
     <w:pPr>
       <w:pBdr/>
@@ -30949,9 +30890,9 @@
       </w:tcPr>
     </w:tblStylePr>
   </w:style>
-  <w:style w:type="table" w:styleId="123">
+  <w:style w:type="table" w:styleId="940">
     <w:name w:val="Lined - Accent 6"/>
-    <w:basedOn w:val="828"/>
+    <w:basedOn w:val="1009"/>
     <w:uiPriority w:val="99"/>
     <w:pPr>
       <w:pBdr/>
@@ -31186,9 +31127,9 @@
       </w:tcPr>
     </w:tblStylePr>
   </w:style>
-  <w:style w:type="table" w:styleId="124">
+  <w:style w:type="table" w:styleId="941">
     <w:name w:val="Bordered &amp; Lined - Accent"/>
-    <w:basedOn w:val="828"/>
+    <w:basedOn w:val="1009"/>
     <w:uiPriority w:val="99"/>
     <w:pPr>
       <w:pBdr/>
@@ -31430,9 +31371,9 @@
       </w:tcPr>
     </w:tblStylePr>
   </w:style>
-  <w:style w:type="table" w:styleId="125">
+  <w:style w:type="table" w:styleId="942">
     <w:name w:val="Bordered &amp; Lined - Accent 1"/>
-    <w:basedOn w:val="828"/>
+    <w:basedOn w:val="1009"/>
     <w:uiPriority w:val="99"/>
     <w:pPr>
       <w:pBdr/>
@@ -31674,9 +31615,9 @@
       </w:tcPr>
     </w:tblStylePr>
   </w:style>
-  <w:style w:type="table" w:styleId="126">
+  <w:style w:type="table" w:styleId="943">
     <w:name w:val="Bordered &amp; Lined - Accent 2"/>
-    <w:basedOn w:val="828"/>
+    <w:basedOn w:val="1009"/>
     <w:uiPriority w:val="99"/>
     <w:pPr>
       <w:pBdr/>
@@ -31918,9 +31859,9 @@
       </w:tcPr>
     </w:tblStylePr>
   </w:style>
-  <w:style w:type="table" w:styleId="127">
+  <w:style w:type="table" w:styleId="944">
     <w:name w:val="Bordered &amp; Lined - Accent 3"/>
-    <w:basedOn w:val="828"/>
+    <w:basedOn w:val="1009"/>
     <w:uiPriority w:val="99"/>
     <w:pPr>
       <w:pBdr/>
@@ -32162,9 +32103,9 @@
       </w:tcPr>
     </w:tblStylePr>
   </w:style>
-  <w:style w:type="table" w:styleId="128">
+  <w:style w:type="table" w:styleId="945">
     <w:name w:val="Bordered &amp; Lined - Accent 4"/>
-    <w:basedOn w:val="828"/>
+    <w:basedOn w:val="1009"/>
     <w:uiPriority w:val="99"/>
     <w:pPr>
       <w:pBdr/>
@@ -32406,9 +32347,9 @@
       </w:tcPr>
     </w:tblStylePr>
   </w:style>
-  <w:style w:type="table" w:styleId="129">
+  <w:style w:type="table" w:styleId="946">
     <w:name w:val="Bordered &amp; Lined - Accent 5"/>
-    <w:basedOn w:val="828"/>
+    <w:basedOn w:val="1009"/>
     <w:uiPriority w:val="99"/>
     <w:pPr>
       <w:pBdr/>
@@ -32650,9 +32591,9 @@
       </w:tcPr>
     </w:tblStylePr>
   </w:style>
-  <w:style w:type="table" w:styleId="130">
+  <w:style w:type="table" w:styleId="947">
     <w:name w:val="Bordered &amp; Lined - Accent 6"/>
-    <w:basedOn w:val="828"/>
+    <w:basedOn w:val="1009"/>
     <w:uiPriority w:val="99"/>
     <w:pPr>
       <w:pBdr/>
@@ -32894,9 +32835,9 @@
       </w:tcPr>
     </w:tblStylePr>
   </w:style>
-  <w:style w:type="table" w:styleId="131">
+  <w:style w:type="table" w:styleId="948">
     <w:name w:val="Bordered"/>
-    <w:basedOn w:val="828"/>
+    <w:basedOn w:val="1009"/>
     <w:uiPriority w:val="99"/>
     <w:pPr>
       <w:pBdr/>
@@ -33125,9 +33066,9 @@
       </w:tcPr>
     </w:tblStylePr>
   </w:style>
-  <w:style w:type="table" w:styleId="132">
+  <w:style w:type="table" w:styleId="949">
     <w:name w:val="Bordered - Accent 1"/>
-    <w:basedOn w:val="828"/>
+    <w:basedOn w:val="1009"/>
     <w:uiPriority w:val="99"/>
     <w:pPr>
       <w:pBdr/>
@@ -33356,9 +33297,9 @@
       </w:tcPr>
     </w:tblStylePr>
   </w:style>
-  <w:style w:type="table" w:styleId="133">
+  <w:style w:type="table" w:styleId="950">
     <w:name w:val="Bordered - Accent 2"/>
-    <w:basedOn w:val="828"/>
+    <w:basedOn w:val="1009"/>
     <w:uiPriority w:val="99"/>
     <w:pPr>
       <w:pBdr/>
@@ -33587,9 +33528,9 @@
       </w:tcPr>
     </w:tblStylePr>
   </w:style>
-  <w:style w:type="table" w:styleId="134">
+  <w:style w:type="table" w:styleId="951">
     <w:name w:val="Bordered - Accent 3"/>
-    <w:basedOn w:val="828"/>
+    <w:basedOn w:val="1009"/>
     <w:uiPriority w:val="99"/>
     <w:pPr>
       <w:pBdr/>
@@ -33818,9 +33759,9 @@
       </w:tcPr>
     </w:tblStylePr>
   </w:style>
-  <w:style w:type="table" w:styleId="135">
+  <w:style w:type="table" w:styleId="952">
     <w:name w:val="Bordered - Accent 4"/>
-    <w:basedOn w:val="828"/>
+    <w:basedOn w:val="1009"/>
     <w:uiPriority w:val="99"/>
     <w:pPr>
       <w:pBdr/>
@@ -34049,9 +33990,9 @@
       </w:tcPr>
     </w:tblStylePr>
   </w:style>
-  <w:style w:type="table" w:styleId="136">
+  <w:style w:type="table" w:styleId="953">
     <w:name w:val="Bordered - Accent 5"/>
-    <w:basedOn w:val="828"/>
+    <w:basedOn w:val="1009"/>
     <w:uiPriority w:val="99"/>
     <w:pPr>
       <w:pBdr/>
@@ -34280,9 +34221,9 @@
       </w:tcPr>
     </w:tblStylePr>
   </w:style>
-  <w:style w:type="table" w:styleId="137">
+  <w:style w:type="table" w:styleId="954">
     <w:name w:val="Bordered - Accent 6"/>
-    <w:basedOn w:val="828"/>
+    <w:basedOn w:val="1009"/>
     <w:uiPriority w:val="99"/>
     <w:pPr>
       <w:pBdr/>
@@ -34511,11 +34452,11 @@
       </w:tcPr>
     </w:tblStylePr>
   </w:style>
-  <w:style w:type="paragraph" w:styleId="145">
+  <w:style w:type="paragraph" w:styleId="955">
     <w:name w:val="Heading 7"/>
-    <w:basedOn w:val="820"/>
-    <w:next w:val="820"/>
-    <w:link w:val="156"/>
+    <w:basedOn w:val="1001"/>
+    <w:next w:val="1001"/>
+    <w:link w:val="964"/>
     <w:uiPriority w:val="9"/>
     <w:unhideWhenUsed/>
     <w:qFormat/>
@@ -34532,11 +34473,11 @@
       <w:color w:val="595959" w:themeColor="text1" w:themeTint="A6"/>
     </w:rPr>
   </w:style>
-  <w:style w:type="paragraph" w:styleId="146">
+  <w:style w:type="paragraph" w:styleId="956">
     <w:name w:val="Heading 8"/>
-    <w:basedOn w:val="820"/>
-    <w:next w:val="820"/>
-    <w:link w:val="157"/>
+    <w:basedOn w:val="1001"/>
+    <w:next w:val="1001"/>
+    <w:link w:val="965"/>
     <w:uiPriority w:val="9"/>
     <w:unhideWhenUsed/>
     <w:qFormat/>
@@ -34555,11 +34496,11 @@
       <w:color w:val="272727" w:themeColor="text1" w:themeTint="D8"/>
     </w:rPr>
   </w:style>
-  <w:style w:type="paragraph" w:styleId="147">
+  <w:style w:type="paragraph" w:styleId="957">
     <w:name w:val="Heading 9"/>
-    <w:basedOn w:val="820"/>
-    <w:next w:val="820"/>
-    <w:link w:val="158"/>
+    <w:basedOn w:val="1001"/>
+    <w:next w:val="1001"/>
+    <w:link w:val="966"/>
     <w:uiPriority w:val="9"/>
     <w:unhideWhenUsed/>
     <w:qFormat/>
@@ -34578,10 +34519,10 @@
       <w:color w:val="272727" w:themeColor="text1" w:themeTint="D8"/>
     </w:rPr>
   </w:style>
-  <w:style w:type="character" w:styleId="150">
+  <w:style w:type="character" w:styleId="958">
     <w:name w:val="Heading 1 Char"/>
-    <w:basedOn w:val="827"/>
-    <w:link w:val="821"/>
+    <w:basedOn w:val="1008"/>
+    <w:link w:val="1002"/>
     <w:uiPriority w:val="9"/>
     <w:pPr>
       <w:pBdr/>
@@ -34595,10 +34536,10 @@
       <w:szCs w:val="40"/>
     </w:rPr>
   </w:style>
-  <w:style w:type="character" w:styleId="151">
+  <w:style w:type="character" w:styleId="959">
     <w:name w:val="Heading 2 Char"/>
-    <w:basedOn w:val="827"/>
-    <w:link w:val="822"/>
+    <w:basedOn w:val="1008"/>
+    <w:link w:val="1003"/>
     <w:uiPriority w:val="9"/>
     <w:pPr>
       <w:pBdr/>
@@ -34612,10 +34553,10 @@
       <w:szCs w:val="32"/>
     </w:rPr>
   </w:style>
-  <w:style w:type="character" w:styleId="152">
+  <w:style w:type="character" w:styleId="960">
     <w:name w:val="Heading 3 Char"/>
-    <w:basedOn w:val="827"/>
-    <w:link w:val="823"/>
+    <w:basedOn w:val="1008"/>
+    <w:link w:val="1004"/>
     <w:uiPriority w:val="9"/>
     <w:pPr>
       <w:pBdr/>
@@ -34629,10 +34570,10 @@
       <w:szCs w:val="28"/>
     </w:rPr>
   </w:style>
-  <w:style w:type="character" w:styleId="153">
+  <w:style w:type="character" w:styleId="961">
     <w:name w:val="Heading 4 Char"/>
-    <w:basedOn w:val="827"/>
-    <w:link w:val="824"/>
+    <w:basedOn w:val="1008"/>
+    <w:link w:val="1005"/>
     <w:uiPriority w:val="9"/>
     <w:pPr>
       <w:pBdr/>
@@ -34646,10 +34587,10 @@
       <w:color w:val="0f4761" w:themeColor="accent1" w:themeShade="BF"/>
     </w:rPr>
   </w:style>
-  <w:style w:type="character" w:styleId="154">
+  <w:style w:type="character" w:styleId="962">
     <w:name w:val="Heading 5 Char"/>
-    <w:basedOn w:val="827"/>
-    <w:link w:val="825"/>
+    <w:basedOn w:val="1008"/>
+    <w:link w:val="1006"/>
     <w:uiPriority w:val="9"/>
     <w:pPr>
       <w:pBdr/>
@@ -34661,10 +34602,10 @@
       <w:color w:val="0f4761" w:themeColor="accent1" w:themeShade="BF"/>
     </w:rPr>
   </w:style>
-  <w:style w:type="character" w:styleId="155">
+  <w:style w:type="character" w:styleId="963">
     <w:name w:val="Heading 6 Char"/>
-    <w:basedOn w:val="827"/>
-    <w:link w:val="826"/>
+    <w:basedOn w:val="1008"/>
+    <w:link w:val="1007"/>
     <w:uiPriority w:val="9"/>
     <w:pPr>
       <w:pBdr/>
@@ -34678,10 +34619,10 @@
       <w:color w:val="595959" w:themeColor="text1" w:themeTint="A6"/>
     </w:rPr>
   </w:style>
-  <w:style w:type="character" w:styleId="156">
+  <w:style w:type="character" w:styleId="964">
     <w:name w:val="Heading 7 Char"/>
-    <w:basedOn w:val="827"/>
-    <w:link w:val="145"/>
+    <w:basedOn w:val="1008"/>
+    <w:link w:val="955"/>
     <w:uiPriority w:val="9"/>
     <w:pPr>
       <w:pBdr/>
@@ -34693,10 +34634,10 @@
       <w:color w:val="595959" w:themeColor="text1" w:themeTint="A6"/>
     </w:rPr>
   </w:style>
-  <w:style w:type="character" w:styleId="157">
+  <w:style w:type="character" w:styleId="965">
     <w:name w:val="Heading 8 Char"/>
-    <w:basedOn w:val="827"/>
-    <w:link w:val="146"/>
+    <w:basedOn w:val="1008"/>
+    <w:link w:val="956"/>
     <w:uiPriority w:val="9"/>
     <w:pPr>
       <w:pBdr/>
@@ -34710,10 +34651,10 @@
       <w:color w:val="272727" w:themeColor="text1" w:themeTint="D8"/>
     </w:rPr>
   </w:style>
-  <w:style w:type="character" w:styleId="158">
+  <w:style w:type="character" w:styleId="966">
     <w:name w:val="Heading 9 Char"/>
-    <w:basedOn w:val="827"/>
-    <w:link w:val="147"/>
+    <w:basedOn w:val="1008"/>
+    <w:link w:val="957"/>
     <w:uiPriority w:val="9"/>
     <w:pPr>
       <w:pBdr/>
@@ -34727,10 +34668,10 @@
       <w:color w:val="272727" w:themeColor="text1" w:themeTint="D8"/>
     </w:rPr>
   </w:style>
-  <w:style w:type="character" w:styleId="160">
+  <w:style w:type="character" w:styleId="967">
     <w:name w:val="Title Char"/>
-    <w:basedOn w:val="827"/>
-    <w:link w:val="831"/>
+    <w:basedOn w:val="1008"/>
+    <w:link w:val="1012"/>
     <w:uiPriority w:val="10"/>
     <w:pPr>
       <w:pBdr/>
@@ -34744,10 +34685,10 @@
       <w:szCs w:val="56"/>
     </w:rPr>
   </w:style>
-  <w:style w:type="character" w:styleId="162">
+  <w:style w:type="character" w:styleId="968">
     <w:name w:val="Subtitle Char"/>
-    <w:basedOn w:val="827"/>
-    <w:link w:val="846"/>
+    <w:basedOn w:val="1008"/>
+    <w:link w:val="1027"/>
     <w:uiPriority w:val="11"/>
     <w:pPr>
       <w:pBdr/>
@@ -34761,11 +34702,11 @@
       <w:szCs w:val="28"/>
     </w:rPr>
   </w:style>
-  <w:style w:type="paragraph" w:styleId="163">
+  <w:style w:type="paragraph" w:styleId="969">
     <w:name w:val="Quote"/>
-    <w:basedOn w:val="820"/>
-    <w:next w:val="820"/>
-    <w:link w:val="164"/>
+    <w:basedOn w:val="1001"/>
+    <w:next w:val="1001"/>
+    <w:link w:val="970"/>
     <w:uiPriority w:val="29"/>
     <w:qFormat/>
     <w:pPr>
@@ -34780,10 +34721,10 @@
       <w:color w:val="404040" w:themeColor="text1" w:themeTint="BF"/>
     </w:rPr>
   </w:style>
-  <w:style w:type="character" w:styleId="164">
+  <w:style w:type="character" w:styleId="970">
     <w:name w:val="Quote Char"/>
-    <w:basedOn w:val="827"/>
-    <w:link w:val="163"/>
+    <w:basedOn w:val="1008"/>
+    <w:link w:val="969"/>
     <w:uiPriority w:val="29"/>
     <w:pPr>
       <w:pBdr/>
@@ -34796,9 +34737,9 @@
       <w:color w:val="404040" w:themeColor="text1" w:themeTint="BF"/>
     </w:rPr>
   </w:style>
-  <w:style w:type="paragraph" w:styleId="165">
+  <w:style w:type="paragraph" w:styleId="971">
     <w:name w:val="List Paragraph"/>
-    <w:basedOn w:val="820"/>
+    <w:basedOn w:val="1001"/>
     <w:uiPriority w:val="34"/>
     <w:qFormat/>
     <w:pPr>
@@ -34808,9 +34749,9 @@
       <w:contextualSpacing w:val="true"/>
     </w:pPr>
   </w:style>
-  <w:style w:type="character" w:styleId="166">
+  <w:style w:type="character" w:styleId="972">
     <w:name w:val="Intense Emphasis"/>
-    <w:basedOn w:val="827"/>
+    <w:basedOn w:val="1008"/>
     <w:uiPriority w:val="21"/>
     <w:qFormat/>
     <w:pPr>
@@ -34824,11 +34765,11 @@
       <w:color w:val="0f4761" w:themeColor="accent1" w:themeShade="BF"/>
     </w:rPr>
   </w:style>
-  <w:style w:type="paragraph" w:styleId="167">
+  <w:style w:type="paragraph" w:styleId="973">
     <w:name w:val="Intense Quote"/>
-    <w:basedOn w:val="820"/>
-    <w:next w:val="820"/>
-    <w:link w:val="168"/>
+    <w:basedOn w:val="1001"/>
+    <w:next w:val="1001"/>
+    <w:link w:val="974"/>
     <w:uiPriority w:val="30"/>
     <w:qFormat/>
     <w:pPr>
@@ -34846,10 +34787,10 @@
       <w:color w:val="0f4761" w:themeColor="accent1" w:themeShade="BF"/>
     </w:rPr>
   </w:style>
-  <w:style w:type="character" w:styleId="168">
+  <w:style w:type="character" w:styleId="974">
     <w:name w:val="Intense Quote Char"/>
-    <w:basedOn w:val="827"/>
-    <w:link w:val="167"/>
+    <w:basedOn w:val="1008"/>
+    <w:link w:val="973"/>
     <w:uiPriority w:val="30"/>
     <w:pPr>
       <w:pBdr/>
@@ -34862,9 +34803,9 @@
       <w:color w:val="0f4761" w:themeColor="accent1" w:themeShade="BF"/>
     </w:rPr>
   </w:style>
-  <w:style w:type="character" w:styleId="169">
+  <w:style w:type="character" w:styleId="975">
     <w:name w:val="Intense Reference"/>
-    <w:basedOn w:val="827"/>
+    <w:basedOn w:val="1008"/>
     <w:uiPriority w:val="32"/>
     <w:qFormat/>
     <w:pPr>
@@ -34880,9 +34821,9 @@
       <w:spacing w:val="5"/>
     </w:rPr>
   </w:style>
-  <w:style w:type="paragraph" w:styleId="170">
+  <w:style w:type="paragraph" w:styleId="976">
     <w:name w:val="No Spacing"/>
-    <w:basedOn w:val="820"/>
+    <w:basedOn w:val="1001"/>
     <w:uiPriority w:val="1"/>
     <w:qFormat/>
     <w:pPr>
@@ -34891,9 +34832,9 @@
       <w:ind/>
     </w:pPr>
   </w:style>
-  <w:style w:type="character" w:styleId="171">
+  <w:style w:type="character" w:styleId="977">
     <w:name w:val="Subtle Emphasis"/>
-    <w:basedOn w:val="827"/>
+    <w:basedOn w:val="1008"/>
     <w:uiPriority w:val="19"/>
     <w:qFormat/>
     <w:pPr>
@@ -34907,9 +34848,9 @@
       <w:color w:val="404040" w:themeColor="text1" w:themeTint="BF"/>
     </w:rPr>
   </w:style>
-  <w:style w:type="character" w:styleId="172">
+  <w:style w:type="character" w:styleId="978">
     <w:name w:val="Emphasis"/>
-    <w:basedOn w:val="827"/>
+    <w:basedOn w:val="1008"/>
     <w:uiPriority w:val="20"/>
     <w:qFormat/>
     <w:pPr>
@@ -34922,9 +34863,9 @@
       <w:iCs/>
     </w:rPr>
   </w:style>
-  <w:style w:type="character" w:styleId="173">
+  <w:style w:type="character" w:styleId="979">
     <w:name w:val="Strong"/>
-    <w:basedOn w:val="827"/>
+    <w:basedOn w:val="1008"/>
     <w:uiPriority w:val="22"/>
     <w:qFormat/>
     <w:pPr>
@@ -34937,9 +34878,9 @@
       <w:bCs/>
     </w:rPr>
   </w:style>
-  <w:style w:type="character" w:styleId="174">
+  <w:style w:type="character" w:styleId="980">
     <w:name w:val="Subtle Reference"/>
-    <w:basedOn w:val="827"/>
+    <w:basedOn w:val="1008"/>
     <w:uiPriority w:val="31"/>
     <w:qFormat/>
     <w:pPr>
@@ -34952,9 +34893,9 @@
       <w:color w:val="5a5a5a" w:themeColor="text1" w:themeTint="A5"/>
     </w:rPr>
   </w:style>
-  <w:style w:type="character" w:styleId="175">
+  <w:style w:type="character" w:styleId="981">
     <w:name w:val="Book Title"/>
-    <w:basedOn w:val="827"/>
+    <w:basedOn w:val="1008"/>
     <w:uiPriority w:val="33"/>
     <w:qFormat/>
     <w:pPr>
@@ -34970,10 +34911,10 @@
       <w:spacing w:val="5"/>
     </w:rPr>
   </w:style>
-  <w:style w:type="character" w:styleId="177">
+  <w:style w:type="character" w:styleId="982">
     <w:name w:val="Header Char"/>
-    <w:basedOn w:val="827"/>
-    <w:link w:val="838"/>
+    <w:basedOn w:val="1008"/>
+    <w:link w:val="1019"/>
     <w:uiPriority w:val="99"/>
     <w:pPr>
       <w:pBdr/>
@@ -34981,10 +34922,10 @@
       <w:ind/>
     </w:pPr>
   </w:style>
-  <w:style w:type="character" w:styleId="179">
+  <w:style w:type="character" w:styleId="983">
     <w:name w:val="Footer Char"/>
-    <w:basedOn w:val="827"/>
-    <w:link w:val="840"/>
+    <w:basedOn w:val="1008"/>
+    <w:link w:val="1021"/>
     <w:uiPriority w:val="99"/>
     <w:pPr>
       <w:pBdr/>
@@ -34992,10 +34933,10 @@
       <w:ind/>
     </w:pPr>
   </w:style>
-  <w:style w:type="paragraph" w:styleId="180">
+  <w:style w:type="paragraph" w:styleId="984">
     <w:name w:val="Caption"/>
-    <w:basedOn w:val="820"/>
-    <w:next w:val="820"/>
+    <w:basedOn w:val="1001"/>
+    <w:next w:val="1001"/>
     <w:uiPriority w:val="35"/>
     <w:unhideWhenUsed/>
     <w:qFormat/>
@@ -35012,10 +34953,10 @@
       <w:szCs w:val="18"/>
     </w:rPr>
   </w:style>
-  <w:style w:type="paragraph" w:styleId="181">
+  <w:style w:type="paragraph" w:styleId="985">
     <w:name w:val="footnote text"/>
-    <w:basedOn w:val="820"/>
-    <w:link w:val="182"/>
+    <w:basedOn w:val="1001"/>
+    <w:link w:val="986"/>
     <w:uiPriority w:val="99"/>
     <w:semiHidden/>
     <w:unhideWhenUsed/>
@@ -35029,10 +34970,10 @@
       <w:szCs w:val="20"/>
     </w:rPr>
   </w:style>
-  <w:style w:type="character" w:styleId="182">
+  <w:style w:type="character" w:styleId="986">
     <w:name w:val="Footnote Text Char"/>
-    <w:basedOn w:val="827"/>
-    <w:link w:val="181"/>
+    <w:basedOn w:val="1008"/>
+    <w:link w:val="985"/>
     <w:uiPriority w:val="99"/>
     <w:semiHidden/>
     <w:pPr>
@@ -35045,9 +34986,9 @@
       <w:szCs w:val="20"/>
     </w:rPr>
   </w:style>
-  <w:style w:type="character" w:styleId="183">
+  <w:style w:type="character" w:styleId="987">
     <w:name w:val="footnote reference"/>
-    <w:basedOn w:val="827"/>
+    <w:basedOn w:val="1008"/>
     <w:uiPriority w:val="99"/>
     <w:semiHidden/>
     <w:unhideWhenUsed/>
@@ -35060,10 +35001,10 @@
       <w:vertAlign w:val="superscript"/>
     </w:rPr>
   </w:style>
-  <w:style w:type="paragraph" w:styleId="184">
+  <w:style w:type="paragraph" w:styleId="988">
     <w:name w:val="endnote text"/>
-    <w:basedOn w:val="820"/>
-    <w:link w:val="185"/>
+    <w:basedOn w:val="1001"/>
+    <w:link w:val="989"/>
     <w:uiPriority w:val="99"/>
     <w:semiHidden/>
     <w:unhideWhenUsed/>
@@ -35077,10 +35018,10 @@
       <w:szCs w:val="20"/>
     </w:rPr>
   </w:style>
-  <w:style w:type="character" w:styleId="185">
+  <w:style w:type="character" w:styleId="989">
     <w:name w:val="Endnote Text Char"/>
-    <w:basedOn w:val="827"/>
-    <w:link w:val="184"/>
+    <w:basedOn w:val="1008"/>
+    <w:link w:val="988"/>
     <w:uiPriority w:val="99"/>
     <w:semiHidden/>
     <w:pPr>
@@ -35093,9 +35034,9 @@
       <w:szCs w:val="20"/>
     </w:rPr>
   </w:style>
-  <w:style w:type="character" w:styleId="186">
+  <w:style w:type="character" w:styleId="990">
     <w:name w:val="endnote reference"/>
-    <w:basedOn w:val="827"/>
+    <w:basedOn w:val="1008"/>
     <w:uiPriority w:val="99"/>
     <w:semiHidden/>
     <w:unhideWhenUsed/>
@@ -35108,9 +35049,9 @@
       <w:vertAlign w:val="superscript"/>
     </w:rPr>
   </w:style>
-  <w:style w:type="character" w:styleId="188">
+  <w:style w:type="character" w:styleId="991">
     <w:name w:val="FollowedHyperlink"/>
-    <w:basedOn w:val="827"/>
+    <w:basedOn w:val="1008"/>
     <w:uiPriority w:val="99"/>
     <w:semiHidden/>
     <w:unhideWhenUsed/>
@@ -35124,10 +35065,10 @@
       <w:u w:val="single"/>
     </w:rPr>
   </w:style>
-  <w:style w:type="paragraph" w:styleId="191">
+  <w:style w:type="paragraph" w:styleId="992">
     <w:name w:val="toc 3"/>
-    <w:basedOn w:val="820"/>
-    <w:next w:val="820"/>
+    <w:basedOn w:val="1001"/>
+    <w:next w:val="1001"/>
     <w:uiPriority w:val="39"/>
     <w:unhideWhenUsed/>
     <w:pPr>
@@ -35136,10 +35077,10 @@
       <w:ind w:left="440"/>
     </w:pPr>
   </w:style>
-  <w:style w:type="paragraph" w:styleId="192">
+  <w:style w:type="paragraph" w:styleId="993">
     <w:name w:val="toc 4"/>
-    <w:basedOn w:val="820"/>
-    <w:next w:val="820"/>
+    <w:basedOn w:val="1001"/>
+    <w:next w:val="1001"/>
     <w:uiPriority w:val="39"/>
     <w:unhideWhenUsed/>
     <w:pPr>
@@ -35148,10 +35089,10 @@
       <w:ind w:left="660"/>
     </w:pPr>
   </w:style>
-  <w:style w:type="paragraph" w:styleId="193">
+  <w:style w:type="paragraph" w:styleId="994">
     <w:name w:val="toc 5"/>
-    <w:basedOn w:val="820"/>
-    <w:next w:val="820"/>
+    <w:basedOn w:val="1001"/>
+    <w:next w:val="1001"/>
     <w:uiPriority w:val="39"/>
     <w:unhideWhenUsed/>
     <w:pPr>
@@ -35160,10 +35101,10 @@
       <w:ind w:left="880"/>
     </w:pPr>
   </w:style>
-  <w:style w:type="paragraph" w:styleId="194">
+  <w:style w:type="paragraph" w:styleId="995">
     <w:name w:val="toc 6"/>
-    <w:basedOn w:val="820"/>
-    <w:next w:val="820"/>
+    <w:basedOn w:val="1001"/>
+    <w:next w:val="1001"/>
     <w:uiPriority w:val="39"/>
     <w:unhideWhenUsed/>
     <w:pPr>
@@ -35172,10 +35113,10 @@
       <w:ind w:left="1100"/>
     </w:pPr>
   </w:style>
-  <w:style w:type="paragraph" w:styleId="195">
+  <w:style w:type="paragraph" w:styleId="996">
     <w:name w:val="toc 7"/>
-    <w:basedOn w:val="820"/>
-    <w:next w:val="820"/>
+    <w:basedOn w:val="1001"/>
+    <w:next w:val="1001"/>
     <w:uiPriority w:val="39"/>
     <w:unhideWhenUsed/>
     <w:pPr>
@@ -35184,10 +35125,10 @@
       <w:ind w:left="1320"/>
     </w:pPr>
   </w:style>
-  <w:style w:type="paragraph" w:styleId="196">
+  <w:style w:type="paragraph" w:styleId="997">
     <w:name w:val="toc 8"/>
-    <w:basedOn w:val="820"/>
-    <w:next w:val="820"/>
+    <w:basedOn w:val="1001"/>
+    <w:next w:val="1001"/>
     <w:uiPriority w:val="39"/>
     <w:unhideWhenUsed/>
     <w:pPr>
@@ -35196,10 +35137,10 @@
       <w:ind w:left="1540"/>
     </w:pPr>
   </w:style>
-  <w:style w:type="paragraph" w:styleId="197">
+  <w:style w:type="paragraph" w:styleId="998">
     <w:name w:val="toc 9"/>
-    <w:basedOn w:val="820"/>
-    <w:next w:val="820"/>
+    <w:basedOn w:val="1001"/>
+    <w:next w:val="1001"/>
     <w:uiPriority w:val="39"/>
     <w:unhideWhenUsed/>
     <w:pPr>
@@ -35208,9 +35149,9 @@
       <w:ind w:left="1760"/>
     </w:pPr>
   </w:style>
-  <w:style w:type="character" w:styleId="198">
+  <w:style w:type="character" w:styleId="999">
     <w:name w:val="Placeholder Text"/>
-    <w:basedOn w:val="827"/>
+    <w:basedOn w:val="1008"/>
     <w:uiPriority w:val="99"/>
     <w:semiHidden/>
     <w:pPr>
@@ -35222,10 +35163,10 @@
       <w:color w:val="666666"/>
     </w:rPr>
   </w:style>
-  <w:style w:type="paragraph" w:styleId="209">
+  <w:style w:type="paragraph" w:styleId="1000">
     <w:name w:val="table of figures"/>
-    <w:basedOn w:val="820"/>
-    <w:next w:val="820"/>
+    <w:basedOn w:val="1001"/>
+    <w:next w:val="1001"/>
     <w:uiPriority w:val="99"/>
     <w:unhideWhenUsed/>
     <w:pPr>
@@ -35234,7 +35175,7 @@
       <w:ind/>
     </w:pPr>
   </w:style>
-  <w:style w:type="paragraph" w:styleId="820" w:default="1">
+  <w:style w:type="paragraph" w:styleId="1001" w:default="1">
     <w:name w:val="Normal"/>
     <w:qFormat/>
     <w:pPr>
@@ -35243,10 +35184,10 @@
       <w:ind/>
     </w:pPr>
   </w:style>
-  <w:style w:type="paragraph" w:styleId="821">
+  <w:style w:type="paragraph" w:styleId="1002">
     <w:name w:val="Heading 1"/>
-    <w:basedOn w:val="820"/>
-    <w:next w:val="820"/>
+    <w:basedOn w:val="1001"/>
+    <w:next w:val="1001"/>
     <w:uiPriority w:val="9"/>
     <w:qFormat/>
     <w:pPr>
@@ -35266,10 +35207,10 @@
       <w:szCs w:val="32"/>
     </w:rPr>
   </w:style>
-  <w:style w:type="paragraph" w:styleId="822">
+  <w:style w:type="paragraph" w:styleId="1003">
     <w:name w:val="Heading 2"/>
-    <w:basedOn w:val="820"/>
-    <w:next w:val="820"/>
+    <w:basedOn w:val="1001"/>
+    <w:next w:val="1001"/>
     <w:uiPriority w:val="9"/>
     <w:unhideWhenUsed/>
     <w:qFormat/>
@@ -35294,10 +35235,10 @@
       <w:szCs w:val="28"/>
     </w:rPr>
   </w:style>
-  <w:style w:type="paragraph" w:styleId="823">
+  <w:style w:type="paragraph" w:styleId="1004">
     <w:name w:val="Heading 3"/>
-    <w:basedOn w:val="820"/>
-    <w:next w:val="820"/>
+    <w:basedOn w:val="1001"/>
+    <w:next w:val="1001"/>
     <w:uiPriority w:val="9"/>
     <w:semiHidden/>
     <w:unhideWhenUsed/>
@@ -35316,10 +35257,10 @@
       <w:szCs w:val="28"/>
     </w:rPr>
   </w:style>
-  <w:style w:type="paragraph" w:styleId="824">
+  <w:style w:type="paragraph" w:styleId="1005">
     <w:name w:val="Heading 4"/>
-    <w:basedOn w:val="820"/>
-    <w:next w:val="820"/>
+    <w:basedOn w:val="1001"/>
+    <w:next w:val="1001"/>
     <w:uiPriority w:val="9"/>
     <w:semiHidden/>
     <w:unhideWhenUsed/>
@@ -35338,10 +35279,10 @@
       <w:szCs w:val="24"/>
     </w:rPr>
   </w:style>
-  <w:style w:type="paragraph" w:styleId="825">
+  <w:style w:type="paragraph" w:styleId="1006">
     <w:name w:val="Heading 5"/>
-    <w:basedOn w:val="820"/>
-    <w:next w:val="820"/>
+    <w:basedOn w:val="1001"/>
+    <w:next w:val="1001"/>
     <w:uiPriority w:val="9"/>
     <w:semiHidden/>
     <w:unhideWhenUsed/>
@@ -35358,10 +35299,10 @@
       <w:color w:val="666666"/>
     </w:rPr>
   </w:style>
-  <w:style w:type="paragraph" w:styleId="826">
+  <w:style w:type="paragraph" w:styleId="1007">
     <w:name w:val="Heading 6"/>
-    <w:basedOn w:val="820"/>
-    <w:next w:val="820"/>
+    <w:basedOn w:val="1001"/>
+    <w:next w:val="1001"/>
     <w:uiPriority w:val="9"/>
     <w:semiHidden/>
     <w:unhideWhenUsed/>
@@ -35379,7 +35320,7 @@
       <w:color w:val="666666"/>
     </w:rPr>
   </w:style>
-  <w:style w:type="character" w:styleId="827" w:default="1">
+  <w:style w:type="character" w:styleId="1008" w:default="1">
     <w:name w:val="Default Paragraph Font"/>
     <w:uiPriority w:val="1"/>
     <w:semiHidden/>
@@ -35390,7 +35331,7 @@
       <w:ind/>
     </w:pPr>
   </w:style>
-  <w:style w:type="table" w:styleId="828" w:default="1">
+  <w:style w:type="table" w:styleId="1009" w:default="1">
     <w:name w:val="Normal Table"/>
     <w:uiPriority w:val="99"/>
     <w:semiHidden/>
@@ -35583,7 +35524,7 @@
       </w:tcPr>
     </w:tblStylePr>
   </w:style>
-  <w:style w:type="numbering" w:styleId="829" w:default="1">
+  <w:style w:type="numbering" w:styleId="1010" w:default="1">
     <w:name w:val="No List"/>
     <w:uiPriority w:val="99"/>
     <w:semiHidden/>
@@ -35594,7 +35535,7 @@
       <w:ind/>
     </w:pPr>
   </w:style>
-  <w:style w:type="table" w:styleId="830" w:customStyle="1">
+  <w:style w:type="table" w:styleId="1011" w:customStyle="1">
     <w:name w:val="TableNormal"/>
     <w:pPr>
       <w:pBdr/>
@@ -35783,10 +35724,10 @@
       </w:tcPr>
     </w:tblStylePr>
   </w:style>
-  <w:style w:type="paragraph" w:styleId="831">
+  <w:style w:type="paragraph" w:styleId="1012">
     <w:name w:val="Title"/>
-    <w:basedOn w:val="820"/>
-    <w:next w:val="820"/>
+    <w:basedOn w:val="1001"/>
+    <w:next w:val="1001"/>
     <w:uiPriority w:val="10"/>
     <w:qFormat/>
     <w:pPr>
@@ -35801,7 +35742,7 @@
       <w:szCs w:val="52"/>
     </w:rPr>
   </w:style>
-  <w:style w:type="table" w:styleId="832" w:customStyle="1">
+  <w:style w:type="table" w:styleId="1013" w:customStyle="1">
     <w:name w:val="Table Normal"/>
     <w:pPr>
       <w:pBdr/>
@@ -35990,9 +35931,9 @@
       </w:tcPr>
     </w:tblStylePr>
   </w:style>
-  <w:style w:type="table" w:styleId="833" w:customStyle="1">
+  <w:style w:type="table" w:styleId="1014" w:customStyle="1">
     <w:name w:val="StGen0"/>
-    <w:basedOn w:val="832"/>
+    <w:basedOn w:val="1013"/>
     <w:pPr>
       <w:pBdr/>
       <w:spacing/>
@@ -36182,9 +36123,9 @@
       </w:tcPr>
     </w:tblStylePr>
   </w:style>
-  <w:style w:type="table" w:styleId="834" w:customStyle="1">
+  <w:style w:type="table" w:styleId="1015" w:customStyle="1">
     <w:name w:val="StGen1"/>
-    <w:basedOn w:val="832"/>
+    <w:basedOn w:val="1013"/>
     <w:pPr>
       <w:pBdr/>
       <w:spacing/>
@@ -36374,9 +36315,9 @@
       </w:tcPr>
     </w:tblStylePr>
   </w:style>
-  <w:style w:type="table" w:styleId="835" w:customStyle="1">
+  <w:style w:type="table" w:styleId="1016" w:customStyle="1">
     <w:name w:val="StGen2"/>
-    <w:basedOn w:val="832"/>
+    <w:basedOn w:val="1013"/>
     <w:pPr>
       <w:pBdr/>
       <w:spacing/>
@@ -36566,9 +36507,9 @@
       </w:tcPr>
     </w:tblStylePr>
   </w:style>
-  <w:style w:type="table" w:styleId="836" w:customStyle="1">
+  <w:style w:type="table" w:styleId="1017" w:customStyle="1">
     <w:name w:val="StGen3"/>
-    <w:basedOn w:val="832"/>
+    <w:basedOn w:val="1013"/>
     <w:pPr>
       <w:pBdr/>
       <w:spacing/>
@@ -36758,9 +36699,9 @@
       </w:tcPr>
     </w:tblStylePr>
   </w:style>
-  <w:style w:type="table" w:styleId="837" w:customStyle="1">
+  <w:style w:type="table" w:styleId="1018" w:customStyle="1">
     <w:name w:val="StGen4"/>
-    <w:basedOn w:val="832"/>
+    <w:basedOn w:val="1013"/>
     <w:pPr>
       <w:pBdr/>
       <w:spacing/>
@@ -36950,10 +36891,10 @@
       </w:tcPr>
     </w:tblStylePr>
   </w:style>
-  <w:style w:type="paragraph" w:styleId="838">
+  <w:style w:type="paragraph" w:styleId="1019">
     <w:name w:val="Header"/>
-    <w:basedOn w:val="820"/>
-    <w:link w:val="839"/>
+    <w:basedOn w:val="1001"/>
+    <w:link w:val="1020"/>
     <w:uiPriority w:val="99"/>
     <w:unhideWhenUsed/>
     <w:pPr>
@@ -36966,10 +36907,10 @@
       <w:ind/>
     </w:pPr>
   </w:style>
-  <w:style w:type="character" w:styleId="839" w:customStyle="1">
+  <w:style w:type="character" w:styleId="1020" w:customStyle="1">
     <w:name w:val="Encabezado Car"/>
-    <w:basedOn w:val="827"/>
-    <w:link w:val="838"/>
+    <w:basedOn w:val="1008"/>
+    <w:link w:val="1019"/>
     <w:uiPriority w:val="99"/>
     <w:pPr>
       <w:pBdr/>
@@ -36977,10 +36918,10 @@
       <w:ind/>
     </w:pPr>
   </w:style>
-  <w:style w:type="paragraph" w:styleId="840">
+  <w:style w:type="paragraph" w:styleId="1021">
     <w:name w:val="Footer"/>
-    <w:basedOn w:val="820"/>
-    <w:link w:val="841"/>
+    <w:basedOn w:val="1001"/>
+    <w:link w:val="1022"/>
     <w:uiPriority w:val="99"/>
     <w:unhideWhenUsed/>
     <w:pPr>
@@ -36993,10 +36934,10 @@
       <w:ind/>
     </w:pPr>
   </w:style>
-  <w:style w:type="character" w:styleId="841" w:customStyle="1">
+  <w:style w:type="character" w:styleId="1022" w:customStyle="1">
     <w:name w:val="Pie de página Car"/>
-    <w:basedOn w:val="827"/>
-    <w:link w:val="840"/>
+    <w:basedOn w:val="1008"/>
+    <w:link w:val="1021"/>
     <w:uiPriority w:val="99"/>
     <w:pPr>
       <w:pBdr/>
@@ -37004,9 +36945,9 @@
       <w:ind/>
     </w:pPr>
   </w:style>
-  <w:style w:type="paragraph" w:styleId="842">
+  <w:style w:type="paragraph" w:styleId="1023">
     <w:name w:val="TOC Heading"/>
-    <w:next w:val="820"/>
+    <w:next w:val="1001"/>
     <w:uiPriority w:val="39"/>
     <w:unhideWhenUsed/>
     <w:qFormat/>
@@ -37023,10 +36964,10 @@
       <w:lang w:val="es-CL"/>
     </w:rPr>
   </w:style>
-  <w:style w:type="paragraph" w:styleId="843">
+  <w:style w:type="paragraph" w:styleId="1024">
     <w:name w:val="toc 1"/>
-    <w:basedOn w:val="820"/>
-    <w:next w:val="820"/>
+    <w:basedOn w:val="1001"/>
+    <w:next w:val="1001"/>
     <w:uiPriority w:val="39"/>
     <w:unhideWhenUsed/>
     <w:pPr>
@@ -37041,10 +36982,10 @@
       <w:rFonts w:ascii="Calibri" w:hAnsi="Calibri" w:eastAsia="Calibri" w:cs="Calibri"/>
     </w:rPr>
   </w:style>
-  <w:style w:type="paragraph" w:styleId="844">
+  <w:style w:type="paragraph" w:styleId="1025">
     <w:name w:val="toc 2"/>
-    <w:basedOn w:val="820"/>
-    <w:next w:val="820"/>
+    <w:basedOn w:val="1001"/>
+    <w:next w:val="1001"/>
     <w:uiPriority w:val="39"/>
     <w:unhideWhenUsed/>
     <w:pPr>
@@ -37053,9 +36994,9 @@
       <w:ind w:left="220"/>
     </w:pPr>
   </w:style>
-  <w:style w:type="character" w:styleId="845">
+  <w:style w:type="character" w:styleId="1026">
     <w:name w:val="Hyperlink"/>
-    <w:basedOn w:val="827"/>
+    <w:basedOn w:val="1008"/>
     <w:uiPriority w:val="99"/>
     <w:unhideWhenUsed/>
     <w:pPr>
@@ -37068,10 +37009,10 @@
       <w:u w:val="single"/>
     </w:rPr>
   </w:style>
-  <w:style w:type="paragraph" w:styleId="846">
+  <w:style w:type="paragraph" w:styleId="1027">
     <w:name w:val="Subtitle"/>
-    <w:basedOn w:val="820"/>
-    <w:next w:val="820"/>
+    <w:basedOn w:val="1001"/>
+    <w:next w:val="1001"/>
     <w:uiPriority w:val="11"/>
     <w:qFormat/>
     <w:pPr>
